--- a/Отчёты/Практика_07_Кашпирев_МД.docx
+++ b/Отчёты/Практика_07_Кашпирев_МД.docx
@@ -42,7 +42,7 @@
                 <w:sz w:val="24"/>
               </w:rPr>
               <w:drawing>
-                <wp:inline distT="0" distB="0" distL="0" distR="0" wp14:anchorId="17C9021E" wp14:editId="1562F91D">
+                <wp:inline distT="0" distB="0" distL="0" distR="0" wp14:anchorId="4C01CC7B" wp14:editId="7C0E76CD">
                   <wp:extent cx="1066800" cy="1066800"/>
                   <wp:effectExtent l="0" t="0" r="0" b="0"/>
                   <wp:docPr id="1" name="Рисунок 3"/>
@@ -221,7 +221,7 @@
               <mc:AlternateContent>
                 <mc:Choice Requires="wps">
                   <w:drawing>
-                    <wp:inline distT="0" distB="0" distL="0" distR="0" wp14:anchorId="10FB9A91" wp14:editId="1F6555AA">
+                    <wp:inline distT="0" distB="0" distL="0" distR="0" wp14:anchorId="51F09ACC" wp14:editId="166F558F">
                       <wp:extent cx="5600700" cy="1270"/>
                       <wp:effectExtent l="19050" t="19050" r="19050" b="27305"/>
                       <wp:docPr id="2" name="Прямая соединительная линия 2"/>
@@ -883,7 +883,7 @@
       <w:r>
         <w:fldChar w:fldCharType="separate"/>
       </w:r>
-      <w:hyperlink w:anchor="_Toc242034035" w:history="1">
+      <w:hyperlink w:anchor="_Toc242052123" w:history="1">
         <w:r>
           <w:rPr>
             <w:rStyle w:val="aff8"/>
@@ -911,7 +911,7 @@
             <w:noProof/>
             <w:webHidden/>
           </w:rPr>
-          <w:instrText xml:space="preserve"> PAGEREF _Toc242034035 \h </w:instrText>
+          <w:instrText xml:space="preserve"> PAGEREF _Toc242052123 \h </w:instrText>
         </w:r>
         <w:r>
           <w:rPr>
@@ -956,14 +956,14 @@
           <w:lang w:val="ru-RU" w:eastAsia="ru-RU"/>
         </w:rPr>
       </w:pPr>
-      <w:hyperlink w:anchor="_Toc242034036" w:history="1">
+      <w:hyperlink w:anchor="_Toc242052124" w:history="1">
         <w:r>
           <w:rPr>
             <w:rStyle w:val="aff8"/>
             <w:rFonts w:eastAsiaTheme="majorEastAsia"/>
             <w:noProof/>
           </w:rPr>
-          <w:t>1 Реализация приложения</w:t>
+          <w:t>1 Требования и теоретические основы</w:t>
         </w:r>
         <w:r>
           <w:rPr>
@@ -984,7 +984,7 @@
             <w:noProof/>
             <w:webHidden/>
           </w:rPr>
-          <w:instrText xml:space="preserve"> PAGEREF _Toc242034036 \h </w:instrText>
+          <w:instrText xml:space="preserve"> PAGEREF _Toc242052124 \h </w:instrText>
         </w:r>
         <w:r>
           <w:rPr>
@@ -1017,7 +1017,7 @@
     </w:p>
     <w:p>
       <w:pPr>
-        <w:pStyle w:val="14"/>
+        <w:pStyle w:val="2c"/>
         <w:tabs>
           <w:tab w:val="right" w:leader="dot" w:pos="9345"/>
         </w:tabs>
@@ -1029,14 +1029,14 @@
           <w:lang w:val="ru-RU" w:eastAsia="ru-RU"/>
         </w:rPr>
       </w:pPr>
-      <w:hyperlink w:anchor="_Toc242034037" w:history="1">
+      <w:hyperlink w:anchor="_Toc242052125" w:history="1">
         <w:r>
           <w:rPr>
             <w:rStyle w:val="aff8"/>
             <w:rFonts w:eastAsiaTheme="majorEastAsia"/>
             <w:noProof/>
           </w:rPr>
-          <w:t>2 Запуск и проверка</w:t>
+          <w:t>1.1 Соответствие условиям задания</w:t>
         </w:r>
         <w:r>
           <w:rPr>
@@ -1057,7 +1057,153 @@
             <w:noProof/>
             <w:webHidden/>
           </w:rPr>
-          <w:instrText xml:space="preserve"> PAGEREF _Toc242034037 \h </w:instrText>
+          <w:instrText xml:space="preserve"> PAGEREF _Toc242052125 \h </w:instrText>
+        </w:r>
+        <w:r>
+          <w:rPr>
+            <w:noProof/>
+            <w:webHidden/>
+          </w:rPr>
+        </w:r>
+        <w:r>
+          <w:rPr>
+            <w:noProof/>
+            <w:webHidden/>
+          </w:rPr>
+          <w:fldChar w:fldCharType="separate"/>
+        </w:r>
+        <w:r>
+          <w:rPr>
+            <w:noProof/>
+            <w:webHidden/>
+          </w:rPr>
+          <w:t>4</w:t>
+        </w:r>
+        <w:r>
+          <w:rPr>
+            <w:noProof/>
+            <w:webHidden/>
+          </w:rPr>
+          <w:fldChar w:fldCharType="end"/>
+        </w:r>
+      </w:hyperlink>
+    </w:p>
+    <w:p>
+      <w:pPr>
+        <w:pStyle w:val="2c"/>
+        <w:tabs>
+          <w:tab w:val="right" w:leader="dot" w:pos="9345"/>
+        </w:tabs>
+        <w:rPr>
+          <w:rFonts w:asciiTheme="minorHAnsi" w:eastAsiaTheme="minorEastAsia" w:hAnsiTheme="minorHAnsi" w:cstheme="minorBidi"/>
+          <w:noProof/>
+          <w:color w:val="auto"/>
+          <w:sz w:val="22"/>
+          <w:lang w:val="ru-RU" w:eastAsia="ru-RU"/>
+        </w:rPr>
+      </w:pPr>
+      <w:hyperlink w:anchor="_Toc242052126" w:history="1">
+        <w:r>
+          <w:rPr>
+            <w:rStyle w:val="aff8"/>
+            <w:rFonts w:eastAsiaTheme="majorEastAsia"/>
+            <w:noProof/>
+          </w:rPr>
+          <w:t>1.2 HTTP на Spring WebFlux</w:t>
+        </w:r>
+        <w:r>
+          <w:rPr>
+            <w:noProof/>
+            <w:webHidden/>
+          </w:rPr>
+          <w:tab/>
+        </w:r>
+        <w:r>
+          <w:rPr>
+            <w:noProof/>
+            <w:webHidden/>
+          </w:rPr>
+          <w:fldChar w:fldCharType="begin"/>
+        </w:r>
+        <w:r>
+          <w:rPr>
+            <w:noProof/>
+            <w:webHidden/>
+          </w:rPr>
+          <w:instrText xml:space="preserve"> PAGEREF _Toc242052126 \h </w:instrText>
+        </w:r>
+        <w:r>
+          <w:rPr>
+            <w:noProof/>
+            <w:webHidden/>
+          </w:rPr>
+        </w:r>
+        <w:r>
+          <w:rPr>
+            <w:noProof/>
+            <w:webHidden/>
+          </w:rPr>
+          <w:fldChar w:fldCharType="separate"/>
+        </w:r>
+        <w:r>
+          <w:rPr>
+            <w:noProof/>
+            <w:webHidden/>
+          </w:rPr>
+          <w:t>4</w:t>
+        </w:r>
+        <w:r>
+          <w:rPr>
+            <w:noProof/>
+            <w:webHidden/>
+          </w:rPr>
+          <w:fldChar w:fldCharType="end"/>
+        </w:r>
+      </w:hyperlink>
+    </w:p>
+    <w:p>
+      <w:pPr>
+        <w:pStyle w:val="2c"/>
+        <w:tabs>
+          <w:tab w:val="right" w:leader="dot" w:pos="9345"/>
+        </w:tabs>
+        <w:rPr>
+          <w:rFonts w:asciiTheme="minorHAnsi" w:eastAsiaTheme="minorEastAsia" w:hAnsiTheme="minorHAnsi" w:cstheme="minorBidi"/>
+          <w:noProof/>
+          <w:color w:val="auto"/>
+          <w:sz w:val="22"/>
+          <w:lang w:val="ru-RU" w:eastAsia="ru-RU"/>
+        </w:rPr>
+      </w:pPr>
+      <w:hyperlink w:anchor="_Toc242052127" w:history="1">
+        <w:r>
+          <w:rPr>
+            <w:rStyle w:val="aff8"/>
+            <w:rFonts w:eastAsiaTheme="majorEastAsia"/>
+            <w:noProof/>
+          </w:rPr>
+          <w:t>1.3 Состояние и горячий поток</w:t>
+        </w:r>
+        <w:r>
+          <w:rPr>
+            <w:noProof/>
+            <w:webHidden/>
+          </w:rPr>
+          <w:tab/>
+        </w:r>
+        <w:r>
+          <w:rPr>
+            <w:noProof/>
+            <w:webHidden/>
+          </w:rPr>
+          <w:fldChar w:fldCharType="begin"/>
+        </w:r>
+        <w:r>
+          <w:rPr>
+            <w:noProof/>
+            <w:webHidden/>
+          </w:rPr>
+          <w:instrText xml:space="preserve"> PAGEREF _Toc242052127 \h </w:instrText>
         </w:r>
         <w:r>
           <w:rPr>
@@ -1102,14 +1248,14 @@
           <w:lang w:val="ru-RU" w:eastAsia="ru-RU"/>
         </w:rPr>
       </w:pPr>
-      <w:hyperlink w:anchor="_Toc242034038" w:history="1">
+      <w:hyperlink w:anchor="_Toc242052128" w:history="1">
         <w:r>
           <w:rPr>
             <w:rStyle w:val="aff8"/>
             <w:rFonts w:eastAsiaTheme="majorEastAsia"/>
             <w:noProof/>
           </w:rPr>
-          <w:t>2.1 Результаты выполнения</w:t>
+          <w:t>1.4 SSE и внешний реактивный запрос</w:t>
         </w:r>
         <w:r>
           <w:rPr>
@@ -1130,7 +1276,7 @@
             <w:noProof/>
             <w:webHidden/>
           </w:rPr>
-          <w:instrText xml:space="preserve"> PAGEREF _Toc242034038 \h </w:instrText>
+          <w:instrText xml:space="preserve"> PAGEREF _Toc242052128 \h </w:instrText>
         </w:r>
         <w:r>
           <w:rPr>
@@ -1150,7 +1296,7 @@
             <w:noProof/>
             <w:webHidden/>
           </w:rPr>
-          <w:t>6</w:t>
+          <w:t>5</w:t>
         </w:r>
         <w:r>
           <w:rPr>
@@ -1175,14 +1321,14 @@
           <w:lang w:val="ru-RU" w:eastAsia="ru-RU"/>
         </w:rPr>
       </w:pPr>
-      <w:hyperlink w:anchor="_Toc242034039" w:history="1">
+      <w:hyperlink w:anchor="_Toc242052129" w:history="1">
         <w:r>
           <w:rPr>
             <w:rStyle w:val="aff8"/>
             <w:rFonts w:eastAsiaTheme="majorEastAsia"/>
             <w:noProof/>
           </w:rPr>
-          <w:t>3 Прохождение BootcampLabs</w:t>
+          <w:t>2 Проектирование и реализация</w:t>
         </w:r>
         <w:r>
           <w:rPr>
@@ -1203,7 +1349,372 @@
             <w:noProof/>
             <w:webHidden/>
           </w:rPr>
-          <w:instrText xml:space="preserve"> PAGEREF _Toc242034039 \h </w:instrText>
+          <w:instrText xml:space="preserve"> PAGEREF _Toc242052129 \h </w:instrText>
+        </w:r>
+        <w:r>
+          <w:rPr>
+            <w:noProof/>
+            <w:webHidden/>
+          </w:rPr>
+        </w:r>
+        <w:r>
+          <w:rPr>
+            <w:noProof/>
+            <w:webHidden/>
+          </w:rPr>
+          <w:fldChar w:fldCharType="separate"/>
+        </w:r>
+        <w:r>
+          <w:rPr>
+            <w:noProof/>
+            <w:webHidden/>
+          </w:rPr>
+          <w:t>7</w:t>
+        </w:r>
+        <w:r>
+          <w:rPr>
+            <w:noProof/>
+            <w:webHidden/>
+          </w:rPr>
+          <w:fldChar w:fldCharType="end"/>
+        </w:r>
+      </w:hyperlink>
+    </w:p>
+    <w:p>
+      <w:pPr>
+        <w:pStyle w:val="2c"/>
+        <w:tabs>
+          <w:tab w:val="right" w:leader="dot" w:pos="9345"/>
+        </w:tabs>
+        <w:rPr>
+          <w:rFonts w:asciiTheme="minorHAnsi" w:eastAsiaTheme="minorEastAsia" w:hAnsiTheme="minorHAnsi" w:cstheme="minorBidi"/>
+          <w:noProof/>
+          <w:color w:val="auto"/>
+          <w:sz w:val="22"/>
+          <w:lang w:val="ru-RU" w:eastAsia="ru-RU"/>
+        </w:rPr>
+      </w:pPr>
+      <w:hyperlink w:anchor="_Toc242052130" w:history="1">
+        <w:r>
+          <w:rPr>
+            <w:rStyle w:val="aff8"/>
+            <w:rFonts w:eastAsiaTheme="majorEastAsia"/>
+            <w:noProof/>
+          </w:rPr>
+          <w:t>2.1 Структура и модель данных</w:t>
+        </w:r>
+        <w:r>
+          <w:rPr>
+            <w:noProof/>
+            <w:webHidden/>
+          </w:rPr>
+          <w:tab/>
+        </w:r>
+        <w:r>
+          <w:rPr>
+            <w:noProof/>
+            <w:webHidden/>
+          </w:rPr>
+          <w:fldChar w:fldCharType="begin"/>
+        </w:r>
+        <w:r>
+          <w:rPr>
+            <w:noProof/>
+            <w:webHidden/>
+          </w:rPr>
+          <w:instrText xml:space="preserve"> PAGEREF _Toc242052130 \h </w:instrText>
+        </w:r>
+        <w:r>
+          <w:rPr>
+            <w:noProof/>
+            <w:webHidden/>
+          </w:rPr>
+        </w:r>
+        <w:r>
+          <w:rPr>
+            <w:noProof/>
+            <w:webHidden/>
+          </w:rPr>
+          <w:fldChar w:fldCharType="separate"/>
+        </w:r>
+        <w:r>
+          <w:rPr>
+            <w:noProof/>
+            <w:webHidden/>
+          </w:rPr>
+          <w:t>7</w:t>
+        </w:r>
+        <w:r>
+          <w:rPr>
+            <w:noProof/>
+            <w:webHidden/>
+          </w:rPr>
+          <w:fldChar w:fldCharType="end"/>
+        </w:r>
+      </w:hyperlink>
+    </w:p>
+    <w:p>
+      <w:pPr>
+        <w:pStyle w:val="2c"/>
+        <w:tabs>
+          <w:tab w:val="right" w:leader="dot" w:pos="9345"/>
+        </w:tabs>
+        <w:rPr>
+          <w:rFonts w:asciiTheme="minorHAnsi" w:eastAsiaTheme="minorEastAsia" w:hAnsiTheme="minorHAnsi" w:cstheme="minorBidi"/>
+          <w:noProof/>
+          <w:color w:val="auto"/>
+          <w:sz w:val="22"/>
+          <w:lang w:val="ru-RU" w:eastAsia="ru-RU"/>
+        </w:rPr>
+      </w:pPr>
+      <w:hyperlink w:anchor="_Toc242052131" w:history="1">
+        <w:r>
+          <w:rPr>
+            <w:rStyle w:val="aff8"/>
+            <w:rFonts w:eastAsiaTheme="majorEastAsia"/>
+            <w:noProof/>
+          </w:rPr>
+          <w:t>2.2 Модель и операции CRUD</w:t>
+        </w:r>
+        <w:r>
+          <w:rPr>
+            <w:noProof/>
+            <w:webHidden/>
+          </w:rPr>
+          <w:tab/>
+        </w:r>
+        <w:r>
+          <w:rPr>
+            <w:noProof/>
+            <w:webHidden/>
+          </w:rPr>
+          <w:fldChar w:fldCharType="begin"/>
+        </w:r>
+        <w:r>
+          <w:rPr>
+            <w:noProof/>
+            <w:webHidden/>
+          </w:rPr>
+          <w:instrText xml:space="preserve"> PAGEREF _Toc242052131 \h </w:instrText>
+        </w:r>
+        <w:r>
+          <w:rPr>
+            <w:noProof/>
+            <w:webHidden/>
+          </w:rPr>
+        </w:r>
+        <w:r>
+          <w:rPr>
+            <w:noProof/>
+            <w:webHidden/>
+          </w:rPr>
+          <w:fldChar w:fldCharType="separate"/>
+        </w:r>
+        <w:r>
+          <w:rPr>
+            <w:noProof/>
+            <w:webHidden/>
+          </w:rPr>
+          <w:t>8</w:t>
+        </w:r>
+        <w:r>
+          <w:rPr>
+            <w:noProof/>
+            <w:webHidden/>
+          </w:rPr>
+          <w:fldChar w:fldCharType="end"/>
+        </w:r>
+      </w:hyperlink>
+    </w:p>
+    <w:p>
+      <w:pPr>
+        <w:pStyle w:val="2c"/>
+        <w:tabs>
+          <w:tab w:val="right" w:leader="dot" w:pos="9345"/>
+        </w:tabs>
+        <w:rPr>
+          <w:rFonts w:asciiTheme="minorHAnsi" w:eastAsiaTheme="minorEastAsia" w:hAnsiTheme="minorHAnsi" w:cstheme="minorBidi"/>
+          <w:noProof/>
+          <w:color w:val="auto"/>
+          <w:sz w:val="22"/>
+          <w:lang w:val="ru-RU" w:eastAsia="ru-RU"/>
+        </w:rPr>
+      </w:pPr>
+      <w:hyperlink w:anchor="_Toc242052132" w:history="1">
+        <w:r>
+          <w:rPr>
+            <w:rStyle w:val="aff8"/>
+            <w:rFonts w:eastAsiaTheme="majorEastAsia"/>
+            <w:noProof/>
+          </w:rPr>
+          <w:t>2.3 Операторы и отсутствие данных</w:t>
+        </w:r>
+        <w:r>
+          <w:rPr>
+            <w:noProof/>
+            <w:webHidden/>
+          </w:rPr>
+          <w:tab/>
+        </w:r>
+        <w:r>
+          <w:rPr>
+            <w:noProof/>
+            <w:webHidden/>
+          </w:rPr>
+          <w:fldChar w:fldCharType="begin"/>
+        </w:r>
+        <w:r>
+          <w:rPr>
+            <w:noProof/>
+            <w:webHidden/>
+          </w:rPr>
+          <w:instrText xml:space="preserve"> PAGEREF _Toc242052132 \h </w:instrText>
+        </w:r>
+        <w:r>
+          <w:rPr>
+            <w:noProof/>
+            <w:webHidden/>
+          </w:rPr>
+        </w:r>
+        <w:r>
+          <w:rPr>
+            <w:noProof/>
+            <w:webHidden/>
+          </w:rPr>
+          <w:fldChar w:fldCharType="separate"/>
+        </w:r>
+        <w:r>
+          <w:rPr>
+            <w:noProof/>
+            <w:webHidden/>
+          </w:rPr>
+          <w:t>8</w:t>
+        </w:r>
+        <w:r>
+          <w:rPr>
+            <w:noProof/>
+            <w:webHidden/>
+          </w:rPr>
+          <w:fldChar w:fldCharType="end"/>
+        </w:r>
+      </w:hyperlink>
+    </w:p>
+    <w:p>
+      <w:pPr>
+        <w:pStyle w:val="2c"/>
+        <w:tabs>
+          <w:tab w:val="right" w:leader="dot" w:pos="9345"/>
+        </w:tabs>
+        <w:rPr>
+          <w:rFonts w:asciiTheme="minorHAnsi" w:eastAsiaTheme="minorEastAsia" w:hAnsiTheme="minorHAnsi" w:cstheme="minorBidi"/>
+          <w:noProof/>
+          <w:color w:val="auto"/>
+          <w:sz w:val="22"/>
+          <w:lang w:val="ru-RU" w:eastAsia="ru-RU"/>
+        </w:rPr>
+      </w:pPr>
+      <w:hyperlink w:anchor="_Toc242052133" w:history="1">
+        <w:r>
+          <w:rPr>
+            <w:rStyle w:val="aff8"/>
+            <w:rFonts w:eastAsiaTheme="majorEastAsia"/>
+            <w:noProof/>
+          </w:rPr>
+          <w:t>2.4 Контроль этапов доставки</w:t>
+        </w:r>
+        <w:r>
+          <w:rPr>
+            <w:noProof/>
+            <w:webHidden/>
+          </w:rPr>
+          <w:tab/>
+        </w:r>
+        <w:r>
+          <w:rPr>
+            <w:noProof/>
+            <w:webHidden/>
+          </w:rPr>
+          <w:fldChar w:fldCharType="begin"/>
+        </w:r>
+        <w:r>
+          <w:rPr>
+            <w:noProof/>
+            <w:webHidden/>
+          </w:rPr>
+          <w:instrText xml:space="preserve"> PAGEREF _Toc242052133 \h </w:instrText>
+        </w:r>
+        <w:r>
+          <w:rPr>
+            <w:noProof/>
+            <w:webHidden/>
+          </w:rPr>
+        </w:r>
+        <w:r>
+          <w:rPr>
+            <w:noProof/>
+            <w:webHidden/>
+          </w:rPr>
+          <w:fldChar w:fldCharType="separate"/>
+        </w:r>
+        <w:r>
+          <w:rPr>
+            <w:noProof/>
+            <w:webHidden/>
+          </w:rPr>
+          <w:t>8</w:t>
+        </w:r>
+        <w:r>
+          <w:rPr>
+            <w:noProof/>
+            <w:webHidden/>
+          </w:rPr>
+          <w:fldChar w:fldCharType="end"/>
+        </w:r>
+      </w:hyperlink>
+    </w:p>
+    <w:p>
+      <w:pPr>
+        <w:pStyle w:val="2c"/>
+        <w:tabs>
+          <w:tab w:val="right" w:leader="dot" w:pos="9345"/>
+        </w:tabs>
+        <w:rPr>
+          <w:rFonts w:asciiTheme="minorHAnsi" w:eastAsiaTheme="minorEastAsia" w:hAnsiTheme="minorHAnsi" w:cstheme="minorBidi"/>
+          <w:noProof/>
+          <w:color w:val="auto"/>
+          <w:sz w:val="22"/>
+          <w:lang w:val="ru-RU" w:eastAsia="ru-RU"/>
+        </w:rPr>
+      </w:pPr>
+      <w:hyperlink w:anchor="_Toc242052134" w:history="1">
+        <w:r>
+          <w:rPr>
+            <w:rStyle w:val="aff8"/>
+            <w:rFonts w:eastAsiaTheme="majorEastAsia"/>
+            <w:noProof/>
+          </w:rPr>
+          <w:t>2.5 Реальный поток изменений и WebClient</w:t>
+        </w:r>
+        <w:r>
+          <w:rPr>
+            <w:noProof/>
+            <w:webHidden/>
+          </w:rPr>
+          <w:tab/>
+        </w:r>
+        <w:r>
+          <w:rPr>
+            <w:noProof/>
+            <w:webHidden/>
+          </w:rPr>
+          <w:fldChar w:fldCharType="begin"/>
+        </w:r>
+        <w:r>
+          <w:rPr>
+            <w:noProof/>
+            <w:webHidden/>
+          </w:rPr>
+          <w:instrText xml:space="preserve"> PAGEREF _Toc242052134 \h </w:instrText>
         </w:r>
         <w:r>
           <w:rPr>
@@ -1236,7 +1747,7 @@
     </w:p>
     <w:p>
       <w:pPr>
-        <w:pStyle w:val="14"/>
+        <w:pStyle w:val="2c"/>
         <w:tabs>
           <w:tab w:val="right" w:leader="dot" w:pos="9345"/>
         </w:tabs>
@@ -1248,14 +1759,14 @@
           <w:lang w:val="ru-RU" w:eastAsia="ru-RU"/>
         </w:rPr>
       </w:pPr>
-      <w:hyperlink w:anchor="_Toc242034040" w:history="1">
+      <w:hyperlink w:anchor="_Toc242052135" w:history="1">
         <w:r>
           <w:rPr>
             <w:rStyle w:val="aff8"/>
             <w:rFonts w:eastAsiaTheme="majorEastAsia"/>
             <w:noProof/>
           </w:rPr>
-          <w:t>ЗАКЛЮЧЕНИЕ</w:t>
+          <w:t>2.6 Практическое сравнение с RSocket</w:t>
         </w:r>
         <w:r>
           <w:rPr>
@@ -1276,7 +1787,80 @@
             <w:noProof/>
             <w:webHidden/>
           </w:rPr>
-          <w:instrText xml:space="preserve"> PAGEREF _Toc242034040 \h </w:instrText>
+          <w:instrText xml:space="preserve"> PAGEREF _Toc242052135 \h </w:instrText>
+        </w:r>
+        <w:r>
+          <w:rPr>
+            <w:noProof/>
+            <w:webHidden/>
+          </w:rPr>
+        </w:r>
+        <w:r>
+          <w:rPr>
+            <w:noProof/>
+            <w:webHidden/>
+          </w:rPr>
+          <w:fldChar w:fldCharType="separate"/>
+        </w:r>
+        <w:r>
+          <w:rPr>
+            <w:noProof/>
+            <w:webHidden/>
+          </w:rPr>
+          <w:t>9</w:t>
+        </w:r>
+        <w:r>
+          <w:rPr>
+            <w:noProof/>
+            <w:webHidden/>
+          </w:rPr>
+          <w:fldChar w:fldCharType="end"/>
+        </w:r>
+      </w:hyperlink>
+    </w:p>
+    <w:p>
+      <w:pPr>
+        <w:pStyle w:val="2c"/>
+        <w:tabs>
+          <w:tab w:val="right" w:leader="dot" w:pos="9345"/>
+        </w:tabs>
+        <w:rPr>
+          <w:rFonts w:asciiTheme="minorHAnsi" w:eastAsiaTheme="minorEastAsia" w:hAnsiTheme="minorHAnsi" w:cstheme="minorBidi"/>
+          <w:noProof/>
+          <w:color w:val="auto"/>
+          <w:sz w:val="22"/>
+          <w:lang w:val="ru-RU" w:eastAsia="ru-RU"/>
+        </w:rPr>
+      </w:pPr>
+      <w:hyperlink w:anchor="_Toc242052136" w:history="1">
+        <w:r>
+          <w:rPr>
+            <w:rStyle w:val="aff8"/>
+            <w:rFonts w:eastAsiaTheme="majorEastAsia"/>
+            <w:noProof/>
+          </w:rPr>
+          <w:t>2.7 Ключевые фрагменты исходного кода</w:t>
+        </w:r>
+        <w:r>
+          <w:rPr>
+            <w:noProof/>
+            <w:webHidden/>
+          </w:rPr>
+          <w:tab/>
+        </w:r>
+        <w:r>
+          <w:rPr>
+            <w:noProof/>
+            <w:webHidden/>
+          </w:rPr>
+          <w:fldChar w:fldCharType="begin"/>
+        </w:r>
+        <w:r>
+          <w:rPr>
+            <w:noProof/>
+            <w:webHidden/>
+          </w:rPr>
+          <w:instrText xml:space="preserve"> PAGEREF _Toc242052136 \h </w:instrText>
         </w:r>
         <w:r>
           <w:rPr>
@@ -1309,18 +1893,602 @@
     </w:p>
     <w:p>
       <w:pPr>
-        <w:ind w:firstLine="0"/>
-      </w:pPr>
-      <w:r>
-        <w:fldChar w:fldCharType="end"/>
-      </w:r>
+        <w:pStyle w:val="14"/>
+        <w:tabs>
+          <w:tab w:val="right" w:leader="dot" w:pos="9345"/>
+        </w:tabs>
+        <w:rPr>
+          <w:rFonts w:asciiTheme="minorHAnsi" w:eastAsiaTheme="minorEastAsia" w:hAnsiTheme="minorHAnsi" w:cstheme="minorBidi"/>
+          <w:noProof/>
+          <w:color w:val="auto"/>
+          <w:sz w:val="22"/>
+          <w:lang w:val="ru-RU" w:eastAsia="ru-RU"/>
+        </w:rPr>
+      </w:pPr>
+      <w:hyperlink w:anchor="_Toc242052137" w:history="1">
+        <w:r>
+          <w:rPr>
+            <w:rStyle w:val="aff8"/>
+            <w:rFonts w:eastAsiaTheme="majorEastAsia"/>
+            <w:noProof/>
+          </w:rPr>
+          <w:t>3 Запуск и проверка результатов</w:t>
+        </w:r>
+        <w:r>
+          <w:rPr>
+            <w:noProof/>
+            <w:webHidden/>
+          </w:rPr>
+          <w:tab/>
+        </w:r>
+        <w:r>
+          <w:rPr>
+            <w:noProof/>
+            <w:webHidden/>
+          </w:rPr>
+          <w:fldChar w:fldCharType="begin"/>
+        </w:r>
+        <w:r>
+          <w:rPr>
+            <w:noProof/>
+            <w:webHidden/>
+          </w:rPr>
+          <w:instrText xml:space="preserve"> PAGEREF _Toc242052137 \h </w:instrText>
+        </w:r>
+        <w:r>
+          <w:rPr>
+            <w:noProof/>
+            <w:webHidden/>
+          </w:rPr>
+        </w:r>
+        <w:r>
+          <w:rPr>
+            <w:noProof/>
+            <w:webHidden/>
+          </w:rPr>
+          <w:fldChar w:fldCharType="separate"/>
+        </w:r>
+        <w:r>
+          <w:rPr>
+            <w:noProof/>
+            <w:webHidden/>
+          </w:rPr>
+          <w:t>12</w:t>
+        </w:r>
+        <w:r>
+          <w:rPr>
+            <w:noProof/>
+            <w:webHidden/>
+          </w:rPr>
+          <w:fldChar w:fldCharType="end"/>
+        </w:r>
+      </w:hyperlink>
     </w:p>
     <w:p>
       <w:pPr>
+        <w:pStyle w:val="2c"/>
+        <w:tabs>
+          <w:tab w:val="right" w:leader="dot" w:pos="9345"/>
+        </w:tabs>
+        <w:rPr>
+          <w:rFonts w:asciiTheme="minorHAnsi" w:eastAsiaTheme="minorEastAsia" w:hAnsiTheme="minorHAnsi" w:cstheme="minorBidi"/>
+          <w:noProof/>
+          <w:color w:val="auto"/>
+          <w:sz w:val="22"/>
+          <w:lang w:val="ru-RU" w:eastAsia="ru-RU"/>
+        </w:rPr>
+      </w:pPr>
+      <w:hyperlink w:anchor="_Toc242052138" w:history="1">
+        <w:r>
+          <w:rPr>
+            <w:rStyle w:val="aff8"/>
+            <w:rFonts w:eastAsiaTheme="majorEastAsia"/>
+            <w:noProof/>
+          </w:rPr>
+          <w:t>3.1 Подготовка окружения и запуск</w:t>
+        </w:r>
+        <w:r>
+          <w:rPr>
+            <w:noProof/>
+            <w:webHidden/>
+          </w:rPr>
+          <w:tab/>
+        </w:r>
+        <w:r>
+          <w:rPr>
+            <w:noProof/>
+            <w:webHidden/>
+          </w:rPr>
+          <w:fldChar w:fldCharType="begin"/>
+        </w:r>
+        <w:r>
+          <w:rPr>
+            <w:noProof/>
+            <w:webHidden/>
+          </w:rPr>
+          <w:instrText xml:space="preserve"> PAGEREF _Toc242052138 \h </w:instrText>
+        </w:r>
+        <w:r>
+          <w:rPr>
+            <w:noProof/>
+            <w:webHidden/>
+          </w:rPr>
+        </w:r>
+        <w:r>
+          <w:rPr>
+            <w:noProof/>
+            <w:webHidden/>
+          </w:rPr>
+          <w:fldChar w:fldCharType="separate"/>
+        </w:r>
+        <w:r>
+          <w:rPr>
+            <w:noProof/>
+            <w:webHidden/>
+          </w:rPr>
+          <w:t>12</w:t>
+        </w:r>
+        <w:r>
+          <w:rPr>
+            <w:noProof/>
+            <w:webHidden/>
+          </w:rPr>
+          <w:fldChar w:fldCharType="end"/>
+        </w:r>
+      </w:hyperlink>
+    </w:p>
+    <w:p>
+      <w:pPr>
+        <w:pStyle w:val="2c"/>
+        <w:tabs>
+          <w:tab w:val="right" w:leader="dot" w:pos="9345"/>
+        </w:tabs>
+        <w:rPr>
+          <w:rFonts w:asciiTheme="minorHAnsi" w:eastAsiaTheme="minorEastAsia" w:hAnsiTheme="minorHAnsi" w:cstheme="minorBidi"/>
+          <w:noProof/>
+          <w:color w:val="auto"/>
+          <w:sz w:val="22"/>
+          <w:lang w:val="ru-RU" w:eastAsia="ru-RU"/>
+        </w:rPr>
+      </w:pPr>
+      <w:hyperlink w:anchor="_Toc242052139" w:history="1">
+        <w:r>
+          <w:rPr>
+            <w:rStyle w:val="aff8"/>
+            <w:rFonts w:eastAsiaTheme="majorEastAsia"/>
+            <w:noProof/>
+          </w:rPr>
+          <w:t>3.2 Сценарии и ожидаемые результаты</w:t>
+        </w:r>
+        <w:r>
+          <w:rPr>
+            <w:noProof/>
+            <w:webHidden/>
+          </w:rPr>
+          <w:tab/>
+        </w:r>
+        <w:r>
+          <w:rPr>
+            <w:noProof/>
+            <w:webHidden/>
+          </w:rPr>
+          <w:fldChar w:fldCharType="begin"/>
+        </w:r>
+        <w:r>
+          <w:rPr>
+            <w:noProof/>
+            <w:webHidden/>
+          </w:rPr>
+          <w:instrText xml:space="preserve"> PAGEREF _Toc242052139 \h </w:instrText>
+        </w:r>
+        <w:r>
+          <w:rPr>
+            <w:noProof/>
+            <w:webHidden/>
+          </w:rPr>
+        </w:r>
+        <w:r>
+          <w:rPr>
+            <w:noProof/>
+            <w:webHidden/>
+          </w:rPr>
+          <w:fldChar w:fldCharType="separate"/>
+        </w:r>
+        <w:r>
+          <w:rPr>
+            <w:noProof/>
+            <w:webHidden/>
+          </w:rPr>
+          <w:t>12</w:t>
+        </w:r>
+        <w:r>
+          <w:rPr>
+            <w:noProof/>
+            <w:webHidden/>
+          </w:rPr>
+          <w:fldChar w:fldCharType="end"/>
+        </w:r>
+      </w:hyperlink>
+    </w:p>
+    <w:p>
+      <w:pPr>
+        <w:pStyle w:val="2c"/>
+        <w:tabs>
+          <w:tab w:val="right" w:leader="dot" w:pos="9345"/>
+        </w:tabs>
+        <w:rPr>
+          <w:rFonts w:asciiTheme="minorHAnsi" w:eastAsiaTheme="minorEastAsia" w:hAnsiTheme="minorHAnsi" w:cstheme="minorBidi"/>
+          <w:noProof/>
+          <w:color w:val="auto"/>
+          <w:sz w:val="22"/>
+          <w:lang w:val="ru-RU" w:eastAsia="ru-RU"/>
+        </w:rPr>
+      </w:pPr>
+      <w:hyperlink w:anchor="_Toc242052140" w:history="1">
+        <w:r>
+          <w:rPr>
+            <w:rStyle w:val="aff8"/>
+            <w:rFonts w:eastAsiaTheme="majorEastAsia"/>
+            <w:noProof/>
+          </w:rPr>
+          <w:t>3.3 Скриншоты выполнения</w:t>
+        </w:r>
+        <w:r>
+          <w:rPr>
+            <w:noProof/>
+            <w:webHidden/>
+          </w:rPr>
+          <w:tab/>
+        </w:r>
+        <w:r>
+          <w:rPr>
+            <w:noProof/>
+            <w:webHidden/>
+          </w:rPr>
+          <w:fldChar w:fldCharType="begin"/>
+        </w:r>
+        <w:r>
+          <w:rPr>
+            <w:noProof/>
+            <w:webHidden/>
+          </w:rPr>
+          <w:instrText xml:space="preserve"> PAGEREF _Toc242052140 \h </w:instrText>
+        </w:r>
+        <w:r>
+          <w:rPr>
+            <w:noProof/>
+            <w:webHidden/>
+          </w:rPr>
+        </w:r>
+        <w:r>
+          <w:rPr>
+            <w:noProof/>
+            <w:webHidden/>
+          </w:rPr>
+          <w:fldChar w:fldCharType="separate"/>
+        </w:r>
+        <w:r>
+          <w:rPr>
+            <w:noProof/>
+            <w:webHidden/>
+          </w:rPr>
+          <w:t>13</w:t>
+        </w:r>
+        <w:r>
+          <w:rPr>
+            <w:noProof/>
+            <w:webHidden/>
+          </w:rPr>
+          <w:fldChar w:fldCharType="end"/>
+        </w:r>
+      </w:hyperlink>
+    </w:p>
+    <w:p>
+      <w:pPr>
+        <w:pStyle w:val="2c"/>
+        <w:tabs>
+          <w:tab w:val="right" w:leader="dot" w:pos="9345"/>
+        </w:tabs>
+        <w:rPr>
+          <w:rFonts w:asciiTheme="minorHAnsi" w:eastAsiaTheme="minorEastAsia" w:hAnsiTheme="minorHAnsi" w:cstheme="minorBidi"/>
+          <w:noProof/>
+          <w:color w:val="auto"/>
+          <w:sz w:val="22"/>
+          <w:lang w:val="ru-RU" w:eastAsia="ru-RU"/>
+        </w:rPr>
+      </w:pPr>
+      <w:hyperlink w:anchor="_Toc242052141" w:history="1">
+        <w:r>
+          <w:rPr>
+            <w:rStyle w:val="aff8"/>
+            <w:rFonts w:eastAsiaTheme="majorEastAsia"/>
+            <w:noProof/>
+          </w:rPr>
+          <w:t>3.4 Ограничения реализации</w:t>
+        </w:r>
+        <w:r>
+          <w:rPr>
+            <w:noProof/>
+            <w:webHidden/>
+          </w:rPr>
+          <w:tab/>
+        </w:r>
+        <w:r>
+          <w:rPr>
+            <w:noProof/>
+            <w:webHidden/>
+          </w:rPr>
+          <w:fldChar w:fldCharType="begin"/>
+        </w:r>
+        <w:r>
+          <w:rPr>
+            <w:noProof/>
+            <w:webHidden/>
+          </w:rPr>
+          <w:instrText xml:space="preserve"> PAGEREF _Toc242052141 \h </w:instrText>
+        </w:r>
+        <w:r>
+          <w:rPr>
+            <w:noProof/>
+            <w:webHidden/>
+          </w:rPr>
+        </w:r>
+        <w:r>
+          <w:rPr>
+            <w:noProof/>
+            <w:webHidden/>
+          </w:rPr>
+          <w:fldChar w:fldCharType="separate"/>
+        </w:r>
+        <w:r>
+          <w:rPr>
+            <w:noProof/>
+            <w:webHidden/>
+          </w:rPr>
+          <w:t>16</w:t>
+        </w:r>
+        <w:r>
+          <w:rPr>
+            <w:noProof/>
+            <w:webHidden/>
+          </w:rPr>
+          <w:fldChar w:fldCharType="end"/>
+        </w:r>
+      </w:hyperlink>
+    </w:p>
+    <w:p>
+      <w:pPr>
+        <w:pStyle w:val="14"/>
+        <w:tabs>
+          <w:tab w:val="right" w:leader="dot" w:pos="9345"/>
+        </w:tabs>
+        <w:rPr>
+          <w:rFonts w:asciiTheme="minorHAnsi" w:eastAsiaTheme="minorEastAsia" w:hAnsiTheme="minorHAnsi" w:cstheme="minorBidi"/>
+          <w:noProof/>
+          <w:color w:val="auto"/>
+          <w:sz w:val="22"/>
+          <w:lang w:val="ru-RU" w:eastAsia="ru-RU"/>
+        </w:rPr>
+      </w:pPr>
+      <w:hyperlink w:anchor="_Toc242052142" w:history="1">
+        <w:r>
+          <w:rPr>
+            <w:rStyle w:val="aff8"/>
+            <w:rFonts w:eastAsiaTheme="majorEastAsia"/>
+            <w:noProof/>
+          </w:rPr>
+          <w:t>4 Связь с личным BootcampLabs</w:t>
+        </w:r>
+        <w:r>
+          <w:rPr>
+            <w:noProof/>
+            <w:webHidden/>
+          </w:rPr>
+          <w:tab/>
+        </w:r>
+        <w:r>
+          <w:rPr>
+            <w:noProof/>
+            <w:webHidden/>
+          </w:rPr>
+          <w:fldChar w:fldCharType="begin"/>
+        </w:r>
+        <w:r>
+          <w:rPr>
+            <w:noProof/>
+            <w:webHidden/>
+          </w:rPr>
+          <w:instrText xml:space="preserve"> PAGEREF _Toc242052142 \h </w:instrText>
+        </w:r>
+        <w:r>
+          <w:rPr>
+            <w:noProof/>
+            <w:webHidden/>
+          </w:rPr>
+        </w:r>
+        <w:r>
+          <w:rPr>
+            <w:noProof/>
+            <w:webHidden/>
+          </w:rPr>
+          <w:fldChar w:fldCharType="separate"/>
+        </w:r>
+        <w:r>
+          <w:rPr>
+            <w:noProof/>
+            <w:webHidden/>
+          </w:rPr>
+          <w:t>17</w:t>
+        </w:r>
+        <w:r>
+          <w:rPr>
+            <w:noProof/>
+            <w:webHidden/>
+          </w:rPr>
+          <w:fldChar w:fldCharType="end"/>
+        </w:r>
+      </w:hyperlink>
+    </w:p>
+    <w:p>
+      <w:pPr>
+        <w:pStyle w:val="14"/>
+        <w:tabs>
+          <w:tab w:val="right" w:leader="dot" w:pos="9345"/>
+        </w:tabs>
+        <w:rPr>
+          <w:rFonts w:asciiTheme="minorHAnsi" w:eastAsiaTheme="minorEastAsia" w:hAnsiTheme="minorHAnsi" w:cstheme="minorBidi"/>
+          <w:noProof/>
+          <w:color w:val="auto"/>
+          <w:sz w:val="22"/>
+          <w:lang w:val="ru-RU" w:eastAsia="ru-RU"/>
+        </w:rPr>
+      </w:pPr>
+      <w:hyperlink w:anchor="_Toc242052143" w:history="1">
+        <w:r>
+          <w:rPr>
+            <w:rStyle w:val="aff8"/>
+            <w:rFonts w:eastAsiaTheme="majorEastAsia"/>
+            <w:noProof/>
+          </w:rPr>
+          <w:t>ЗАКЛЮЧЕНИЕ</w:t>
+        </w:r>
+        <w:r>
+          <w:rPr>
+            <w:noProof/>
+            <w:webHidden/>
+          </w:rPr>
+          <w:tab/>
+        </w:r>
+        <w:r>
+          <w:rPr>
+            <w:noProof/>
+            <w:webHidden/>
+          </w:rPr>
+          <w:fldChar w:fldCharType="begin"/>
+        </w:r>
+        <w:r>
+          <w:rPr>
+            <w:noProof/>
+            <w:webHidden/>
+          </w:rPr>
+          <w:instrText xml:space="preserve"> PAGEREF _Toc242052143 \h </w:instrText>
+        </w:r>
+        <w:r>
+          <w:rPr>
+            <w:noProof/>
+            <w:webHidden/>
+          </w:rPr>
+        </w:r>
+        <w:r>
+          <w:rPr>
+            <w:noProof/>
+            <w:webHidden/>
+          </w:rPr>
+          <w:fldChar w:fldCharType="separate"/>
+        </w:r>
+        <w:r>
+          <w:rPr>
+            <w:noProof/>
+            <w:webHidden/>
+          </w:rPr>
+          <w:t>18</w:t>
+        </w:r>
+        <w:r>
+          <w:rPr>
+            <w:noProof/>
+            <w:webHidden/>
+          </w:rPr>
+          <w:fldChar w:fldCharType="end"/>
+        </w:r>
+      </w:hyperlink>
+    </w:p>
+    <w:p>
+      <w:pPr>
+        <w:pStyle w:val="14"/>
+        <w:tabs>
+          <w:tab w:val="right" w:leader="dot" w:pos="9345"/>
+        </w:tabs>
+        <w:rPr>
+          <w:rFonts w:asciiTheme="minorHAnsi" w:eastAsiaTheme="minorEastAsia" w:hAnsiTheme="minorHAnsi" w:cstheme="minorBidi"/>
+          <w:noProof/>
+          <w:color w:val="auto"/>
+          <w:sz w:val="22"/>
+          <w:lang w:val="ru-RU" w:eastAsia="ru-RU"/>
+        </w:rPr>
+      </w:pPr>
+      <w:hyperlink w:anchor="_Toc242052144" w:history="1">
+        <w:r>
+          <w:rPr>
+            <w:rStyle w:val="aff8"/>
+            <w:rFonts w:eastAsiaTheme="majorEastAsia"/>
+            <w:noProof/>
+          </w:rPr>
+          <w:t>ИСТОЧНИКИ И МАТЕРИАЛЫ</w:t>
+        </w:r>
+        <w:r>
+          <w:rPr>
+            <w:noProof/>
+            <w:webHidden/>
+          </w:rPr>
+          <w:tab/>
+        </w:r>
+        <w:r>
+          <w:rPr>
+            <w:noProof/>
+            <w:webHidden/>
+          </w:rPr>
+          <w:fldChar w:fldCharType="begin"/>
+        </w:r>
+        <w:r>
+          <w:rPr>
+            <w:noProof/>
+            <w:webHidden/>
+          </w:rPr>
+          <w:instrText xml:space="preserve"> PAGEREF _Toc242052144 \h </w:instrText>
+        </w:r>
+        <w:r>
+          <w:rPr>
+            <w:noProof/>
+            <w:webHidden/>
+          </w:rPr>
+        </w:r>
+        <w:r>
+          <w:rPr>
+            <w:noProof/>
+            <w:webHidden/>
+          </w:rPr>
+          <w:fldChar w:fldCharType="separate"/>
+        </w:r>
+        <w:r>
+          <w:rPr>
+            <w:noProof/>
+            <w:webHidden/>
+          </w:rPr>
+          <w:t>19</w:t>
+        </w:r>
+        <w:r>
+          <w:rPr>
+            <w:noProof/>
+            <w:webHidden/>
+          </w:rPr>
+          <w:fldChar w:fldCharType="end"/>
+        </w:r>
+      </w:hyperlink>
+    </w:p>
+    <w:p>
+      <w:pPr>
+        <w:ind w:firstLine="0"/>
+      </w:pPr>
+      <w:r>
+        <w:fldChar w:fldCharType="end"/>
+      </w:r>
+    </w:p>
+    <w:p>
+      <w:pPr>
         <w:pStyle w:val="1"/>
         <w:jc w:val="center"/>
       </w:pPr>
-      <w:bookmarkStart w:id="1" w:name="_Toc242034035"/>
+      <w:bookmarkStart w:id="1" w:name="_Toc242052123"/>
       <w:r>
         <w:lastRenderedPageBreak/>
         <w:t>ВВЕДЕНИЕ</w:t>
@@ -1332,13 +2500,13 @@
         <w:pStyle w:val="aff9"/>
       </w:pPr>
       <w:r>
-        <w:t xml:space="preserve">В работе </w:t>
-      </w:r>
-      <w:r>
-        <w:t>рассматривается реактивный HTTP сервис доставки на Spring WebFlux. Практическая часть связана с моделью поставщиков, заказов и доставки из личного курса BootcampLabs. Отчёт содержит описание программы и результаты фактической проверки. Исходный код, команд</w:t>
-      </w:r>
-      <w:r>
-        <w:t>ы запуска и полные протоколы приложены к проекту.</w:t>
+        <w:t xml:space="preserve">В </w:t>
+      </w:r>
+      <w:r>
+        <w:t>практической работе рассмотрена тема «Реактивный HTTP сервис доставки на Spring WebFlux». Предметная область объединяет поставщиков, товары, заказы и доставку. Реализован самостоятельный учебный проект, связанный со сценариями личного курса BootcampLabs. О</w:t>
+      </w:r>
+      <w:r>
+        <w:t>тчёт описывает выбранные технологии, модель данных, последовательность обработки и результаты фактической проверки.</w:t>
       </w:r>
     </w:p>
     <w:p>
@@ -1354,85 +2522,3617 @@
         <w:pStyle w:val="aff9"/>
       </w:pPr>
       <w:r>
-        <w:t>Результат работы: HTTP CRUD, внешний реактивный вызов и постепенный поток SSE проверены запус</w:t>
-      </w:r>
-      <w:r>
-        <w:t>ком. Общие Mono и Flux не делают WebFlux и RSocket одинаковыми: различаются протокол, формат обмена и модели взаимодействия.</w:t>
+        <w:t>HTTP CRUD, внешний реактивн</w:t>
+      </w:r>
+      <w:r>
+        <w:t>ый вызов и постепенный поток SSE проверены запуском. Общие Mono и Flux не делают WebFlux и RSocket одинаковыми: различаются протокол, формат обмена и модели взаимодействия.</w:t>
       </w:r>
     </w:p>
     <w:p>
       <w:pPr>
+        <w:pStyle w:val="aff9"/>
+      </w:pPr>
+      <w:r>
+        <w:t>Для оценки результата сопоставлены условия задания, исходные файлы и сохранённый пр</w:t>
+      </w:r>
+      <w:r>
+        <w:t>отокол выполнения. Положительные сценарии показывают требуемые функции; отрицательные проверки и ограничения поясняют границы результата. Листинги приведены из приложенного проекта, а рисунки относятся к его выполнению и личному BootcampLabs.</w:t>
+      </w:r>
+    </w:p>
+    <w:p>
+      <w:pPr>
         <w:pStyle w:val="1"/>
       </w:pPr>
-      <w:bookmarkStart w:id="2" w:name="_Toc242034036"/>
+      <w:bookmarkStart w:id="2" w:name="_Toc242052124"/>
       <w:r>
         <w:lastRenderedPageBreak/>
-        <w:t>1 Реализация приложения</w:t>
+        <w:t xml:space="preserve">1 Требования </w:t>
+      </w:r>
+      <w:r>
+        <w:t>и теоретические основы</w:t>
       </w:r>
       <w:bookmarkEnd w:id="2"/>
     </w:p>
     <w:p>
       <w:pPr>
-        <w:pStyle w:val="aff9"/>
-      </w:pPr>
-      <w:r>
-        <w:t>Spring WebFlux и Reactor Netty обслуживают API Delivery. Хранилище ConcurrentHashMap содержит объекты id, o</w:t>
-      </w:r>
-      <w:r>
-        <w:t>rderId, product, address и status. GET одного объекта возвращает Mono, GET списка — Flux. POST создаёт объект с кодом 201, DELETE возвращает 204.</w:t>
-      </w:r>
-    </w:p>
-    <w:p>
-      <w:pPr>
-        <w:pStyle w:val="aff9"/>
-      </w:pPr>
-      <w:r>
-        <w:t xml:space="preserve">PUT проверяет переход CREATED → ACCEPTED → IN_TRANSIT → DELIVERED. Отмена допускается до отправки. </w:t>
-      </w:r>
-      <w:r>
-        <w:t>Обновление выполняется сравнением предыдущего значения, поэтому конкурирующие изменения возвращают 409. Некорректные данные дают 400, отсутствующие объекты — 404.</w:t>
-      </w:r>
-    </w:p>
-    <w:p>
-      <w:pPr>
-        <w:pStyle w:val="aff9"/>
-      </w:pPr>
-      <w:r>
-        <w:t>Endpoint /api/deliveries/{id}/stream передаёт Server Sent Events с именем delivery-status. Со</w:t>
-      </w:r>
-      <w:r>
-        <w:t>бытия публикуются при фактических PUT запросах через Sinks; это не независимая имитация статусов. WebClient получает заказ из отдельного Order Service, который включён в compose.yaml. В HTTP обработчиках нет block и Thread.sleep.</w:t>
-      </w:r>
-    </w:p>
-    <w:p>
-      <w:pPr>
-        <w:pStyle w:val="aff9"/>
-      </w:pPr>
-      <w:r>
-        <w:t>В отличие от RSocket повер</w:t>
-      </w:r>
-      <w:r>
-        <w:t>х TCP, WebFlux API использует HTTP методы, URL и коды ответа. Request Response соответствует HTTP GET плюс Mono. Request Stream соответствует HTTP SSE плюс Flux. SSE передаёт данные только от сервера клиенту, тогда как Channel обеспечивает два потока. Fire</w:t>
-      </w:r>
-      <w:r>
-        <w:t xml:space="preserve"> and Forget не является встроенной моделью HTTP: HTTP POST имеет ответ.</w:t>
-      </w:r>
-    </w:p>
-    <w:p>
-      <w:pPr>
-        <w:pStyle w:val="1"/>
-      </w:pPr>
-      <w:bookmarkStart w:id="3" w:name="_Toc242034037"/>
-      <w:r>
-        <w:lastRenderedPageBreak/>
-        <w:t>2 Запуск и проверка</w:t>
+        <w:pStyle w:val="21"/>
+      </w:pPr>
+      <w:bookmarkStart w:id="3" w:name="_Toc242052125"/>
+      <w:r>
+        <w:t>1.1 Соответствие условиям задания</w:t>
       </w:r>
       <w:bookmarkEnd w:id="3"/>
     </w:p>
     <w:p>
       <w:pPr>
         <w:pStyle w:val="aff9"/>
-        <w:spacing w:before="120" w:after="240" w:line="240" w:lineRule="auto"/>
+      </w:pPr>
+      <w:r>
+        <w:t xml:space="preserve">За основу приняты текущие условия практики. Таблица связывает каждый обязательный пункт с реализацией и наблюдаемым результатом. Нумерация пунктов соответствует порядку требований в </w:t>
+      </w:r>
+      <w:r>
+        <w:t>приложенном файле задания.</w:t>
+      </w:r>
+    </w:p>
+    <w:p>
+      <w:pPr>
+        <w:pStyle w:val="affc"/>
+        <w:keepNext/>
+      </w:pPr>
+      <w:r>
+        <w:t>Таблица 1 — Выполнение требований</w:t>
+      </w:r>
+    </w:p>
+    <w:tbl>
+      <w:tblPr>
+        <w:tblW w:w="0" w:type="auto"/>
+        <w:jc w:val="center"/>
+        <w:tblLayout w:type="fixed"/>
+        <w:tblLook w:val="04A0" w:firstRow="1" w:lastRow="0" w:firstColumn="1" w:lastColumn="0" w:noHBand="0" w:noVBand="1"/>
+      </w:tblPr>
+      <w:tblGrid>
+        <w:gridCol w:w="624"/>
+        <w:gridCol w:w="2665"/>
+        <w:gridCol w:w="3005"/>
+        <w:gridCol w:w="3061"/>
+      </w:tblGrid>
+      <w:tr>
+        <w:trPr>
+          <w:cantSplit/>
+          <w:tblHeader/>
+          <w:jc w:val="center"/>
+        </w:trPr>
+        <w:tc>
+          <w:tcPr>
+            <w:tcW w:w="624" w:type="dxa"/>
+            <w:tcBorders>
+              <w:top w:val="single" w:sz="4" w:space="0" w:color="D9D9D9"/>
+              <w:left w:val="single" w:sz="4" w:space="0" w:color="D9D9D9"/>
+              <w:bottom w:val="single" w:sz="4" w:space="0" w:color="D9D9D9"/>
+              <w:right w:val="single" w:sz="4" w:space="0" w:color="D9D9D9"/>
+            </w:tcBorders>
+            <w:shd w:val="clear" w:color="auto" w:fill="EEEEEE"/>
+            <w:tcMar>
+              <w:top w:w="70" w:type="dxa"/>
+              <w:left w:w="90" w:type="dxa"/>
+              <w:bottom w:w="70" w:type="dxa"/>
+              <w:right w:w="90" w:type="dxa"/>
+            </w:tcMar>
+            <w:vAlign w:val="center"/>
+          </w:tcPr>
+          <w:p>
+            <w:pPr>
+              <w:spacing w:before="40" w:after="40" w:line="264" w:lineRule="auto"/>
+              <w:ind w:firstLine="0"/>
+              <w:jc w:val="left"/>
+            </w:pPr>
+            <w:r>
+              <w:rPr>
+                <w:b/>
+                <w:sz w:val="24"/>
+              </w:rPr>
+              <w:t>№</w:t>
+            </w:r>
+          </w:p>
+        </w:tc>
+        <w:tc>
+          <w:tcPr>
+            <w:tcW w:w="2665" w:type="dxa"/>
+            <w:tcBorders>
+              <w:top w:val="single" w:sz="4" w:space="0" w:color="D9D9D9"/>
+              <w:left w:val="single" w:sz="4" w:space="0" w:color="D9D9D9"/>
+              <w:bottom w:val="single" w:sz="4" w:space="0" w:color="D9D9D9"/>
+              <w:right w:val="single" w:sz="4" w:space="0" w:color="D9D9D9"/>
+            </w:tcBorders>
+            <w:shd w:val="clear" w:color="auto" w:fill="EEEEEE"/>
+            <w:tcMar>
+              <w:top w:w="70" w:type="dxa"/>
+              <w:left w:w="90" w:type="dxa"/>
+              <w:bottom w:w="70" w:type="dxa"/>
+              <w:right w:w="90" w:type="dxa"/>
+            </w:tcMar>
+            <w:vAlign w:val="center"/>
+          </w:tcPr>
+          <w:p>
+            <w:pPr>
+              <w:spacing w:before="40" w:after="40" w:line="264" w:lineRule="auto"/>
+              <w:ind w:firstLine="0"/>
+              <w:jc w:val="left"/>
+            </w:pPr>
+            <w:r>
+              <w:rPr>
+                <w:b/>
+                <w:sz w:val="24"/>
+              </w:rPr>
+              <w:t>Требование</w:t>
+            </w:r>
+          </w:p>
+        </w:tc>
+        <w:tc>
+          <w:tcPr>
+            <w:tcW w:w="3005" w:type="dxa"/>
+            <w:tcBorders>
+              <w:top w:val="single" w:sz="4" w:space="0" w:color="D9D9D9"/>
+              <w:left w:val="single" w:sz="4" w:space="0" w:color="D9D9D9"/>
+              <w:bottom w:val="single" w:sz="4" w:space="0" w:color="D9D9D9"/>
+              <w:right w:val="single" w:sz="4" w:space="0" w:color="D9D9D9"/>
+            </w:tcBorders>
+            <w:shd w:val="clear" w:color="auto" w:fill="EEEEEE"/>
+            <w:tcMar>
+              <w:top w:w="70" w:type="dxa"/>
+              <w:left w:w="90" w:type="dxa"/>
+              <w:bottom w:w="70" w:type="dxa"/>
+              <w:right w:w="90" w:type="dxa"/>
+            </w:tcMar>
+            <w:vAlign w:val="center"/>
+          </w:tcPr>
+          <w:p>
+            <w:pPr>
+              <w:spacing w:before="40" w:after="40" w:line="264" w:lineRule="auto"/>
+              <w:ind w:firstLine="0"/>
+              <w:jc w:val="left"/>
+            </w:pPr>
+            <w:r>
+              <w:rPr>
+                <w:b/>
+                <w:sz w:val="24"/>
+              </w:rPr>
+              <w:t>Реализация</w:t>
+            </w:r>
+          </w:p>
+        </w:tc>
+        <w:tc>
+          <w:tcPr>
+            <w:tcW w:w="3061" w:type="dxa"/>
+            <w:tcBorders>
+              <w:top w:val="single" w:sz="4" w:space="0" w:color="D9D9D9"/>
+              <w:left w:val="single" w:sz="4" w:space="0" w:color="D9D9D9"/>
+              <w:bottom w:val="single" w:sz="4" w:space="0" w:color="D9D9D9"/>
+              <w:right w:val="single" w:sz="4" w:space="0" w:color="D9D9D9"/>
+            </w:tcBorders>
+            <w:shd w:val="clear" w:color="auto" w:fill="EEEEEE"/>
+            <w:tcMar>
+              <w:top w:w="70" w:type="dxa"/>
+              <w:left w:w="90" w:type="dxa"/>
+              <w:bottom w:w="70" w:type="dxa"/>
+              <w:right w:w="90" w:type="dxa"/>
+            </w:tcMar>
+            <w:vAlign w:val="center"/>
+          </w:tcPr>
+          <w:p>
+            <w:pPr>
+              <w:spacing w:before="40" w:after="40" w:line="264" w:lineRule="auto"/>
+              <w:ind w:firstLine="0"/>
+              <w:jc w:val="left"/>
+            </w:pPr>
+            <w:r>
+              <w:rPr>
+                <w:b/>
+                <w:sz w:val="24"/>
+              </w:rPr>
+              <w:t>Подтверждение</w:t>
+            </w:r>
+          </w:p>
+        </w:tc>
+      </w:tr>
+      <w:tr>
+        <w:trPr>
+          <w:cantSplit/>
+          <w:jc w:val="center"/>
+        </w:trPr>
+        <w:tc>
+          <w:tcPr>
+            <w:tcW w:w="624" w:type="dxa"/>
+            <w:tcBorders>
+              <w:top w:val="single" w:sz="4" w:space="0" w:color="D9D9D9"/>
+              <w:left w:val="single" w:sz="4" w:space="0" w:color="D9D9D9"/>
+              <w:bottom w:val="single" w:sz="4" w:space="0" w:color="D9D9D9"/>
+              <w:right w:val="single" w:sz="4" w:space="0" w:color="D9D9D9"/>
+            </w:tcBorders>
+            <w:tcMar>
+              <w:top w:w="70" w:type="dxa"/>
+              <w:left w:w="90" w:type="dxa"/>
+              <w:bottom w:w="70" w:type="dxa"/>
+              <w:right w:w="90" w:type="dxa"/>
+            </w:tcMar>
+            <w:vAlign w:val="center"/>
+          </w:tcPr>
+          <w:p>
+            <w:pPr>
+              <w:spacing w:before="40" w:after="40" w:line="264" w:lineRule="auto"/>
+              <w:ind w:firstLine="0"/>
+              <w:jc w:val="left"/>
+            </w:pPr>
+            <w:r>
+              <w:rPr>
+                <w:sz w:val="24"/>
+              </w:rPr>
+              <w:t>1</w:t>
+            </w:r>
+          </w:p>
+        </w:tc>
+        <w:tc>
+          <w:tcPr>
+            <w:tcW w:w="2665" w:type="dxa"/>
+            <w:tcBorders>
+              <w:top w:val="single" w:sz="4" w:space="0" w:color="D9D9D9"/>
+              <w:left w:val="single" w:sz="4" w:space="0" w:color="D9D9D9"/>
+              <w:bottom w:val="single" w:sz="4" w:space="0" w:color="D9D9D9"/>
+              <w:right w:val="single" w:sz="4" w:space="0" w:color="D9D9D9"/>
+            </w:tcBorders>
+            <w:tcMar>
+              <w:top w:w="70" w:type="dxa"/>
+              <w:left w:w="90" w:type="dxa"/>
+              <w:bottom w:w="70" w:type="dxa"/>
+              <w:right w:w="90" w:type="dxa"/>
+            </w:tcMar>
+            <w:vAlign w:val="center"/>
+          </w:tcPr>
+          <w:p>
+            <w:pPr>
+              <w:spacing w:before="40" w:after="40" w:line="264" w:lineRule="auto"/>
+              <w:ind w:firstLine="0"/>
+              <w:jc w:val="left"/>
+            </w:pPr>
+            <w:r>
+              <w:rPr>
+                <w:sz w:val="24"/>
+              </w:rPr>
+              <w:t>Spring Boot WebFlux</w:t>
+            </w:r>
+          </w:p>
+        </w:tc>
+        <w:tc>
+          <w:tcPr>
+            <w:tcW w:w="3005" w:type="dxa"/>
+            <w:tcBorders>
+              <w:top w:val="single" w:sz="4" w:space="0" w:color="D9D9D9"/>
+              <w:left w:val="single" w:sz="4" w:space="0" w:color="D9D9D9"/>
+              <w:bottom w:val="single" w:sz="4" w:space="0" w:color="D9D9D9"/>
+              <w:right w:val="single" w:sz="4" w:space="0" w:color="D9D9D9"/>
+            </w:tcBorders>
+            <w:tcMar>
+              <w:top w:w="70" w:type="dxa"/>
+              <w:left w:w="90" w:type="dxa"/>
+              <w:bottom w:w="70" w:type="dxa"/>
+              <w:right w:w="90" w:type="dxa"/>
+            </w:tcMar>
+            <w:vAlign w:val="center"/>
+          </w:tcPr>
+          <w:p>
+            <w:pPr>
+              <w:spacing w:before="40" w:after="40" w:line="264" w:lineRule="auto"/>
+              <w:ind w:firstLine="0"/>
+              <w:jc w:val="left"/>
+            </w:pPr>
+            <w:r>
+              <w:rPr>
+                <w:sz w:val="24"/>
+              </w:rPr>
+              <w:t>pom.xml и WebFluxApplication</w:t>
+            </w:r>
+          </w:p>
+        </w:tc>
+        <w:tc>
+          <w:tcPr>
+            <w:tcW w:w="3061" w:type="dxa"/>
+            <w:tcBorders>
+              <w:top w:val="single" w:sz="4" w:space="0" w:color="D9D9D9"/>
+              <w:left w:val="single" w:sz="4" w:space="0" w:color="D9D9D9"/>
+              <w:bottom w:val="single" w:sz="4" w:space="0" w:color="D9D9D9"/>
+              <w:right w:val="single" w:sz="4" w:space="0" w:color="D9D9D9"/>
+            </w:tcBorders>
+            <w:tcMar>
+              <w:top w:w="70" w:type="dxa"/>
+              <w:left w:w="90" w:type="dxa"/>
+              <w:bottom w:w="70" w:type="dxa"/>
+              <w:right w:w="90" w:type="dxa"/>
+            </w:tcMar>
+            <w:vAlign w:val="center"/>
+          </w:tcPr>
+          <w:p>
+            <w:pPr>
+              <w:spacing w:before="40" w:after="40" w:line="264" w:lineRule="auto"/>
+              <w:ind w:firstLine="0"/>
+              <w:jc w:val="left"/>
+            </w:pPr>
+            <w:r>
+              <w:rPr>
+                <w:sz w:val="24"/>
+              </w:rPr>
+              <w:t>Reactor Netty</w:t>
+            </w:r>
+          </w:p>
+        </w:tc>
+      </w:tr>
+      <w:tr>
+        <w:trPr>
+          <w:cantSplit/>
+          <w:jc w:val="center"/>
+        </w:trPr>
+        <w:tc>
+          <w:tcPr>
+            <w:tcW w:w="624" w:type="dxa"/>
+            <w:tcBorders>
+              <w:top w:val="single" w:sz="4" w:space="0" w:color="D9D9D9"/>
+              <w:left w:val="single" w:sz="4" w:space="0" w:color="D9D9D9"/>
+              <w:bottom w:val="single" w:sz="4" w:space="0" w:color="D9D9D9"/>
+              <w:right w:val="single" w:sz="4" w:space="0" w:color="D9D9D9"/>
+            </w:tcBorders>
+            <w:tcMar>
+              <w:top w:w="70" w:type="dxa"/>
+              <w:left w:w="90" w:type="dxa"/>
+              <w:bottom w:w="70" w:type="dxa"/>
+              <w:right w:w="90" w:type="dxa"/>
+            </w:tcMar>
+            <w:vAlign w:val="center"/>
+          </w:tcPr>
+          <w:p>
+            <w:pPr>
+              <w:spacing w:before="40" w:after="40" w:line="264" w:lineRule="auto"/>
+              <w:ind w:firstLine="0"/>
+              <w:jc w:val="left"/>
+            </w:pPr>
+            <w:r>
+              <w:rPr>
+                <w:sz w:val="24"/>
+              </w:rPr>
+              <w:t>2</w:t>
+            </w:r>
+          </w:p>
+        </w:tc>
+        <w:tc>
+          <w:tcPr>
+            <w:tcW w:w="2665" w:type="dxa"/>
+            <w:tcBorders>
+              <w:top w:val="single" w:sz="4" w:space="0" w:color="D9D9D9"/>
+              <w:left w:val="single" w:sz="4" w:space="0" w:color="D9D9D9"/>
+              <w:bottom w:val="single" w:sz="4" w:space="0" w:color="D9D9D9"/>
+              <w:right w:val="single" w:sz="4" w:space="0" w:color="D9D9D9"/>
+            </w:tcBorders>
+            <w:tcMar>
+              <w:top w:w="70" w:type="dxa"/>
+              <w:left w:w="90" w:type="dxa"/>
+              <w:bottom w:w="70" w:type="dxa"/>
+              <w:right w:w="90" w:type="dxa"/>
+            </w:tcMar>
+            <w:vAlign w:val="center"/>
+          </w:tcPr>
+          <w:p>
+            <w:pPr>
+              <w:spacing w:before="40" w:after="40" w:line="264" w:lineRule="auto"/>
+              <w:ind w:firstLine="0"/>
+              <w:jc w:val="left"/>
+            </w:pPr>
+            <w:r>
+              <w:rPr>
+                <w:sz w:val="24"/>
+              </w:rPr>
+              <w:t>Пять CRUD-операций</w:t>
+            </w:r>
+          </w:p>
+        </w:tc>
+        <w:tc>
+          <w:tcPr>
+            <w:tcW w:w="3005" w:type="dxa"/>
+            <w:tcBorders>
+              <w:top w:val="single" w:sz="4" w:space="0" w:color="D9D9D9"/>
+              <w:left w:val="single" w:sz="4" w:space="0" w:color="D9D9D9"/>
+              <w:bottom w:val="single" w:sz="4" w:space="0" w:color="D9D9D9"/>
+              <w:right w:val="single" w:sz="4" w:space="0" w:color="D9D9D9"/>
+            </w:tcBorders>
+            <w:tcMar>
+              <w:top w:w="70" w:type="dxa"/>
+              <w:left w:w="90" w:type="dxa"/>
+              <w:bottom w:w="70" w:type="dxa"/>
+              <w:right w:w="90" w:type="dxa"/>
+            </w:tcMar>
+            <w:vAlign w:val="center"/>
+          </w:tcPr>
+          <w:p>
+            <w:pPr>
+              <w:spacing w:before="40" w:after="40" w:line="264" w:lineRule="auto"/>
+              <w:ind w:firstLine="0"/>
+              <w:jc w:val="left"/>
+            </w:pPr>
+            <w:r>
+              <w:rPr>
+                <w:sz w:val="24"/>
+              </w:rPr>
+              <w:t>list, get, create, update, delete</w:t>
+            </w:r>
+          </w:p>
+        </w:tc>
+        <w:tc>
+          <w:tcPr>
+            <w:tcW w:w="3061" w:type="dxa"/>
+            <w:tcBorders>
+              <w:top w:val="single" w:sz="4" w:space="0" w:color="D9D9D9"/>
+              <w:left w:val="single" w:sz="4" w:space="0" w:color="D9D9D9"/>
+              <w:bottom w:val="single" w:sz="4" w:space="0" w:color="D9D9D9"/>
+              <w:right w:val="single" w:sz="4" w:space="0" w:color="D9D9D9"/>
+            </w:tcBorders>
+            <w:tcMar>
+              <w:top w:w="70" w:type="dxa"/>
+              <w:left w:w="90" w:type="dxa"/>
+              <w:bottom w:w="70" w:type="dxa"/>
+              <w:right w:w="90" w:type="dxa"/>
+            </w:tcMar>
+            <w:vAlign w:val="center"/>
+          </w:tcPr>
+          <w:p>
+            <w:pPr>
+              <w:spacing w:before="40" w:after="40" w:line="264" w:lineRule="auto"/>
+              <w:ind w:firstLine="0"/>
+              <w:jc w:val="left"/>
+            </w:pPr>
+            <w:r>
+              <w:rPr>
+                <w:sz w:val="24"/>
+              </w:rPr>
+              <w:t xml:space="preserve">run.log и </w:t>
+            </w:r>
+            <w:r>
+              <w:rPr>
+                <w:sz w:val="24"/>
+              </w:rPr>
+              <w:t>verification.log</w:t>
+            </w:r>
+          </w:p>
+        </w:tc>
+      </w:tr>
+      <w:tr>
+        <w:trPr>
+          <w:cantSplit/>
+          <w:jc w:val="center"/>
+        </w:trPr>
+        <w:tc>
+          <w:tcPr>
+            <w:tcW w:w="624" w:type="dxa"/>
+            <w:tcBorders>
+              <w:top w:val="single" w:sz="4" w:space="0" w:color="D9D9D9"/>
+              <w:left w:val="single" w:sz="4" w:space="0" w:color="D9D9D9"/>
+              <w:bottom w:val="single" w:sz="4" w:space="0" w:color="D9D9D9"/>
+              <w:right w:val="single" w:sz="4" w:space="0" w:color="D9D9D9"/>
+            </w:tcBorders>
+            <w:tcMar>
+              <w:top w:w="70" w:type="dxa"/>
+              <w:left w:w="90" w:type="dxa"/>
+              <w:bottom w:w="70" w:type="dxa"/>
+              <w:right w:w="90" w:type="dxa"/>
+            </w:tcMar>
+            <w:vAlign w:val="center"/>
+          </w:tcPr>
+          <w:p>
+            <w:pPr>
+              <w:spacing w:before="40" w:after="40" w:line="264" w:lineRule="auto"/>
+              <w:ind w:firstLine="0"/>
+              <w:jc w:val="left"/>
+            </w:pPr>
+            <w:r>
+              <w:rPr>
+                <w:sz w:val="24"/>
+              </w:rPr>
+              <w:t>3</w:t>
+            </w:r>
+          </w:p>
+        </w:tc>
+        <w:tc>
+          <w:tcPr>
+            <w:tcW w:w="2665" w:type="dxa"/>
+            <w:tcBorders>
+              <w:top w:val="single" w:sz="4" w:space="0" w:color="D9D9D9"/>
+              <w:left w:val="single" w:sz="4" w:space="0" w:color="D9D9D9"/>
+              <w:bottom w:val="single" w:sz="4" w:space="0" w:color="D9D9D9"/>
+              <w:right w:val="single" w:sz="4" w:space="0" w:color="D9D9D9"/>
+            </w:tcBorders>
+            <w:tcMar>
+              <w:top w:w="70" w:type="dxa"/>
+              <w:left w:w="90" w:type="dxa"/>
+              <w:bottom w:w="70" w:type="dxa"/>
+              <w:right w:w="90" w:type="dxa"/>
+            </w:tcMar>
+            <w:vAlign w:val="center"/>
+          </w:tcPr>
+          <w:p>
+            <w:pPr>
+              <w:spacing w:before="40" w:after="40" w:line="264" w:lineRule="auto"/>
+              <w:ind w:firstLine="0"/>
+              <w:jc w:val="left"/>
+            </w:pPr>
+            <w:r>
+              <w:rPr>
+                <w:sz w:val="24"/>
+              </w:rPr>
+              <w:t>Mono и Flux</w:t>
+            </w:r>
+          </w:p>
+        </w:tc>
+        <w:tc>
+          <w:tcPr>
+            <w:tcW w:w="3005" w:type="dxa"/>
+            <w:tcBorders>
+              <w:top w:val="single" w:sz="4" w:space="0" w:color="D9D9D9"/>
+              <w:left w:val="single" w:sz="4" w:space="0" w:color="D9D9D9"/>
+              <w:bottom w:val="single" w:sz="4" w:space="0" w:color="D9D9D9"/>
+              <w:right w:val="single" w:sz="4" w:space="0" w:color="D9D9D9"/>
+            </w:tcBorders>
+            <w:tcMar>
+              <w:top w:w="70" w:type="dxa"/>
+              <w:left w:w="90" w:type="dxa"/>
+              <w:bottom w:w="70" w:type="dxa"/>
+              <w:right w:w="90" w:type="dxa"/>
+            </w:tcMar>
+            <w:vAlign w:val="center"/>
+          </w:tcPr>
+          <w:p>
+            <w:pPr>
+              <w:spacing w:before="40" w:after="40" w:line="264" w:lineRule="auto"/>
+              <w:ind w:firstLine="0"/>
+              <w:jc w:val="left"/>
+            </w:pPr>
+            <w:r>
+              <w:rPr>
+                <w:sz w:val="24"/>
+              </w:rPr>
+              <w:t>Mono&lt;Delivery&gt;, Flux&lt;Delivery&gt;</w:t>
+            </w:r>
+          </w:p>
+        </w:tc>
+        <w:tc>
+          <w:tcPr>
+            <w:tcW w:w="3061" w:type="dxa"/>
+            <w:tcBorders>
+              <w:top w:val="single" w:sz="4" w:space="0" w:color="D9D9D9"/>
+              <w:left w:val="single" w:sz="4" w:space="0" w:color="D9D9D9"/>
+              <w:bottom w:val="single" w:sz="4" w:space="0" w:color="D9D9D9"/>
+              <w:right w:val="single" w:sz="4" w:space="0" w:color="D9D9D9"/>
+            </w:tcBorders>
+            <w:tcMar>
+              <w:top w:w="70" w:type="dxa"/>
+              <w:left w:w="90" w:type="dxa"/>
+              <w:bottom w:w="70" w:type="dxa"/>
+              <w:right w:w="90" w:type="dxa"/>
+            </w:tcMar>
+            <w:vAlign w:val="center"/>
+          </w:tcPr>
+          <w:p>
+            <w:pPr>
+              <w:spacing w:before="40" w:after="40" w:line="264" w:lineRule="auto"/>
+              <w:ind w:firstLine="0"/>
+              <w:jc w:val="left"/>
+            </w:pPr>
+            <w:r>
+              <w:rPr>
+                <w:sz w:val="24"/>
+              </w:rPr>
+              <w:t>Один объект и список</w:t>
+            </w:r>
+          </w:p>
+        </w:tc>
+      </w:tr>
+      <w:tr>
+        <w:trPr>
+          <w:cantSplit/>
+          <w:jc w:val="center"/>
+        </w:trPr>
+        <w:tc>
+          <w:tcPr>
+            <w:tcW w:w="624" w:type="dxa"/>
+            <w:tcBorders>
+              <w:top w:val="single" w:sz="4" w:space="0" w:color="D9D9D9"/>
+              <w:left w:val="single" w:sz="4" w:space="0" w:color="D9D9D9"/>
+              <w:bottom w:val="single" w:sz="4" w:space="0" w:color="D9D9D9"/>
+              <w:right w:val="single" w:sz="4" w:space="0" w:color="D9D9D9"/>
+            </w:tcBorders>
+            <w:tcMar>
+              <w:top w:w="70" w:type="dxa"/>
+              <w:left w:w="90" w:type="dxa"/>
+              <w:bottom w:w="70" w:type="dxa"/>
+              <w:right w:w="90" w:type="dxa"/>
+            </w:tcMar>
+            <w:vAlign w:val="center"/>
+          </w:tcPr>
+          <w:p>
+            <w:pPr>
+              <w:spacing w:before="40" w:after="40" w:line="264" w:lineRule="auto"/>
+              <w:ind w:firstLine="0"/>
+              <w:jc w:val="left"/>
+            </w:pPr>
+            <w:r>
+              <w:rPr>
+                <w:sz w:val="24"/>
+              </w:rPr>
+              <w:t>4</w:t>
+            </w:r>
+          </w:p>
+        </w:tc>
+        <w:tc>
+          <w:tcPr>
+            <w:tcW w:w="2665" w:type="dxa"/>
+            <w:tcBorders>
+              <w:top w:val="single" w:sz="4" w:space="0" w:color="D9D9D9"/>
+              <w:left w:val="single" w:sz="4" w:space="0" w:color="D9D9D9"/>
+              <w:bottom w:val="single" w:sz="4" w:space="0" w:color="D9D9D9"/>
+              <w:right w:val="single" w:sz="4" w:space="0" w:color="D9D9D9"/>
+            </w:tcBorders>
+            <w:tcMar>
+              <w:top w:w="70" w:type="dxa"/>
+              <w:left w:w="90" w:type="dxa"/>
+              <w:bottom w:w="70" w:type="dxa"/>
+              <w:right w:w="90" w:type="dxa"/>
+            </w:tcMar>
+            <w:vAlign w:val="center"/>
+          </w:tcPr>
+          <w:p>
+            <w:pPr>
+              <w:spacing w:before="40" w:after="40" w:line="264" w:lineRule="auto"/>
+              <w:ind w:firstLine="0"/>
+              <w:jc w:val="left"/>
+            </w:pPr>
+            <w:r>
+              <w:rPr>
+                <w:sz w:val="24"/>
+              </w:rPr>
+              <w:t>Операторы без block</w:t>
+            </w:r>
+          </w:p>
+        </w:tc>
+        <w:tc>
+          <w:tcPr>
+            <w:tcW w:w="3005" w:type="dxa"/>
+            <w:tcBorders>
+              <w:top w:val="single" w:sz="4" w:space="0" w:color="D9D9D9"/>
+              <w:left w:val="single" w:sz="4" w:space="0" w:color="D9D9D9"/>
+              <w:bottom w:val="single" w:sz="4" w:space="0" w:color="D9D9D9"/>
+              <w:right w:val="single" w:sz="4" w:space="0" w:color="D9D9D9"/>
+            </w:tcBorders>
+            <w:tcMar>
+              <w:top w:w="70" w:type="dxa"/>
+              <w:left w:w="90" w:type="dxa"/>
+              <w:bottom w:w="70" w:type="dxa"/>
+              <w:right w:w="90" w:type="dxa"/>
+            </w:tcMar>
+            <w:vAlign w:val="center"/>
+          </w:tcPr>
+          <w:p>
+            <w:pPr>
+              <w:spacing w:before="40" w:after="40" w:line="264" w:lineRule="auto"/>
+              <w:ind w:firstLine="0"/>
+              <w:jc w:val="left"/>
+            </w:pPr>
+            <w:r>
+              <w:rPr>
+                <w:sz w:val="24"/>
+              </w:rPr>
+              <w:t>map, filter, flatMap, switchIfEmpty</w:t>
+            </w:r>
+          </w:p>
+        </w:tc>
+        <w:tc>
+          <w:tcPr>
+            <w:tcW w:w="3061" w:type="dxa"/>
+            <w:tcBorders>
+              <w:top w:val="single" w:sz="4" w:space="0" w:color="D9D9D9"/>
+              <w:left w:val="single" w:sz="4" w:space="0" w:color="D9D9D9"/>
+              <w:bottom w:val="single" w:sz="4" w:space="0" w:color="D9D9D9"/>
+              <w:right w:val="single" w:sz="4" w:space="0" w:color="D9D9D9"/>
+            </w:tcBorders>
+            <w:tcMar>
+              <w:top w:w="70" w:type="dxa"/>
+              <w:left w:w="90" w:type="dxa"/>
+              <w:bottom w:w="70" w:type="dxa"/>
+              <w:right w:w="90" w:type="dxa"/>
+            </w:tcMar>
+            <w:vAlign w:val="center"/>
+          </w:tcPr>
+          <w:p>
+            <w:pPr>
+              <w:spacing w:before="40" w:after="40" w:line="264" w:lineRule="auto"/>
+              <w:ind w:firstLine="0"/>
+              <w:jc w:val="left"/>
+            </w:pPr>
+            <w:r>
+              <w:rPr>
+                <w:sz w:val="24"/>
+              </w:rPr>
+              <w:t>Исходники обработчиков</w:t>
+            </w:r>
+          </w:p>
+        </w:tc>
+      </w:tr>
+      <w:tr>
+        <w:trPr>
+          <w:cantSplit/>
+          <w:jc w:val="center"/>
+        </w:trPr>
+        <w:tc>
+          <w:tcPr>
+            <w:tcW w:w="624" w:type="dxa"/>
+            <w:tcBorders>
+              <w:top w:val="single" w:sz="4" w:space="0" w:color="D9D9D9"/>
+              <w:left w:val="single" w:sz="4" w:space="0" w:color="D9D9D9"/>
+              <w:bottom w:val="single" w:sz="4" w:space="0" w:color="D9D9D9"/>
+              <w:right w:val="single" w:sz="4" w:space="0" w:color="D9D9D9"/>
+            </w:tcBorders>
+            <w:tcMar>
+              <w:top w:w="70" w:type="dxa"/>
+              <w:left w:w="90" w:type="dxa"/>
+              <w:bottom w:w="70" w:type="dxa"/>
+              <w:right w:w="90" w:type="dxa"/>
+            </w:tcMar>
+            <w:vAlign w:val="center"/>
+          </w:tcPr>
+          <w:p>
+            <w:pPr>
+              <w:spacing w:before="40" w:after="40" w:line="264" w:lineRule="auto"/>
+              <w:ind w:firstLine="0"/>
+              <w:jc w:val="left"/>
+            </w:pPr>
+            <w:r>
+              <w:rPr>
+                <w:sz w:val="24"/>
+              </w:rPr>
+              <w:t>5</w:t>
+            </w:r>
+          </w:p>
+        </w:tc>
+        <w:tc>
+          <w:tcPr>
+            <w:tcW w:w="2665" w:type="dxa"/>
+            <w:tcBorders>
+              <w:top w:val="single" w:sz="4" w:space="0" w:color="D9D9D9"/>
+              <w:left w:val="single" w:sz="4" w:space="0" w:color="D9D9D9"/>
+              <w:bottom w:val="single" w:sz="4" w:space="0" w:color="D9D9D9"/>
+              <w:right w:val="single" w:sz="4" w:space="0" w:color="D9D9D9"/>
+            </w:tcBorders>
+            <w:tcMar>
+              <w:top w:w="70" w:type="dxa"/>
+              <w:left w:w="90" w:type="dxa"/>
+              <w:bottom w:w="70" w:type="dxa"/>
+              <w:right w:w="90" w:type="dxa"/>
+            </w:tcMar>
+            <w:vAlign w:val="center"/>
+          </w:tcPr>
+          <w:p>
+            <w:pPr>
+              <w:spacing w:before="40" w:after="40" w:line="264" w:lineRule="auto"/>
+              <w:ind w:firstLine="0"/>
+              <w:jc w:val="left"/>
+            </w:pPr>
+            <w:r>
+              <w:rPr>
+                <w:sz w:val="24"/>
+              </w:rPr>
+              <w:t>Постепенные SSE-изменения</w:t>
+            </w:r>
+          </w:p>
+        </w:tc>
+        <w:tc>
+          <w:tcPr>
+            <w:tcW w:w="3005" w:type="dxa"/>
+            <w:tcBorders>
+              <w:top w:val="single" w:sz="4" w:space="0" w:color="D9D9D9"/>
+              <w:left w:val="single" w:sz="4" w:space="0" w:color="D9D9D9"/>
+              <w:bottom w:val="single" w:sz="4" w:space="0" w:color="D9D9D9"/>
+              <w:right w:val="single" w:sz="4" w:space="0" w:color="D9D9D9"/>
+            </w:tcBorders>
+            <w:tcMar>
+              <w:top w:w="70" w:type="dxa"/>
+              <w:left w:w="90" w:type="dxa"/>
+              <w:bottom w:w="70" w:type="dxa"/>
+              <w:right w:w="90" w:type="dxa"/>
+            </w:tcMar>
+            <w:vAlign w:val="center"/>
+          </w:tcPr>
+          <w:p>
+            <w:pPr>
+              <w:spacing w:before="40" w:after="40" w:line="264" w:lineRule="auto"/>
+              <w:ind w:firstLine="0"/>
+              <w:jc w:val="left"/>
+            </w:pPr>
+            <w:r>
+              <w:rPr>
+                <w:sz w:val="24"/>
+              </w:rPr>
+              <w:t>stream и Sinks.Many</w:t>
+            </w:r>
+          </w:p>
+        </w:tc>
+        <w:tc>
+          <w:tcPr>
+            <w:tcW w:w="3061" w:type="dxa"/>
+            <w:tcBorders>
+              <w:top w:val="single" w:sz="4" w:space="0" w:color="D9D9D9"/>
+              <w:left w:val="single" w:sz="4" w:space="0" w:color="D9D9D9"/>
+              <w:bottom w:val="single" w:sz="4" w:space="0" w:color="D9D9D9"/>
+              <w:right w:val="single" w:sz="4" w:space="0" w:color="D9D9D9"/>
+            </w:tcBorders>
+            <w:tcMar>
+              <w:top w:w="70" w:type="dxa"/>
+              <w:left w:w="90" w:type="dxa"/>
+              <w:bottom w:w="70" w:type="dxa"/>
+              <w:right w:w="90" w:type="dxa"/>
+            </w:tcMar>
+            <w:vAlign w:val="center"/>
+          </w:tcPr>
+          <w:p>
+            <w:pPr>
+              <w:spacing w:before="40" w:after="40" w:line="264" w:lineRule="auto"/>
+              <w:ind w:firstLine="0"/>
+              <w:jc w:val="left"/>
+            </w:pPr>
+            <w:r>
+              <w:rPr>
+                <w:sz w:val="24"/>
+              </w:rPr>
+              <w:t>Четыре события; рис. 2</w:t>
+            </w:r>
+          </w:p>
+        </w:tc>
+      </w:tr>
+      <w:tr>
+        <w:trPr>
+          <w:cantSplit/>
+          <w:jc w:val="center"/>
+        </w:trPr>
+        <w:tc>
+          <w:tcPr>
+            <w:tcW w:w="624" w:type="dxa"/>
+            <w:tcBorders>
+              <w:top w:val="single" w:sz="4" w:space="0" w:color="D9D9D9"/>
+              <w:left w:val="single" w:sz="4" w:space="0" w:color="D9D9D9"/>
+              <w:bottom w:val="single" w:sz="4" w:space="0" w:color="D9D9D9"/>
+              <w:right w:val="single" w:sz="4" w:space="0" w:color="D9D9D9"/>
+            </w:tcBorders>
+            <w:tcMar>
+              <w:top w:w="70" w:type="dxa"/>
+              <w:left w:w="90" w:type="dxa"/>
+              <w:bottom w:w="70" w:type="dxa"/>
+              <w:right w:w="90" w:type="dxa"/>
+            </w:tcMar>
+            <w:vAlign w:val="center"/>
+          </w:tcPr>
+          <w:p>
+            <w:pPr>
+              <w:spacing w:before="40" w:after="40" w:line="264" w:lineRule="auto"/>
+              <w:ind w:firstLine="0"/>
+              <w:jc w:val="left"/>
+            </w:pPr>
+            <w:r>
+              <w:rPr>
+                <w:sz w:val="24"/>
+              </w:rPr>
+              <w:t>6</w:t>
+            </w:r>
+          </w:p>
+        </w:tc>
+        <w:tc>
+          <w:tcPr>
+            <w:tcW w:w="2665" w:type="dxa"/>
+            <w:tcBorders>
+              <w:top w:val="single" w:sz="4" w:space="0" w:color="D9D9D9"/>
+              <w:left w:val="single" w:sz="4" w:space="0" w:color="D9D9D9"/>
+              <w:bottom w:val="single" w:sz="4" w:space="0" w:color="D9D9D9"/>
+              <w:right w:val="single" w:sz="4" w:space="0" w:color="D9D9D9"/>
+            </w:tcBorders>
+            <w:tcMar>
+              <w:top w:w="70" w:type="dxa"/>
+              <w:left w:w="90" w:type="dxa"/>
+              <w:bottom w:w="70" w:type="dxa"/>
+              <w:right w:w="90" w:type="dxa"/>
+            </w:tcMar>
+            <w:vAlign w:val="center"/>
+          </w:tcPr>
+          <w:p>
+            <w:pPr>
+              <w:spacing w:before="40" w:after="40" w:line="264" w:lineRule="auto"/>
+              <w:ind w:firstLine="0"/>
+              <w:jc w:val="left"/>
+            </w:pPr>
+            <w:r>
+              <w:rPr>
+                <w:sz w:val="24"/>
+              </w:rPr>
+              <w:t xml:space="preserve">Внешний </w:t>
+            </w:r>
+            <w:r>
+              <w:rPr>
+                <w:sz w:val="24"/>
+              </w:rPr>
+              <w:t>WebClient</w:t>
+            </w:r>
+          </w:p>
+        </w:tc>
+        <w:tc>
+          <w:tcPr>
+            <w:tcW w:w="3005" w:type="dxa"/>
+            <w:tcBorders>
+              <w:top w:val="single" w:sz="4" w:space="0" w:color="D9D9D9"/>
+              <w:left w:val="single" w:sz="4" w:space="0" w:color="D9D9D9"/>
+              <w:bottom w:val="single" w:sz="4" w:space="0" w:color="D9D9D9"/>
+              <w:right w:val="single" w:sz="4" w:space="0" w:color="D9D9D9"/>
+            </w:tcBorders>
+            <w:tcMar>
+              <w:top w:w="70" w:type="dxa"/>
+              <w:left w:w="90" w:type="dxa"/>
+              <w:bottom w:w="70" w:type="dxa"/>
+              <w:right w:w="90" w:type="dxa"/>
+            </w:tcMar>
+            <w:vAlign w:val="center"/>
+          </w:tcPr>
+          <w:p>
+            <w:pPr>
+              <w:spacing w:before="40" w:after="40" w:line="264" w:lineRule="auto"/>
+              <w:ind w:firstLine="0"/>
+              <w:jc w:val="left"/>
+            </w:pPr>
+            <w:r>
+              <w:rPr>
+                <w:sz w:val="24"/>
+              </w:rPr>
+              <w:t>order</w:t>
+            </w:r>
+          </w:p>
+        </w:tc>
+        <w:tc>
+          <w:tcPr>
+            <w:tcW w:w="3061" w:type="dxa"/>
+            <w:tcBorders>
+              <w:top w:val="single" w:sz="4" w:space="0" w:color="D9D9D9"/>
+              <w:left w:val="single" w:sz="4" w:space="0" w:color="D9D9D9"/>
+              <w:bottom w:val="single" w:sz="4" w:space="0" w:color="D9D9D9"/>
+              <w:right w:val="single" w:sz="4" w:space="0" w:color="D9D9D9"/>
+            </w:tcBorders>
+            <w:tcMar>
+              <w:top w:w="70" w:type="dxa"/>
+              <w:left w:w="90" w:type="dxa"/>
+              <w:bottom w:w="70" w:type="dxa"/>
+              <w:right w:w="90" w:type="dxa"/>
+            </w:tcMar>
+            <w:vAlign w:val="center"/>
+          </w:tcPr>
+          <w:p>
+            <w:pPr>
+              <w:spacing w:before="40" w:after="40" w:line="264" w:lineRule="auto"/>
+              <w:ind w:firstLine="0"/>
+              <w:jc w:val="left"/>
+            </w:pPr>
+            <w:r>
+              <w:rPr>
+                <w:sz w:val="24"/>
+              </w:rPr>
+              <w:t>Заказ 101; рис. 1</w:t>
+            </w:r>
+          </w:p>
+        </w:tc>
+      </w:tr>
+      <w:tr>
+        <w:trPr>
+          <w:cantSplit/>
+          <w:jc w:val="center"/>
+        </w:trPr>
+        <w:tc>
+          <w:tcPr>
+            <w:tcW w:w="624" w:type="dxa"/>
+            <w:tcBorders>
+              <w:top w:val="single" w:sz="4" w:space="0" w:color="D9D9D9"/>
+              <w:left w:val="single" w:sz="4" w:space="0" w:color="D9D9D9"/>
+              <w:bottom w:val="single" w:sz="4" w:space="0" w:color="D9D9D9"/>
+              <w:right w:val="single" w:sz="4" w:space="0" w:color="D9D9D9"/>
+            </w:tcBorders>
+            <w:tcMar>
+              <w:top w:w="70" w:type="dxa"/>
+              <w:left w:w="90" w:type="dxa"/>
+              <w:bottom w:w="70" w:type="dxa"/>
+              <w:right w:w="90" w:type="dxa"/>
+            </w:tcMar>
+            <w:vAlign w:val="center"/>
+          </w:tcPr>
+          <w:p>
+            <w:pPr>
+              <w:spacing w:before="40" w:after="40" w:line="264" w:lineRule="auto"/>
+              <w:ind w:firstLine="0"/>
+              <w:jc w:val="left"/>
+            </w:pPr>
+            <w:r>
+              <w:rPr>
+                <w:sz w:val="24"/>
+              </w:rPr>
+              <w:t>7</w:t>
+            </w:r>
+          </w:p>
+        </w:tc>
+        <w:tc>
+          <w:tcPr>
+            <w:tcW w:w="2665" w:type="dxa"/>
+            <w:tcBorders>
+              <w:top w:val="single" w:sz="4" w:space="0" w:color="D9D9D9"/>
+              <w:left w:val="single" w:sz="4" w:space="0" w:color="D9D9D9"/>
+              <w:bottom w:val="single" w:sz="4" w:space="0" w:color="D9D9D9"/>
+              <w:right w:val="single" w:sz="4" w:space="0" w:color="D9D9D9"/>
+            </w:tcBorders>
+            <w:tcMar>
+              <w:top w:w="70" w:type="dxa"/>
+              <w:left w:w="90" w:type="dxa"/>
+              <w:bottom w:w="70" w:type="dxa"/>
+              <w:right w:w="90" w:type="dxa"/>
+            </w:tcMar>
+            <w:vAlign w:val="center"/>
+          </w:tcPr>
+          <w:p>
+            <w:pPr>
+              <w:spacing w:before="40" w:after="40" w:line="264" w:lineRule="auto"/>
+              <w:ind w:firstLine="0"/>
+              <w:jc w:val="left"/>
+            </w:pPr>
+            <w:r>
+              <w:rPr>
+                <w:sz w:val="24"/>
+              </w:rPr>
+              <w:t>Ошибки и отсутствие</w:t>
+            </w:r>
+          </w:p>
+        </w:tc>
+        <w:tc>
+          <w:tcPr>
+            <w:tcW w:w="3005" w:type="dxa"/>
+            <w:tcBorders>
+              <w:top w:val="single" w:sz="4" w:space="0" w:color="D9D9D9"/>
+              <w:left w:val="single" w:sz="4" w:space="0" w:color="D9D9D9"/>
+              <w:bottom w:val="single" w:sz="4" w:space="0" w:color="D9D9D9"/>
+              <w:right w:val="single" w:sz="4" w:space="0" w:color="D9D9D9"/>
+            </w:tcBorders>
+            <w:tcMar>
+              <w:top w:w="70" w:type="dxa"/>
+              <w:left w:w="90" w:type="dxa"/>
+              <w:bottom w:w="70" w:type="dxa"/>
+              <w:right w:w="90" w:type="dxa"/>
+            </w:tcMar>
+            <w:vAlign w:val="center"/>
+          </w:tcPr>
+          <w:p>
+            <w:pPr>
+              <w:spacing w:before="40" w:after="40" w:line="264" w:lineRule="auto"/>
+              <w:ind w:firstLine="0"/>
+              <w:jc w:val="left"/>
+            </w:pPr>
+            <w:r>
+              <w:rPr>
+                <w:sz w:val="24"/>
+              </w:rPr>
+              <w:t>ResponseStatusException, onErrorResume</w:t>
+            </w:r>
+          </w:p>
+        </w:tc>
+        <w:tc>
+          <w:tcPr>
+            <w:tcW w:w="3061" w:type="dxa"/>
+            <w:tcBorders>
+              <w:top w:val="single" w:sz="4" w:space="0" w:color="D9D9D9"/>
+              <w:left w:val="single" w:sz="4" w:space="0" w:color="D9D9D9"/>
+              <w:bottom w:val="single" w:sz="4" w:space="0" w:color="D9D9D9"/>
+              <w:right w:val="single" w:sz="4" w:space="0" w:color="D9D9D9"/>
+            </w:tcBorders>
+            <w:tcMar>
+              <w:top w:w="70" w:type="dxa"/>
+              <w:left w:w="90" w:type="dxa"/>
+              <w:bottom w:w="70" w:type="dxa"/>
+              <w:right w:w="90" w:type="dxa"/>
+            </w:tcMar>
+            <w:vAlign w:val="center"/>
+          </w:tcPr>
+          <w:p>
+            <w:pPr>
+              <w:spacing w:before="40" w:after="40" w:line="264" w:lineRule="auto"/>
+              <w:ind w:firstLine="0"/>
+              <w:jc w:val="left"/>
+            </w:pPr>
+            <w:r>
+              <w:rPr>
+                <w:sz w:val="24"/>
+              </w:rPr>
+              <w:t>400, 404, 409; рис. 3</w:t>
+            </w:r>
+          </w:p>
+        </w:tc>
+      </w:tr>
+      <w:tr>
+        <w:trPr>
+          <w:cantSplit/>
+          <w:jc w:val="center"/>
+        </w:trPr>
+        <w:tc>
+          <w:tcPr>
+            <w:tcW w:w="624" w:type="dxa"/>
+            <w:tcBorders>
+              <w:top w:val="single" w:sz="4" w:space="0" w:color="D9D9D9"/>
+              <w:left w:val="single" w:sz="4" w:space="0" w:color="D9D9D9"/>
+              <w:bottom w:val="single" w:sz="4" w:space="0" w:color="D9D9D9"/>
+              <w:right w:val="single" w:sz="4" w:space="0" w:color="D9D9D9"/>
+            </w:tcBorders>
+            <w:tcMar>
+              <w:top w:w="70" w:type="dxa"/>
+              <w:left w:w="90" w:type="dxa"/>
+              <w:bottom w:w="70" w:type="dxa"/>
+              <w:right w:w="90" w:type="dxa"/>
+            </w:tcMar>
+            <w:vAlign w:val="center"/>
+          </w:tcPr>
+          <w:p>
+            <w:pPr>
+              <w:spacing w:before="40" w:after="40" w:line="264" w:lineRule="auto"/>
+              <w:ind w:firstLine="0"/>
+              <w:jc w:val="left"/>
+            </w:pPr>
+            <w:r>
+              <w:rPr>
+                <w:sz w:val="24"/>
+              </w:rPr>
+              <w:t>8</w:t>
+            </w:r>
+          </w:p>
+        </w:tc>
+        <w:tc>
+          <w:tcPr>
+            <w:tcW w:w="2665" w:type="dxa"/>
+            <w:tcBorders>
+              <w:top w:val="single" w:sz="4" w:space="0" w:color="D9D9D9"/>
+              <w:left w:val="single" w:sz="4" w:space="0" w:color="D9D9D9"/>
+              <w:bottom w:val="single" w:sz="4" w:space="0" w:color="D9D9D9"/>
+              <w:right w:val="single" w:sz="4" w:space="0" w:color="D9D9D9"/>
+            </w:tcBorders>
+            <w:tcMar>
+              <w:top w:w="70" w:type="dxa"/>
+              <w:left w:w="90" w:type="dxa"/>
+              <w:bottom w:w="70" w:type="dxa"/>
+              <w:right w:w="90" w:type="dxa"/>
+            </w:tcMar>
+            <w:vAlign w:val="center"/>
+          </w:tcPr>
+          <w:p>
+            <w:pPr>
+              <w:spacing w:before="40" w:after="40" w:line="264" w:lineRule="auto"/>
+              <w:ind w:firstLine="0"/>
+              <w:jc w:val="left"/>
+            </w:pPr>
+            <w:r>
+              <w:rPr>
+                <w:sz w:val="24"/>
+              </w:rPr>
+              <w:t>Два сценария и сравнение</w:t>
+            </w:r>
+          </w:p>
+        </w:tc>
+        <w:tc>
+          <w:tcPr>
+            <w:tcW w:w="3005" w:type="dxa"/>
+            <w:tcBorders>
+              <w:top w:val="single" w:sz="4" w:space="0" w:color="D9D9D9"/>
+              <w:left w:val="single" w:sz="4" w:space="0" w:color="D9D9D9"/>
+              <w:bottom w:val="single" w:sz="4" w:space="0" w:color="D9D9D9"/>
+              <w:right w:val="single" w:sz="4" w:space="0" w:color="D9D9D9"/>
+            </w:tcBorders>
+            <w:tcMar>
+              <w:top w:w="70" w:type="dxa"/>
+              <w:left w:w="90" w:type="dxa"/>
+              <w:bottom w:w="70" w:type="dxa"/>
+              <w:right w:w="90" w:type="dxa"/>
+            </w:tcMar>
+            <w:vAlign w:val="center"/>
+          </w:tcPr>
+          <w:p>
+            <w:pPr>
+              <w:spacing w:before="40" w:after="40" w:line="264" w:lineRule="auto"/>
+              <w:ind w:firstLine="0"/>
+              <w:jc w:val="left"/>
+            </w:pPr>
+            <w:r>
+              <w:rPr>
+                <w:sz w:val="24"/>
+              </w:rPr>
+              <w:t>GET объекта и GET SSE</w:t>
+            </w:r>
+          </w:p>
+        </w:tc>
+        <w:tc>
+          <w:tcPr>
+            <w:tcW w:w="3061" w:type="dxa"/>
+            <w:tcBorders>
+              <w:top w:val="single" w:sz="4" w:space="0" w:color="D9D9D9"/>
+              <w:left w:val="single" w:sz="4" w:space="0" w:color="D9D9D9"/>
+              <w:bottom w:val="single" w:sz="4" w:space="0" w:color="D9D9D9"/>
+              <w:right w:val="single" w:sz="4" w:space="0" w:color="D9D9D9"/>
+            </w:tcBorders>
+            <w:tcMar>
+              <w:top w:w="70" w:type="dxa"/>
+              <w:left w:w="90" w:type="dxa"/>
+              <w:bottom w:w="70" w:type="dxa"/>
+              <w:right w:w="90" w:type="dxa"/>
+            </w:tcMar>
+            <w:vAlign w:val="center"/>
+          </w:tcPr>
+          <w:p>
+            <w:pPr>
+              <w:spacing w:before="40" w:after="40" w:line="264" w:lineRule="auto"/>
+              <w:ind w:firstLine="0"/>
+              <w:jc w:val="left"/>
+            </w:pPr>
+            <w:r>
+              <w:rPr>
+                <w:sz w:val="24"/>
+              </w:rPr>
+              <w:t>Раздел сравнения; README</w:t>
+            </w:r>
+          </w:p>
+        </w:tc>
+      </w:tr>
+    </w:tbl>
+    <w:p/>
+    <w:p>
+      <w:pPr>
+        <w:pStyle w:val="21"/>
+      </w:pPr>
+      <w:bookmarkStart w:id="4" w:name="_Toc242052126"/>
+      <w:r>
+        <w:t>1.2 HTTP на Spring WebFlux</w:t>
+      </w:r>
+      <w:bookmarkEnd w:id="4"/>
+    </w:p>
+    <w:p>
+      <w:pPr>
+        <w:pStyle w:val="aff9"/>
+      </w:pPr>
+      <w:r>
+        <w:t xml:space="preserve">WebFlux реализует </w:t>
+      </w:r>
+      <w:r>
+        <w:t xml:space="preserve">реактивную обработку HTTP-запросов. Контроллер возвращает Mono или Flux, а фреймворк подписывается на результат и записывает ответ клиенту. В этой работе один объект доставки представлен Mono&lt;Delivery&gt;, список — Flux&lt;Delivery&gt;, удаление — Mono&lt;Void&gt;. </w:t>
+      </w:r>
+      <w:r>
+        <w:lastRenderedPageBreak/>
+        <w:t>Отсут</w:t>
+      </w:r>
+      <w:r>
+        <w:t>ствие объекта и ошибки проверки также передаются внутри реактивной цепочки.</w:t>
+      </w:r>
+    </w:p>
+    <w:p>
+      <w:pPr>
+        <w:pStyle w:val="aff9"/>
+      </w:pPr>
+      <w:r>
+        <w:t>Сервер Reactor Netty обслуживает сетевые события через event loop. Долгое синхронное ожидание внутри обработчика занимало бы поток, необходимый другим соединениям. Поэтому HTTP-мет</w:t>
+      </w:r>
+      <w:r>
+        <w:t>оды проекта не вызывают block и Thread.sleep. Небольшие действия над памятью выполняются в Mono.fromCallable; внешний запрос остаётся WebClient-цепочкой. Использование Mono вокруг JDBC само по себе не сделало бы JDBC неблокирующим — эта проблема отдельно р</w:t>
+      </w:r>
+      <w:r>
+        <w:t>ассматривается в практике №8.</w:t>
+      </w:r>
+    </w:p>
+    <w:p>
+      <w:pPr>
+        <w:pStyle w:val="21"/>
+      </w:pPr>
+      <w:bookmarkStart w:id="5" w:name="_Toc242052127"/>
+      <w:r>
+        <w:t>1.3 Состояние и горячий поток</w:t>
+      </w:r>
+      <w:bookmarkEnd w:id="5"/>
+    </w:p>
+    <w:p>
+      <w:pPr>
+        <w:pStyle w:val="aff9"/>
+      </w:pPr>
+      <w:r>
+        <w:t xml:space="preserve">ConcurrentHashMap хранит текущие доставки, AtomicLong выдаёт идентификаторы. Неизменяемый record позволяет заменить запись целиком при смене статуса. Сравнение старого значения с data.replace(id, </w:t>
+      </w:r>
+      <w:r>
+        <w:t>old, new) обнаруживает конкурентное обновление и возвращает 409 вместо незаметной перезаписи.</w:t>
+      </w:r>
+    </w:p>
+    <w:p>
+      <w:pPr>
+        <w:pStyle w:val="aff9"/>
+      </w:pPr>
+      <w:r>
+        <w:t>Для каждой доставки Sinks.Many хранит поток изменений. replay().limit(16) позволяет новой подписке получить ограниченную историю, но это не устойчивое хранилище с</w:t>
+      </w:r>
+      <w:r>
+        <w:t>обытий. После перезапуска память теряется. tryEmitNext вызывается после фактического изменения записи, поэтому источник SSE связан с API PUT, а не с независимым таймером заранее заданных состояний.</w:t>
+      </w:r>
+    </w:p>
+    <w:p>
+      <w:pPr>
+        <w:pStyle w:val="21"/>
+      </w:pPr>
+      <w:bookmarkStart w:id="6" w:name="_Toc242052128"/>
+      <w:r>
+        <w:t>1.4 SSE и внешний реактивный запрос</w:t>
+      </w:r>
+      <w:bookmarkEnd w:id="6"/>
+    </w:p>
+    <w:p>
+      <w:pPr>
+        <w:pStyle w:val="aff9"/>
+      </w:pPr>
+      <w:r>
+        <w:t>Server-Sent Events исп</w:t>
+      </w:r>
+      <w:r>
+        <w:t>ользует длительный HTTP GET с Content-Type text/event-stream. Каждый элемент имеет поля event, id и data; пустая строка отделяет сообщения. В проекте event равен delivery-status, id включает идентификатор доставки и её состояние, data содержит Delivery. Дл</w:t>
+      </w:r>
+      <w:r>
+        <w:t xml:space="preserve">я </w:t>
+      </w:r>
+      <w:r>
+        <w:lastRenderedPageBreak/>
+        <w:t>просмотра через curl параметр -N отключает буферизацию консольного вывода.</w:t>
+      </w:r>
+    </w:p>
+    <w:p>
+      <w:pPr>
+        <w:pStyle w:val="aff9"/>
+      </w:pPr>
+      <w:r>
+        <w:t>WebClient возвращает Mono ответа Order Service. flatMap связывает найденную доставку с асинхронным запросом заказа, timeout ограничивает ожидание двумя секундами, onErrorResume пр</w:t>
+      </w:r>
+      <w:r>
+        <w:t>еобразует ошибку связи в HTTP 502. Ошибка поиска самой доставки сохраняет 404. Таким образом, клиент может различить отсутствующий объект и недоступность внешнего компонента.</w:t>
+      </w:r>
+    </w:p>
+    <w:p>
+      <w:pPr>
+        <w:pStyle w:val="1"/>
+      </w:pPr>
+      <w:bookmarkStart w:id="7" w:name="_Toc242052129"/>
+      <w:r>
+        <w:lastRenderedPageBreak/>
+        <w:t>2 Проектирование и реализация</w:t>
+      </w:r>
+      <w:bookmarkEnd w:id="7"/>
+    </w:p>
+    <w:p>
+      <w:pPr>
+        <w:pStyle w:val="21"/>
+      </w:pPr>
+      <w:bookmarkStart w:id="8" w:name="_Toc242052130"/>
+      <w:r>
+        <w:t>2.1 Структура и модель данных</w:t>
+      </w:r>
+      <w:bookmarkEnd w:id="8"/>
+    </w:p>
+    <w:p>
+      <w:pPr>
+        <w:pStyle w:val="aff9"/>
+      </w:pPr>
+      <w:r>
+        <w:t xml:space="preserve">Материалы </w:t>
+      </w:r>
+      <w:r>
+        <w:t>проекта расположены в practice-07-webflux. Исходные тексты отделены от готовых сборок и доказательств выполнения. README содержит команды запуска; screenshots — оригинальные снимки; run.log — основной протокол. Изменение программы требует повторной сборки,</w:t>
+      </w:r>
+      <w:r>
+        <w:t xml:space="preserve"> а обычный демонстрационный запуск использует приложенные артефакты.</w:t>
+      </w:r>
+    </w:p>
+    <w:p>
+      <w:pPr>
+        <w:pStyle w:val="affc"/>
+        <w:keepNext/>
+      </w:pPr>
+      <w:r>
+        <w:t>Таблица 2 — Модель приложения</w:t>
+      </w:r>
+    </w:p>
+    <w:tbl>
+      <w:tblPr>
+        <w:tblW w:w="0" w:type="auto"/>
+        <w:jc w:val="center"/>
+        <w:tblLayout w:type="fixed"/>
+        <w:tblLook w:val="04A0" w:firstRow="1" w:lastRow="0" w:firstColumn="1" w:lastColumn="0" w:noHBand="0" w:noVBand="1"/>
+      </w:tblPr>
+      <w:tblGrid>
+        <w:gridCol w:w="1871"/>
+        <w:gridCol w:w="3742"/>
+        <w:gridCol w:w="3742"/>
+      </w:tblGrid>
+      <w:tr>
+        <w:trPr>
+          <w:cantSplit/>
+          <w:tblHeader/>
+          <w:jc w:val="center"/>
+        </w:trPr>
+        <w:tc>
+          <w:tcPr>
+            <w:tcW w:w="1871" w:type="dxa"/>
+            <w:tcBorders>
+              <w:top w:val="single" w:sz="4" w:space="0" w:color="D9D9D9"/>
+              <w:left w:val="single" w:sz="4" w:space="0" w:color="D9D9D9"/>
+              <w:bottom w:val="single" w:sz="4" w:space="0" w:color="D9D9D9"/>
+              <w:right w:val="single" w:sz="4" w:space="0" w:color="D9D9D9"/>
+            </w:tcBorders>
+            <w:shd w:val="clear" w:color="auto" w:fill="EEEEEE"/>
+            <w:tcMar>
+              <w:top w:w="70" w:type="dxa"/>
+              <w:left w:w="90" w:type="dxa"/>
+              <w:bottom w:w="70" w:type="dxa"/>
+              <w:right w:w="90" w:type="dxa"/>
+            </w:tcMar>
+            <w:vAlign w:val="center"/>
+          </w:tcPr>
+          <w:p>
+            <w:pPr>
+              <w:spacing w:before="40" w:after="40" w:line="264" w:lineRule="auto"/>
+              <w:ind w:firstLine="0"/>
+              <w:jc w:val="left"/>
+            </w:pPr>
+            <w:r>
+              <w:rPr>
+                <w:b/>
+                <w:sz w:val="24"/>
+              </w:rPr>
+              <w:t>Элемент</w:t>
+            </w:r>
+          </w:p>
+        </w:tc>
+        <w:tc>
+          <w:tcPr>
+            <w:tcW w:w="3742" w:type="dxa"/>
+            <w:tcBorders>
+              <w:top w:val="single" w:sz="4" w:space="0" w:color="D9D9D9"/>
+              <w:left w:val="single" w:sz="4" w:space="0" w:color="D9D9D9"/>
+              <w:bottom w:val="single" w:sz="4" w:space="0" w:color="D9D9D9"/>
+              <w:right w:val="single" w:sz="4" w:space="0" w:color="D9D9D9"/>
+            </w:tcBorders>
+            <w:shd w:val="clear" w:color="auto" w:fill="EEEEEE"/>
+            <w:tcMar>
+              <w:top w:w="70" w:type="dxa"/>
+              <w:left w:w="90" w:type="dxa"/>
+              <w:bottom w:w="70" w:type="dxa"/>
+              <w:right w:w="90" w:type="dxa"/>
+            </w:tcMar>
+            <w:vAlign w:val="center"/>
+          </w:tcPr>
+          <w:p>
+            <w:pPr>
+              <w:spacing w:before="40" w:after="40" w:line="264" w:lineRule="auto"/>
+              <w:ind w:firstLine="0"/>
+              <w:jc w:val="left"/>
+            </w:pPr>
+            <w:r>
+              <w:rPr>
+                <w:b/>
+                <w:sz w:val="24"/>
+              </w:rPr>
+              <w:t>Представление</w:t>
+            </w:r>
+          </w:p>
+        </w:tc>
+        <w:tc>
+          <w:tcPr>
+            <w:tcW w:w="3742" w:type="dxa"/>
+            <w:tcBorders>
+              <w:top w:val="single" w:sz="4" w:space="0" w:color="D9D9D9"/>
+              <w:left w:val="single" w:sz="4" w:space="0" w:color="D9D9D9"/>
+              <w:bottom w:val="single" w:sz="4" w:space="0" w:color="D9D9D9"/>
+              <w:right w:val="single" w:sz="4" w:space="0" w:color="D9D9D9"/>
+            </w:tcBorders>
+            <w:shd w:val="clear" w:color="auto" w:fill="EEEEEE"/>
+            <w:tcMar>
+              <w:top w:w="70" w:type="dxa"/>
+              <w:left w:w="90" w:type="dxa"/>
+              <w:bottom w:w="70" w:type="dxa"/>
+              <w:right w:w="90" w:type="dxa"/>
+            </w:tcMar>
+            <w:vAlign w:val="center"/>
+          </w:tcPr>
+          <w:p>
+            <w:pPr>
+              <w:spacing w:before="40" w:after="40" w:line="264" w:lineRule="auto"/>
+              <w:ind w:firstLine="0"/>
+              <w:jc w:val="left"/>
+            </w:pPr>
+            <w:r>
+              <w:rPr>
+                <w:b/>
+                <w:sz w:val="24"/>
+              </w:rPr>
+              <w:t>Назначение</w:t>
+            </w:r>
+          </w:p>
+        </w:tc>
+      </w:tr>
+      <w:tr>
+        <w:trPr>
+          <w:cantSplit/>
+          <w:jc w:val="center"/>
+        </w:trPr>
+        <w:tc>
+          <w:tcPr>
+            <w:tcW w:w="1871" w:type="dxa"/>
+            <w:tcBorders>
+              <w:top w:val="single" w:sz="4" w:space="0" w:color="D9D9D9"/>
+              <w:left w:val="single" w:sz="4" w:space="0" w:color="D9D9D9"/>
+              <w:bottom w:val="single" w:sz="4" w:space="0" w:color="D9D9D9"/>
+              <w:right w:val="single" w:sz="4" w:space="0" w:color="D9D9D9"/>
+            </w:tcBorders>
+            <w:tcMar>
+              <w:top w:w="70" w:type="dxa"/>
+              <w:left w:w="90" w:type="dxa"/>
+              <w:bottom w:w="70" w:type="dxa"/>
+              <w:right w:w="90" w:type="dxa"/>
+            </w:tcMar>
+            <w:vAlign w:val="center"/>
+          </w:tcPr>
+          <w:p>
+            <w:pPr>
+              <w:spacing w:before="40" w:after="40" w:line="264" w:lineRule="auto"/>
+              <w:ind w:firstLine="0"/>
+              <w:jc w:val="left"/>
+            </w:pPr>
+            <w:r>
+              <w:rPr>
+                <w:sz w:val="24"/>
+              </w:rPr>
+              <w:t>Delivery</w:t>
+            </w:r>
+          </w:p>
+        </w:tc>
+        <w:tc>
+          <w:tcPr>
+            <w:tcW w:w="3742" w:type="dxa"/>
+            <w:tcBorders>
+              <w:top w:val="single" w:sz="4" w:space="0" w:color="D9D9D9"/>
+              <w:left w:val="single" w:sz="4" w:space="0" w:color="D9D9D9"/>
+              <w:bottom w:val="single" w:sz="4" w:space="0" w:color="D9D9D9"/>
+              <w:right w:val="single" w:sz="4" w:space="0" w:color="D9D9D9"/>
+            </w:tcBorders>
+            <w:tcMar>
+              <w:top w:w="70" w:type="dxa"/>
+              <w:left w:w="90" w:type="dxa"/>
+              <w:bottom w:w="70" w:type="dxa"/>
+              <w:right w:w="90" w:type="dxa"/>
+            </w:tcMar>
+            <w:vAlign w:val="center"/>
+          </w:tcPr>
+          <w:p>
+            <w:pPr>
+              <w:spacing w:before="40" w:after="40" w:line="264" w:lineRule="auto"/>
+              <w:ind w:firstLine="0"/>
+              <w:jc w:val="left"/>
+            </w:pPr>
+            <w:r>
+              <w:rPr>
+                <w:sz w:val="24"/>
+              </w:rPr>
+              <w:t>id, orderId, product, address, status</w:t>
+            </w:r>
+          </w:p>
+        </w:tc>
+        <w:tc>
+          <w:tcPr>
+            <w:tcW w:w="3742" w:type="dxa"/>
+            <w:tcBorders>
+              <w:top w:val="single" w:sz="4" w:space="0" w:color="D9D9D9"/>
+              <w:left w:val="single" w:sz="4" w:space="0" w:color="D9D9D9"/>
+              <w:bottom w:val="single" w:sz="4" w:space="0" w:color="D9D9D9"/>
+              <w:right w:val="single" w:sz="4" w:space="0" w:color="D9D9D9"/>
+            </w:tcBorders>
+            <w:tcMar>
+              <w:top w:w="70" w:type="dxa"/>
+              <w:left w:w="90" w:type="dxa"/>
+              <w:bottom w:w="70" w:type="dxa"/>
+              <w:right w:w="90" w:type="dxa"/>
+            </w:tcMar>
+            <w:vAlign w:val="center"/>
+          </w:tcPr>
+          <w:p>
+            <w:pPr>
+              <w:spacing w:before="40" w:after="40" w:line="264" w:lineRule="auto"/>
+              <w:ind w:firstLine="0"/>
+              <w:jc w:val="left"/>
+            </w:pPr>
+            <w:r>
+              <w:rPr>
+                <w:sz w:val="24"/>
+              </w:rPr>
+              <w:t>Текущий объект</w:t>
+            </w:r>
+          </w:p>
+        </w:tc>
+      </w:tr>
+      <w:tr>
+        <w:trPr>
+          <w:cantSplit/>
+          <w:jc w:val="center"/>
+        </w:trPr>
+        <w:tc>
+          <w:tcPr>
+            <w:tcW w:w="1871" w:type="dxa"/>
+            <w:tcBorders>
+              <w:top w:val="single" w:sz="4" w:space="0" w:color="D9D9D9"/>
+              <w:left w:val="single" w:sz="4" w:space="0" w:color="D9D9D9"/>
+              <w:bottom w:val="single" w:sz="4" w:space="0" w:color="D9D9D9"/>
+              <w:right w:val="single" w:sz="4" w:space="0" w:color="D9D9D9"/>
+            </w:tcBorders>
+            <w:tcMar>
+              <w:top w:w="70" w:type="dxa"/>
+              <w:left w:w="90" w:type="dxa"/>
+              <w:bottom w:w="70" w:type="dxa"/>
+              <w:right w:w="90" w:type="dxa"/>
+            </w:tcMar>
+            <w:vAlign w:val="center"/>
+          </w:tcPr>
+          <w:p>
+            <w:pPr>
+              <w:spacing w:before="40" w:after="40" w:line="264" w:lineRule="auto"/>
+              <w:ind w:firstLine="0"/>
+              <w:jc w:val="left"/>
+            </w:pPr>
+            <w:r>
+              <w:rPr>
+                <w:sz w:val="24"/>
+              </w:rPr>
+              <w:t>Input</w:t>
+            </w:r>
+          </w:p>
+        </w:tc>
+        <w:tc>
+          <w:tcPr>
+            <w:tcW w:w="3742" w:type="dxa"/>
+            <w:tcBorders>
+              <w:top w:val="single" w:sz="4" w:space="0" w:color="D9D9D9"/>
+              <w:left w:val="single" w:sz="4" w:space="0" w:color="D9D9D9"/>
+              <w:bottom w:val="single" w:sz="4" w:space="0" w:color="D9D9D9"/>
+              <w:right w:val="single" w:sz="4" w:space="0" w:color="D9D9D9"/>
+            </w:tcBorders>
+            <w:tcMar>
+              <w:top w:w="70" w:type="dxa"/>
+              <w:left w:w="90" w:type="dxa"/>
+              <w:bottom w:w="70" w:type="dxa"/>
+              <w:right w:w="90" w:type="dxa"/>
+            </w:tcMar>
+            <w:vAlign w:val="center"/>
+          </w:tcPr>
+          <w:p>
+            <w:pPr>
+              <w:spacing w:before="40" w:after="40" w:line="264" w:lineRule="auto"/>
+              <w:ind w:firstLine="0"/>
+              <w:jc w:val="left"/>
+            </w:pPr>
+            <w:r>
+              <w:rPr>
+                <w:sz w:val="24"/>
+              </w:rPr>
+              <w:t>orderId, product, address, status</w:t>
+            </w:r>
+          </w:p>
+        </w:tc>
+        <w:tc>
+          <w:tcPr>
+            <w:tcW w:w="3742" w:type="dxa"/>
+            <w:tcBorders>
+              <w:top w:val="single" w:sz="4" w:space="0" w:color="D9D9D9"/>
+              <w:left w:val="single" w:sz="4" w:space="0" w:color="D9D9D9"/>
+              <w:bottom w:val="single" w:sz="4" w:space="0" w:color="D9D9D9"/>
+              <w:right w:val="single" w:sz="4" w:space="0" w:color="D9D9D9"/>
+            </w:tcBorders>
+            <w:tcMar>
+              <w:top w:w="70" w:type="dxa"/>
+              <w:left w:w="90" w:type="dxa"/>
+              <w:bottom w:w="70" w:type="dxa"/>
+              <w:right w:w="90" w:type="dxa"/>
+            </w:tcMar>
+            <w:vAlign w:val="center"/>
+          </w:tcPr>
+          <w:p>
+            <w:pPr>
+              <w:spacing w:before="40" w:after="40" w:line="264" w:lineRule="auto"/>
+              <w:ind w:firstLine="0"/>
+              <w:jc w:val="left"/>
+            </w:pPr>
+            <w:r>
+              <w:rPr>
+                <w:sz w:val="24"/>
+              </w:rPr>
+              <w:t>Тело POST или PUT</w:t>
+            </w:r>
+          </w:p>
+        </w:tc>
+      </w:tr>
+      <w:tr>
+        <w:trPr>
+          <w:cantSplit/>
+          <w:jc w:val="center"/>
+        </w:trPr>
+        <w:tc>
+          <w:tcPr>
+            <w:tcW w:w="1871" w:type="dxa"/>
+            <w:tcBorders>
+              <w:top w:val="single" w:sz="4" w:space="0" w:color="D9D9D9"/>
+              <w:left w:val="single" w:sz="4" w:space="0" w:color="D9D9D9"/>
+              <w:bottom w:val="single" w:sz="4" w:space="0" w:color="D9D9D9"/>
+              <w:right w:val="single" w:sz="4" w:space="0" w:color="D9D9D9"/>
+            </w:tcBorders>
+            <w:tcMar>
+              <w:top w:w="70" w:type="dxa"/>
+              <w:left w:w="90" w:type="dxa"/>
+              <w:bottom w:w="70" w:type="dxa"/>
+              <w:right w:w="90" w:type="dxa"/>
+            </w:tcMar>
+            <w:vAlign w:val="center"/>
+          </w:tcPr>
+          <w:p>
+            <w:pPr>
+              <w:spacing w:before="40" w:after="40" w:line="264" w:lineRule="auto"/>
+              <w:ind w:firstLine="0"/>
+              <w:jc w:val="left"/>
+            </w:pPr>
+            <w:r>
+              <w:rPr>
+                <w:sz w:val="24"/>
+              </w:rPr>
+              <w:t>SSE event</w:t>
+            </w:r>
+          </w:p>
+        </w:tc>
+        <w:tc>
+          <w:tcPr>
+            <w:tcW w:w="3742" w:type="dxa"/>
+            <w:tcBorders>
+              <w:top w:val="single" w:sz="4" w:space="0" w:color="D9D9D9"/>
+              <w:left w:val="single" w:sz="4" w:space="0" w:color="D9D9D9"/>
+              <w:bottom w:val="single" w:sz="4" w:space="0" w:color="D9D9D9"/>
+              <w:right w:val="single" w:sz="4" w:space="0" w:color="D9D9D9"/>
+            </w:tcBorders>
+            <w:tcMar>
+              <w:top w:w="70" w:type="dxa"/>
+              <w:left w:w="90" w:type="dxa"/>
+              <w:bottom w:w="70" w:type="dxa"/>
+              <w:right w:w="90" w:type="dxa"/>
+            </w:tcMar>
+            <w:vAlign w:val="center"/>
+          </w:tcPr>
+          <w:p>
+            <w:pPr>
+              <w:spacing w:before="40" w:after="40" w:line="264" w:lineRule="auto"/>
+              <w:ind w:firstLine="0"/>
+              <w:jc w:val="left"/>
+            </w:pPr>
+            <w:r>
+              <w:rPr>
+                <w:sz w:val="24"/>
+              </w:rPr>
+              <w:t>delivery-status</w:t>
+            </w:r>
+          </w:p>
+        </w:tc>
+        <w:tc>
+          <w:tcPr>
+            <w:tcW w:w="3742" w:type="dxa"/>
+            <w:tcBorders>
+              <w:top w:val="single" w:sz="4" w:space="0" w:color="D9D9D9"/>
+              <w:left w:val="single" w:sz="4" w:space="0" w:color="D9D9D9"/>
+              <w:bottom w:val="single" w:sz="4" w:space="0" w:color="D9D9D9"/>
+              <w:right w:val="single" w:sz="4" w:space="0" w:color="D9D9D9"/>
+            </w:tcBorders>
+            <w:tcMar>
+              <w:top w:w="70" w:type="dxa"/>
+              <w:left w:w="90" w:type="dxa"/>
+              <w:bottom w:w="70" w:type="dxa"/>
+              <w:right w:w="90" w:type="dxa"/>
+            </w:tcMar>
+            <w:vAlign w:val="center"/>
+          </w:tcPr>
+          <w:p>
+            <w:pPr>
+              <w:spacing w:before="40" w:after="40" w:line="264" w:lineRule="auto"/>
+              <w:ind w:firstLine="0"/>
+              <w:jc w:val="left"/>
+            </w:pPr>
+            <w:r>
+              <w:rPr>
+                <w:sz w:val="24"/>
+              </w:rPr>
+              <w:t>Имя потока</w:t>
+            </w:r>
+          </w:p>
+        </w:tc>
+      </w:tr>
+      <w:tr>
+        <w:trPr>
+          <w:cantSplit/>
+          <w:jc w:val="center"/>
+        </w:trPr>
+        <w:tc>
+          <w:tcPr>
+            <w:tcW w:w="1871" w:type="dxa"/>
+            <w:tcBorders>
+              <w:top w:val="single" w:sz="4" w:space="0" w:color="D9D9D9"/>
+              <w:left w:val="single" w:sz="4" w:space="0" w:color="D9D9D9"/>
+              <w:bottom w:val="single" w:sz="4" w:space="0" w:color="D9D9D9"/>
+              <w:right w:val="single" w:sz="4" w:space="0" w:color="D9D9D9"/>
+            </w:tcBorders>
+            <w:tcMar>
+              <w:top w:w="70" w:type="dxa"/>
+              <w:left w:w="90" w:type="dxa"/>
+              <w:bottom w:w="70" w:type="dxa"/>
+              <w:right w:w="90" w:type="dxa"/>
+            </w:tcMar>
+            <w:vAlign w:val="center"/>
+          </w:tcPr>
+          <w:p>
+            <w:pPr>
+              <w:spacing w:before="40" w:after="40" w:line="264" w:lineRule="auto"/>
+              <w:ind w:firstLine="0"/>
+              <w:jc w:val="left"/>
+            </w:pPr>
+            <w:r>
+              <w:rPr>
+                <w:sz w:val="24"/>
+              </w:rPr>
+              <w:t>SSE id</w:t>
+            </w:r>
+          </w:p>
+        </w:tc>
+        <w:tc>
+          <w:tcPr>
+            <w:tcW w:w="3742" w:type="dxa"/>
+            <w:tcBorders>
+              <w:top w:val="single" w:sz="4" w:space="0" w:color="D9D9D9"/>
+              <w:left w:val="single" w:sz="4" w:space="0" w:color="D9D9D9"/>
+              <w:bottom w:val="single" w:sz="4" w:space="0" w:color="D9D9D9"/>
+              <w:right w:val="single" w:sz="4" w:space="0" w:color="D9D9D9"/>
+            </w:tcBorders>
+            <w:tcMar>
+              <w:top w:w="70" w:type="dxa"/>
+              <w:left w:w="90" w:type="dxa"/>
+              <w:bottom w:w="70" w:type="dxa"/>
+              <w:right w:w="90" w:type="dxa"/>
+            </w:tcMar>
+            <w:vAlign w:val="center"/>
+          </w:tcPr>
+          <w:p>
+            <w:pPr>
+              <w:spacing w:before="40" w:after="40" w:line="264" w:lineRule="auto"/>
+              <w:ind w:firstLine="0"/>
+              <w:jc w:val="left"/>
+            </w:pPr>
+            <w:r>
+              <w:rPr>
+                <w:sz w:val="24"/>
+              </w:rPr>
+              <w:t>id:status</w:t>
+            </w:r>
+          </w:p>
+        </w:tc>
+        <w:tc>
+          <w:tcPr>
+            <w:tcW w:w="3742" w:type="dxa"/>
+            <w:tcBorders>
+              <w:top w:val="single" w:sz="4" w:space="0" w:color="D9D9D9"/>
+              <w:left w:val="single" w:sz="4" w:space="0" w:color="D9D9D9"/>
+              <w:bottom w:val="single" w:sz="4" w:space="0" w:color="D9D9D9"/>
+              <w:right w:val="single" w:sz="4" w:space="0" w:color="D9D9D9"/>
+            </w:tcBorders>
+            <w:tcMar>
+              <w:top w:w="70" w:type="dxa"/>
+              <w:left w:w="90" w:type="dxa"/>
+              <w:bottom w:w="70" w:type="dxa"/>
+              <w:right w:w="90" w:type="dxa"/>
+            </w:tcMar>
+            <w:vAlign w:val="center"/>
+          </w:tcPr>
+          <w:p>
+            <w:pPr>
+              <w:spacing w:before="40" w:after="40" w:line="264" w:lineRule="auto"/>
+              <w:ind w:firstLine="0"/>
+              <w:jc w:val="left"/>
+            </w:pPr>
+            <w:r>
+              <w:rPr>
+                <w:sz w:val="24"/>
+              </w:rPr>
+              <w:t>Идентификатор сообщения</w:t>
+            </w:r>
+          </w:p>
+        </w:tc>
+      </w:tr>
+    </w:tbl>
+    <w:p/>
+    <w:p>
+      <w:pPr>
+        <w:pStyle w:val="affc"/>
+        <w:keepNext/>
+      </w:pPr>
+      <w:r>
+        <w:t>Таблица 3 — Интерфейс сервисов</w:t>
+      </w:r>
+    </w:p>
+    <w:tbl>
+      <w:tblPr>
+        <w:tblW w:w="0" w:type="auto"/>
+        <w:jc w:val="center"/>
+        <w:tblLayout w:type="fixed"/>
+        <w:tblLook w:val="04A0" w:firstRow="1" w:lastRow="0" w:firstColumn="1" w:lastColumn="0" w:noHBand="0" w:noVBand="1"/>
+      </w:tblPr>
+      <w:tblGrid>
+        <w:gridCol w:w="964"/>
+        <w:gridCol w:w="4819"/>
+        <w:gridCol w:w="3572"/>
+      </w:tblGrid>
+      <w:tr>
+        <w:trPr>
+          <w:cantSplit/>
+          <w:tblHeader/>
+          <w:jc w:val="center"/>
+        </w:trPr>
+        <w:tc>
+          <w:tcPr>
+            <w:tcW w:w="964" w:type="dxa"/>
+            <w:tcBorders>
+              <w:top w:val="single" w:sz="4" w:space="0" w:color="D9D9D9"/>
+              <w:left w:val="single" w:sz="4" w:space="0" w:color="D9D9D9"/>
+              <w:bottom w:val="single" w:sz="4" w:space="0" w:color="D9D9D9"/>
+              <w:right w:val="single" w:sz="4" w:space="0" w:color="D9D9D9"/>
+            </w:tcBorders>
+            <w:shd w:val="clear" w:color="auto" w:fill="EEEEEE"/>
+            <w:tcMar>
+              <w:top w:w="70" w:type="dxa"/>
+              <w:left w:w="90" w:type="dxa"/>
+              <w:bottom w:w="70" w:type="dxa"/>
+              <w:right w:w="90" w:type="dxa"/>
+            </w:tcMar>
+            <w:vAlign w:val="center"/>
+          </w:tcPr>
+          <w:p>
+            <w:pPr>
+              <w:spacing w:before="40" w:after="40" w:line="264" w:lineRule="auto"/>
+              <w:ind w:firstLine="0"/>
+              <w:jc w:val="left"/>
+            </w:pPr>
+            <w:r>
+              <w:rPr>
+                <w:b/>
+                <w:sz w:val="24"/>
+              </w:rPr>
+              <w:t>Метод</w:t>
+            </w:r>
+          </w:p>
+        </w:tc>
+        <w:tc>
+          <w:tcPr>
+            <w:tcW w:w="4819" w:type="dxa"/>
+            <w:tcBorders>
+              <w:top w:val="single" w:sz="4" w:space="0" w:color="D9D9D9"/>
+              <w:left w:val="single" w:sz="4" w:space="0" w:color="D9D9D9"/>
+              <w:bottom w:val="single" w:sz="4" w:space="0" w:color="D9D9D9"/>
+              <w:right w:val="single" w:sz="4" w:space="0" w:color="D9D9D9"/>
+            </w:tcBorders>
+            <w:shd w:val="clear" w:color="auto" w:fill="EEEEEE"/>
+            <w:tcMar>
+              <w:top w:w="70" w:type="dxa"/>
+              <w:left w:w="90" w:type="dxa"/>
+              <w:bottom w:w="70" w:type="dxa"/>
+              <w:right w:w="90" w:type="dxa"/>
+            </w:tcMar>
+            <w:vAlign w:val="center"/>
+          </w:tcPr>
+          <w:p>
+            <w:pPr>
+              <w:spacing w:before="40" w:after="40" w:line="264" w:lineRule="auto"/>
+              <w:ind w:firstLine="0"/>
+              <w:jc w:val="left"/>
+            </w:pPr>
+            <w:r>
+              <w:rPr>
+                <w:b/>
+                <w:sz w:val="24"/>
+              </w:rPr>
+              <w:t>Путь</w:t>
+            </w:r>
+          </w:p>
+        </w:tc>
+        <w:tc>
+          <w:tcPr>
+            <w:tcW w:w="3572" w:type="dxa"/>
+            <w:tcBorders>
+              <w:top w:val="single" w:sz="4" w:space="0" w:color="D9D9D9"/>
+              <w:left w:val="single" w:sz="4" w:space="0" w:color="D9D9D9"/>
+              <w:bottom w:val="single" w:sz="4" w:space="0" w:color="D9D9D9"/>
+              <w:right w:val="single" w:sz="4" w:space="0" w:color="D9D9D9"/>
+            </w:tcBorders>
+            <w:shd w:val="clear" w:color="auto" w:fill="EEEEEE"/>
+            <w:tcMar>
+              <w:top w:w="70" w:type="dxa"/>
+              <w:left w:w="90" w:type="dxa"/>
+              <w:bottom w:w="70" w:type="dxa"/>
+              <w:right w:w="90" w:type="dxa"/>
+            </w:tcMar>
+            <w:vAlign w:val="center"/>
+          </w:tcPr>
+          <w:p>
+            <w:pPr>
+              <w:spacing w:before="40" w:after="40" w:line="264" w:lineRule="auto"/>
+              <w:ind w:firstLine="0"/>
+              <w:jc w:val="left"/>
+            </w:pPr>
+            <w:r>
+              <w:rPr>
+                <w:b/>
+                <w:sz w:val="24"/>
+              </w:rPr>
+              <w:t>Результат</w:t>
+            </w:r>
+          </w:p>
+        </w:tc>
+      </w:tr>
+      <w:tr>
+        <w:trPr>
+          <w:cantSplit/>
+          <w:jc w:val="center"/>
+        </w:trPr>
+        <w:tc>
+          <w:tcPr>
+            <w:tcW w:w="964" w:type="dxa"/>
+            <w:tcBorders>
+              <w:top w:val="single" w:sz="4" w:space="0" w:color="D9D9D9"/>
+              <w:left w:val="single" w:sz="4" w:space="0" w:color="D9D9D9"/>
+              <w:bottom w:val="single" w:sz="4" w:space="0" w:color="D9D9D9"/>
+              <w:right w:val="single" w:sz="4" w:space="0" w:color="D9D9D9"/>
+            </w:tcBorders>
+            <w:tcMar>
+              <w:top w:w="70" w:type="dxa"/>
+              <w:left w:w="90" w:type="dxa"/>
+              <w:bottom w:w="70" w:type="dxa"/>
+              <w:right w:w="90" w:type="dxa"/>
+            </w:tcMar>
+            <w:vAlign w:val="center"/>
+          </w:tcPr>
+          <w:p>
+            <w:pPr>
+              <w:spacing w:before="40" w:after="40" w:line="264" w:lineRule="auto"/>
+              <w:ind w:firstLine="0"/>
+              <w:jc w:val="left"/>
+            </w:pPr>
+            <w:r>
+              <w:rPr>
+                <w:sz w:val="24"/>
+              </w:rPr>
+              <w:t>GET</w:t>
+            </w:r>
+          </w:p>
+        </w:tc>
+        <w:tc>
+          <w:tcPr>
+            <w:tcW w:w="4819" w:type="dxa"/>
+            <w:tcBorders>
+              <w:top w:val="single" w:sz="4" w:space="0" w:color="D9D9D9"/>
+              <w:left w:val="single" w:sz="4" w:space="0" w:color="D9D9D9"/>
+              <w:bottom w:val="single" w:sz="4" w:space="0" w:color="D9D9D9"/>
+              <w:right w:val="single" w:sz="4" w:space="0" w:color="D9D9D9"/>
+            </w:tcBorders>
+            <w:tcMar>
+              <w:top w:w="70" w:type="dxa"/>
+              <w:left w:w="90" w:type="dxa"/>
+              <w:bottom w:w="70" w:type="dxa"/>
+              <w:right w:w="90" w:type="dxa"/>
+            </w:tcMar>
+            <w:vAlign w:val="center"/>
+          </w:tcPr>
+          <w:p>
+            <w:pPr>
+              <w:spacing w:before="40" w:after="40" w:line="264" w:lineRule="auto"/>
+              <w:ind w:firstLine="0"/>
+              <w:jc w:val="left"/>
+            </w:pPr>
+            <w:r>
+              <w:rPr>
+                <w:sz w:val="24"/>
+              </w:rPr>
+              <w:t>/api/deliveries</w:t>
+            </w:r>
+          </w:p>
+        </w:tc>
+        <w:tc>
+          <w:tcPr>
+            <w:tcW w:w="3572" w:type="dxa"/>
+            <w:tcBorders>
+              <w:top w:val="single" w:sz="4" w:space="0" w:color="D9D9D9"/>
+              <w:left w:val="single" w:sz="4" w:space="0" w:color="D9D9D9"/>
+              <w:bottom w:val="single" w:sz="4" w:space="0" w:color="D9D9D9"/>
+              <w:right w:val="single" w:sz="4" w:space="0" w:color="D9D9D9"/>
+            </w:tcBorders>
+            <w:tcMar>
+              <w:top w:w="70" w:type="dxa"/>
+              <w:left w:w="90" w:type="dxa"/>
+              <w:bottom w:w="70" w:type="dxa"/>
+              <w:right w:w="90" w:type="dxa"/>
+            </w:tcMar>
+            <w:vAlign w:val="center"/>
+          </w:tcPr>
+          <w:p>
+            <w:pPr>
+              <w:spacing w:before="40" w:after="40" w:line="264" w:lineRule="auto"/>
+              <w:ind w:firstLine="0"/>
+              <w:jc w:val="left"/>
+            </w:pPr>
+            <w:r>
+              <w:rPr>
+                <w:sz w:val="24"/>
+              </w:rPr>
+              <w:t>Flux списка</w:t>
+            </w:r>
+          </w:p>
+        </w:tc>
+      </w:tr>
+      <w:tr>
+        <w:trPr>
+          <w:cantSplit/>
+          <w:jc w:val="center"/>
+        </w:trPr>
+        <w:tc>
+          <w:tcPr>
+            <w:tcW w:w="964" w:type="dxa"/>
+            <w:tcBorders>
+              <w:top w:val="single" w:sz="4" w:space="0" w:color="D9D9D9"/>
+              <w:left w:val="single" w:sz="4" w:space="0" w:color="D9D9D9"/>
+              <w:bottom w:val="single" w:sz="4" w:space="0" w:color="D9D9D9"/>
+              <w:right w:val="single" w:sz="4" w:space="0" w:color="D9D9D9"/>
+            </w:tcBorders>
+            <w:tcMar>
+              <w:top w:w="70" w:type="dxa"/>
+              <w:left w:w="90" w:type="dxa"/>
+              <w:bottom w:w="70" w:type="dxa"/>
+              <w:right w:w="90" w:type="dxa"/>
+            </w:tcMar>
+            <w:vAlign w:val="center"/>
+          </w:tcPr>
+          <w:p>
+            <w:pPr>
+              <w:spacing w:before="40" w:after="40" w:line="264" w:lineRule="auto"/>
+              <w:ind w:firstLine="0"/>
+              <w:jc w:val="left"/>
+            </w:pPr>
+            <w:r>
+              <w:rPr>
+                <w:sz w:val="24"/>
+              </w:rPr>
+              <w:t>GET</w:t>
+            </w:r>
+          </w:p>
+        </w:tc>
+        <w:tc>
+          <w:tcPr>
+            <w:tcW w:w="4819" w:type="dxa"/>
+            <w:tcBorders>
+              <w:top w:val="single" w:sz="4" w:space="0" w:color="D9D9D9"/>
+              <w:left w:val="single" w:sz="4" w:space="0" w:color="D9D9D9"/>
+              <w:bottom w:val="single" w:sz="4" w:space="0" w:color="D9D9D9"/>
+              <w:right w:val="single" w:sz="4" w:space="0" w:color="D9D9D9"/>
+            </w:tcBorders>
+            <w:tcMar>
+              <w:top w:w="70" w:type="dxa"/>
+              <w:left w:w="90" w:type="dxa"/>
+              <w:bottom w:w="70" w:type="dxa"/>
+              <w:right w:w="90" w:type="dxa"/>
+            </w:tcMar>
+            <w:vAlign w:val="center"/>
+          </w:tcPr>
+          <w:p>
+            <w:pPr>
+              <w:spacing w:before="40" w:after="40" w:line="264" w:lineRule="auto"/>
+              <w:ind w:firstLine="0"/>
+              <w:jc w:val="left"/>
+            </w:pPr>
+            <w:r>
+              <w:rPr>
+                <w:sz w:val="24"/>
+              </w:rPr>
+              <w:t>/api/deliveries/{id}</w:t>
+            </w:r>
+          </w:p>
+        </w:tc>
+        <w:tc>
+          <w:tcPr>
+            <w:tcW w:w="3572" w:type="dxa"/>
+            <w:tcBorders>
+              <w:top w:val="single" w:sz="4" w:space="0" w:color="D9D9D9"/>
+              <w:left w:val="single" w:sz="4" w:space="0" w:color="D9D9D9"/>
+              <w:bottom w:val="single" w:sz="4" w:space="0" w:color="D9D9D9"/>
+              <w:right w:val="single" w:sz="4" w:space="0" w:color="D9D9D9"/>
+            </w:tcBorders>
+            <w:tcMar>
+              <w:top w:w="70" w:type="dxa"/>
+              <w:left w:w="90" w:type="dxa"/>
+              <w:bottom w:w="70" w:type="dxa"/>
+              <w:right w:w="90" w:type="dxa"/>
+            </w:tcMar>
+            <w:vAlign w:val="center"/>
+          </w:tcPr>
+          <w:p>
+            <w:pPr>
+              <w:spacing w:before="40" w:after="40" w:line="264" w:lineRule="auto"/>
+              <w:ind w:firstLine="0"/>
+              <w:jc w:val="left"/>
+            </w:pPr>
+            <w:r>
+              <w:rPr>
+                <w:sz w:val="24"/>
+              </w:rPr>
+              <w:t>Mono объекта</w:t>
+            </w:r>
+          </w:p>
+        </w:tc>
+      </w:tr>
+      <w:tr>
+        <w:trPr>
+          <w:cantSplit/>
+          <w:jc w:val="center"/>
+        </w:trPr>
+        <w:tc>
+          <w:tcPr>
+            <w:tcW w:w="964" w:type="dxa"/>
+            <w:tcBorders>
+              <w:top w:val="single" w:sz="4" w:space="0" w:color="D9D9D9"/>
+              <w:left w:val="single" w:sz="4" w:space="0" w:color="D9D9D9"/>
+              <w:bottom w:val="single" w:sz="4" w:space="0" w:color="D9D9D9"/>
+              <w:right w:val="single" w:sz="4" w:space="0" w:color="D9D9D9"/>
+            </w:tcBorders>
+            <w:tcMar>
+              <w:top w:w="70" w:type="dxa"/>
+              <w:left w:w="90" w:type="dxa"/>
+              <w:bottom w:w="70" w:type="dxa"/>
+              <w:right w:w="90" w:type="dxa"/>
+            </w:tcMar>
+            <w:vAlign w:val="center"/>
+          </w:tcPr>
+          <w:p>
+            <w:pPr>
+              <w:spacing w:before="40" w:after="40" w:line="264" w:lineRule="auto"/>
+              <w:ind w:firstLine="0"/>
+              <w:jc w:val="left"/>
+            </w:pPr>
+            <w:r>
+              <w:rPr>
+                <w:sz w:val="24"/>
+              </w:rPr>
+              <w:t>POST</w:t>
+            </w:r>
+          </w:p>
+        </w:tc>
+        <w:tc>
+          <w:tcPr>
+            <w:tcW w:w="4819" w:type="dxa"/>
+            <w:tcBorders>
+              <w:top w:val="single" w:sz="4" w:space="0" w:color="D9D9D9"/>
+              <w:left w:val="single" w:sz="4" w:space="0" w:color="D9D9D9"/>
+              <w:bottom w:val="single" w:sz="4" w:space="0" w:color="D9D9D9"/>
+              <w:right w:val="single" w:sz="4" w:space="0" w:color="D9D9D9"/>
+            </w:tcBorders>
+            <w:tcMar>
+              <w:top w:w="70" w:type="dxa"/>
+              <w:left w:w="90" w:type="dxa"/>
+              <w:bottom w:w="70" w:type="dxa"/>
+              <w:right w:w="90" w:type="dxa"/>
+            </w:tcMar>
+            <w:vAlign w:val="center"/>
+          </w:tcPr>
+          <w:p>
+            <w:pPr>
+              <w:spacing w:before="40" w:after="40" w:line="264" w:lineRule="auto"/>
+              <w:ind w:firstLine="0"/>
+              <w:jc w:val="left"/>
+            </w:pPr>
+            <w:r>
+              <w:rPr>
+                <w:sz w:val="24"/>
+              </w:rPr>
+              <w:t>/api/deliveries</w:t>
+            </w:r>
+          </w:p>
+        </w:tc>
+        <w:tc>
+          <w:tcPr>
+            <w:tcW w:w="3572" w:type="dxa"/>
+            <w:tcBorders>
+              <w:top w:val="single" w:sz="4" w:space="0" w:color="D9D9D9"/>
+              <w:left w:val="single" w:sz="4" w:space="0" w:color="D9D9D9"/>
+              <w:bottom w:val="single" w:sz="4" w:space="0" w:color="D9D9D9"/>
+              <w:right w:val="single" w:sz="4" w:space="0" w:color="D9D9D9"/>
+            </w:tcBorders>
+            <w:tcMar>
+              <w:top w:w="70" w:type="dxa"/>
+              <w:left w:w="90" w:type="dxa"/>
+              <w:bottom w:w="70" w:type="dxa"/>
+              <w:right w:w="90" w:type="dxa"/>
+            </w:tcMar>
+            <w:vAlign w:val="center"/>
+          </w:tcPr>
+          <w:p>
+            <w:pPr>
+              <w:spacing w:before="40" w:after="40" w:line="264" w:lineRule="auto"/>
+              <w:ind w:firstLine="0"/>
+              <w:jc w:val="left"/>
+            </w:pPr>
+            <w:r>
+              <w:rPr>
+                <w:sz w:val="24"/>
+              </w:rPr>
+              <w:t>Создание, 201</w:t>
+            </w:r>
+          </w:p>
+        </w:tc>
+      </w:tr>
+      <w:tr>
+        <w:trPr>
+          <w:cantSplit/>
+          <w:jc w:val="center"/>
+        </w:trPr>
+        <w:tc>
+          <w:tcPr>
+            <w:tcW w:w="964" w:type="dxa"/>
+            <w:tcBorders>
+              <w:top w:val="single" w:sz="4" w:space="0" w:color="D9D9D9"/>
+              <w:left w:val="single" w:sz="4" w:space="0" w:color="D9D9D9"/>
+              <w:bottom w:val="single" w:sz="4" w:space="0" w:color="D9D9D9"/>
+              <w:right w:val="single" w:sz="4" w:space="0" w:color="D9D9D9"/>
+            </w:tcBorders>
+            <w:tcMar>
+              <w:top w:w="70" w:type="dxa"/>
+              <w:left w:w="90" w:type="dxa"/>
+              <w:bottom w:w="70" w:type="dxa"/>
+              <w:right w:w="90" w:type="dxa"/>
+            </w:tcMar>
+            <w:vAlign w:val="center"/>
+          </w:tcPr>
+          <w:p>
+            <w:pPr>
+              <w:spacing w:before="40" w:after="40" w:line="264" w:lineRule="auto"/>
+              <w:ind w:firstLine="0"/>
+              <w:jc w:val="left"/>
+            </w:pPr>
+            <w:r>
+              <w:rPr>
+                <w:sz w:val="24"/>
+              </w:rPr>
+              <w:t>PUT</w:t>
+            </w:r>
+          </w:p>
+        </w:tc>
+        <w:tc>
+          <w:tcPr>
+            <w:tcW w:w="4819" w:type="dxa"/>
+            <w:tcBorders>
+              <w:top w:val="single" w:sz="4" w:space="0" w:color="D9D9D9"/>
+              <w:left w:val="single" w:sz="4" w:space="0" w:color="D9D9D9"/>
+              <w:bottom w:val="single" w:sz="4" w:space="0" w:color="D9D9D9"/>
+              <w:right w:val="single" w:sz="4" w:space="0" w:color="D9D9D9"/>
+            </w:tcBorders>
+            <w:tcMar>
+              <w:top w:w="70" w:type="dxa"/>
+              <w:left w:w="90" w:type="dxa"/>
+              <w:bottom w:w="70" w:type="dxa"/>
+              <w:right w:w="90" w:type="dxa"/>
+            </w:tcMar>
+            <w:vAlign w:val="center"/>
+          </w:tcPr>
+          <w:p>
+            <w:pPr>
+              <w:spacing w:before="40" w:after="40" w:line="264" w:lineRule="auto"/>
+              <w:ind w:firstLine="0"/>
+              <w:jc w:val="left"/>
+            </w:pPr>
+            <w:r>
+              <w:rPr>
+                <w:sz w:val="24"/>
+              </w:rPr>
+              <w:t>/api/deliveries/{id}</w:t>
+            </w:r>
+          </w:p>
+        </w:tc>
+        <w:tc>
+          <w:tcPr>
+            <w:tcW w:w="3572" w:type="dxa"/>
+            <w:tcBorders>
+              <w:top w:val="single" w:sz="4" w:space="0" w:color="D9D9D9"/>
+              <w:left w:val="single" w:sz="4" w:space="0" w:color="D9D9D9"/>
+              <w:bottom w:val="single" w:sz="4" w:space="0" w:color="D9D9D9"/>
+              <w:right w:val="single" w:sz="4" w:space="0" w:color="D9D9D9"/>
+            </w:tcBorders>
+            <w:tcMar>
+              <w:top w:w="70" w:type="dxa"/>
+              <w:left w:w="90" w:type="dxa"/>
+              <w:bottom w:w="70" w:type="dxa"/>
+              <w:right w:w="90" w:type="dxa"/>
+            </w:tcMar>
+            <w:vAlign w:val="center"/>
+          </w:tcPr>
+          <w:p>
+            <w:pPr>
+              <w:spacing w:before="40" w:after="40" w:line="264" w:lineRule="auto"/>
+              <w:ind w:firstLine="0"/>
+              <w:jc w:val="left"/>
+            </w:pPr>
+            <w:r>
+              <w:rPr>
+                <w:sz w:val="24"/>
+              </w:rPr>
+              <w:t>Изменение или 409</w:t>
+            </w:r>
+          </w:p>
+        </w:tc>
+      </w:tr>
+      <w:tr>
+        <w:trPr>
+          <w:cantSplit/>
+          <w:jc w:val="center"/>
+        </w:trPr>
+        <w:tc>
+          <w:tcPr>
+            <w:tcW w:w="964" w:type="dxa"/>
+            <w:tcBorders>
+              <w:top w:val="single" w:sz="4" w:space="0" w:color="D9D9D9"/>
+              <w:left w:val="single" w:sz="4" w:space="0" w:color="D9D9D9"/>
+              <w:bottom w:val="single" w:sz="4" w:space="0" w:color="D9D9D9"/>
+              <w:right w:val="single" w:sz="4" w:space="0" w:color="D9D9D9"/>
+            </w:tcBorders>
+            <w:tcMar>
+              <w:top w:w="70" w:type="dxa"/>
+              <w:left w:w="90" w:type="dxa"/>
+              <w:bottom w:w="70" w:type="dxa"/>
+              <w:right w:w="90" w:type="dxa"/>
+            </w:tcMar>
+            <w:vAlign w:val="center"/>
+          </w:tcPr>
+          <w:p>
+            <w:pPr>
+              <w:spacing w:before="40" w:after="40" w:line="264" w:lineRule="auto"/>
+              <w:ind w:firstLine="0"/>
+              <w:jc w:val="left"/>
+            </w:pPr>
+            <w:r>
+              <w:rPr>
+                <w:sz w:val="24"/>
+              </w:rPr>
+              <w:t>DELETE</w:t>
+            </w:r>
+          </w:p>
+        </w:tc>
+        <w:tc>
+          <w:tcPr>
+            <w:tcW w:w="4819" w:type="dxa"/>
+            <w:tcBorders>
+              <w:top w:val="single" w:sz="4" w:space="0" w:color="D9D9D9"/>
+              <w:left w:val="single" w:sz="4" w:space="0" w:color="D9D9D9"/>
+              <w:bottom w:val="single" w:sz="4" w:space="0" w:color="D9D9D9"/>
+              <w:right w:val="single" w:sz="4" w:space="0" w:color="D9D9D9"/>
+            </w:tcBorders>
+            <w:tcMar>
+              <w:top w:w="70" w:type="dxa"/>
+              <w:left w:w="90" w:type="dxa"/>
+              <w:bottom w:w="70" w:type="dxa"/>
+              <w:right w:w="90" w:type="dxa"/>
+            </w:tcMar>
+            <w:vAlign w:val="center"/>
+          </w:tcPr>
+          <w:p>
+            <w:pPr>
+              <w:spacing w:before="40" w:after="40" w:line="264" w:lineRule="auto"/>
+              <w:ind w:firstLine="0"/>
+              <w:jc w:val="left"/>
+            </w:pPr>
+            <w:r>
+              <w:rPr>
+                <w:sz w:val="24"/>
+              </w:rPr>
+              <w:t>/api/deliveries/{id}</w:t>
+            </w:r>
+          </w:p>
+        </w:tc>
+        <w:tc>
+          <w:tcPr>
+            <w:tcW w:w="3572" w:type="dxa"/>
+            <w:tcBorders>
+              <w:top w:val="single" w:sz="4" w:space="0" w:color="D9D9D9"/>
+              <w:left w:val="single" w:sz="4" w:space="0" w:color="D9D9D9"/>
+              <w:bottom w:val="single" w:sz="4" w:space="0" w:color="D9D9D9"/>
+              <w:right w:val="single" w:sz="4" w:space="0" w:color="D9D9D9"/>
+            </w:tcBorders>
+            <w:tcMar>
+              <w:top w:w="70" w:type="dxa"/>
+              <w:left w:w="90" w:type="dxa"/>
+              <w:bottom w:w="70" w:type="dxa"/>
+              <w:right w:w="90" w:type="dxa"/>
+            </w:tcMar>
+            <w:vAlign w:val="center"/>
+          </w:tcPr>
+          <w:p>
+            <w:pPr>
+              <w:spacing w:before="40" w:after="40" w:line="264" w:lineRule="auto"/>
+              <w:ind w:firstLine="0"/>
+              <w:jc w:val="left"/>
+            </w:pPr>
+            <w:r>
+              <w:rPr>
+                <w:sz w:val="24"/>
+              </w:rPr>
+              <w:t>Удаление, 204</w:t>
+            </w:r>
+          </w:p>
+        </w:tc>
+      </w:tr>
+      <w:tr>
+        <w:trPr>
+          <w:cantSplit/>
+          <w:jc w:val="center"/>
+        </w:trPr>
+        <w:tc>
+          <w:tcPr>
+            <w:tcW w:w="964" w:type="dxa"/>
+            <w:tcBorders>
+              <w:top w:val="single" w:sz="4" w:space="0" w:color="D9D9D9"/>
+              <w:left w:val="single" w:sz="4" w:space="0" w:color="D9D9D9"/>
+              <w:bottom w:val="single" w:sz="4" w:space="0" w:color="D9D9D9"/>
+              <w:right w:val="single" w:sz="4" w:space="0" w:color="D9D9D9"/>
+            </w:tcBorders>
+            <w:tcMar>
+              <w:top w:w="70" w:type="dxa"/>
+              <w:left w:w="90" w:type="dxa"/>
+              <w:bottom w:w="70" w:type="dxa"/>
+              <w:right w:w="90" w:type="dxa"/>
+            </w:tcMar>
+            <w:vAlign w:val="center"/>
+          </w:tcPr>
+          <w:p>
+            <w:pPr>
+              <w:spacing w:before="40" w:after="40" w:line="264" w:lineRule="auto"/>
+              <w:ind w:firstLine="0"/>
+              <w:jc w:val="left"/>
+            </w:pPr>
+            <w:r>
+              <w:rPr>
+                <w:sz w:val="24"/>
+              </w:rPr>
+              <w:t>GET</w:t>
+            </w:r>
+          </w:p>
+        </w:tc>
+        <w:tc>
+          <w:tcPr>
+            <w:tcW w:w="4819" w:type="dxa"/>
+            <w:tcBorders>
+              <w:top w:val="single" w:sz="4" w:space="0" w:color="D9D9D9"/>
+              <w:left w:val="single" w:sz="4" w:space="0" w:color="D9D9D9"/>
+              <w:bottom w:val="single" w:sz="4" w:space="0" w:color="D9D9D9"/>
+              <w:right w:val="single" w:sz="4" w:space="0" w:color="D9D9D9"/>
+            </w:tcBorders>
+            <w:tcMar>
+              <w:top w:w="70" w:type="dxa"/>
+              <w:left w:w="90" w:type="dxa"/>
+              <w:bottom w:w="70" w:type="dxa"/>
+              <w:right w:w="90" w:type="dxa"/>
+            </w:tcMar>
+            <w:vAlign w:val="center"/>
+          </w:tcPr>
+          <w:p>
+            <w:pPr>
+              <w:spacing w:before="40" w:after="40" w:line="264" w:lineRule="auto"/>
+              <w:ind w:firstLine="0"/>
+              <w:jc w:val="left"/>
+            </w:pPr>
+            <w:r>
+              <w:rPr>
+                <w:sz w:val="24"/>
+              </w:rPr>
+              <w:t>/api/deliveries/{id}/stream</w:t>
+            </w:r>
+          </w:p>
+        </w:tc>
+        <w:tc>
+          <w:tcPr>
+            <w:tcW w:w="3572" w:type="dxa"/>
+            <w:tcBorders>
+              <w:top w:val="single" w:sz="4" w:space="0" w:color="D9D9D9"/>
+              <w:left w:val="single" w:sz="4" w:space="0" w:color="D9D9D9"/>
+              <w:bottom w:val="single" w:sz="4" w:space="0" w:color="D9D9D9"/>
+              <w:right w:val="single" w:sz="4" w:space="0" w:color="D9D9D9"/>
+            </w:tcBorders>
+            <w:tcMar>
+              <w:top w:w="70" w:type="dxa"/>
+              <w:left w:w="90" w:type="dxa"/>
+              <w:bottom w:w="70" w:type="dxa"/>
+              <w:right w:w="90" w:type="dxa"/>
+            </w:tcMar>
+            <w:vAlign w:val="center"/>
+          </w:tcPr>
+          <w:p>
+            <w:pPr>
+              <w:spacing w:before="40" w:after="40" w:line="264" w:lineRule="auto"/>
+              <w:ind w:firstLine="0"/>
+              <w:jc w:val="left"/>
+            </w:pPr>
+            <w:r>
+              <w:rPr>
+                <w:sz w:val="24"/>
+              </w:rPr>
+              <w:t>SSE</w:t>
+            </w:r>
+          </w:p>
+        </w:tc>
+      </w:tr>
+      <w:tr>
+        <w:trPr>
+          <w:cantSplit/>
+          <w:jc w:val="center"/>
+        </w:trPr>
+        <w:tc>
+          <w:tcPr>
+            <w:tcW w:w="964" w:type="dxa"/>
+            <w:tcBorders>
+              <w:top w:val="single" w:sz="4" w:space="0" w:color="D9D9D9"/>
+              <w:left w:val="single" w:sz="4" w:space="0" w:color="D9D9D9"/>
+              <w:bottom w:val="single" w:sz="4" w:space="0" w:color="D9D9D9"/>
+              <w:right w:val="single" w:sz="4" w:space="0" w:color="D9D9D9"/>
+            </w:tcBorders>
+            <w:tcMar>
+              <w:top w:w="70" w:type="dxa"/>
+              <w:left w:w="90" w:type="dxa"/>
+              <w:bottom w:w="70" w:type="dxa"/>
+              <w:right w:w="90" w:type="dxa"/>
+            </w:tcMar>
+            <w:vAlign w:val="center"/>
+          </w:tcPr>
+          <w:p>
+            <w:pPr>
+              <w:spacing w:before="40" w:after="40" w:line="264" w:lineRule="auto"/>
+              <w:ind w:firstLine="0"/>
+              <w:jc w:val="left"/>
+            </w:pPr>
+            <w:r>
+              <w:rPr>
+                <w:sz w:val="24"/>
+              </w:rPr>
+              <w:t>GET</w:t>
+            </w:r>
+          </w:p>
+        </w:tc>
+        <w:tc>
+          <w:tcPr>
+            <w:tcW w:w="4819" w:type="dxa"/>
+            <w:tcBorders>
+              <w:top w:val="single" w:sz="4" w:space="0" w:color="D9D9D9"/>
+              <w:left w:val="single" w:sz="4" w:space="0" w:color="D9D9D9"/>
+              <w:bottom w:val="single" w:sz="4" w:space="0" w:color="D9D9D9"/>
+              <w:right w:val="single" w:sz="4" w:space="0" w:color="D9D9D9"/>
+            </w:tcBorders>
+            <w:tcMar>
+              <w:top w:w="70" w:type="dxa"/>
+              <w:left w:w="90" w:type="dxa"/>
+              <w:bottom w:w="70" w:type="dxa"/>
+              <w:right w:w="90" w:type="dxa"/>
+            </w:tcMar>
+            <w:vAlign w:val="center"/>
+          </w:tcPr>
+          <w:p>
+            <w:pPr>
+              <w:spacing w:before="40" w:after="40" w:line="264" w:lineRule="auto"/>
+              <w:ind w:firstLine="0"/>
+              <w:jc w:val="left"/>
+            </w:pPr>
+            <w:r>
+              <w:rPr>
+                <w:sz w:val="24"/>
+              </w:rPr>
+              <w:t>/api/deliveries/{id}/order</w:t>
+            </w:r>
+          </w:p>
+        </w:tc>
+        <w:tc>
+          <w:tcPr>
+            <w:tcW w:w="3572" w:type="dxa"/>
+            <w:tcBorders>
+              <w:top w:val="single" w:sz="4" w:space="0" w:color="D9D9D9"/>
+              <w:left w:val="single" w:sz="4" w:space="0" w:color="D9D9D9"/>
+              <w:bottom w:val="single" w:sz="4" w:space="0" w:color="D9D9D9"/>
+              <w:right w:val="single" w:sz="4" w:space="0" w:color="D9D9D9"/>
+            </w:tcBorders>
+            <w:tcMar>
+              <w:top w:w="70" w:type="dxa"/>
+              <w:left w:w="90" w:type="dxa"/>
+              <w:bottom w:w="70" w:type="dxa"/>
+              <w:right w:w="90" w:type="dxa"/>
+            </w:tcMar>
+            <w:vAlign w:val="center"/>
+          </w:tcPr>
+          <w:p>
+            <w:pPr>
+              <w:spacing w:before="40" w:after="40" w:line="264" w:lineRule="auto"/>
+              <w:ind w:firstLine="0"/>
+              <w:jc w:val="left"/>
+            </w:pPr>
+            <w:r>
+              <w:rPr>
+                <w:sz w:val="24"/>
+              </w:rPr>
+              <w:t>WebClient заказа</w:t>
+            </w:r>
+          </w:p>
+        </w:tc>
+      </w:tr>
+    </w:tbl>
+    <w:p/>
+    <w:p>
+      <w:pPr>
+        <w:pStyle w:val="21"/>
+      </w:pPr>
+      <w:bookmarkStart w:id="9" w:name="_Toc242052131"/>
+      <w:r>
+        <w:lastRenderedPageBreak/>
+        <w:t>2.2 Модель и операции CRUD</w:t>
+      </w:r>
+      <w:bookmarkEnd w:id="9"/>
+    </w:p>
+    <w:p>
+      <w:pPr>
+        <w:pStyle w:val="aff9"/>
+      </w:pPr>
+      <w:r>
+        <w:t xml:space="preserve">Delivery повторяет поля RSocket-практики: id, </w:t>
+      </w:r>
+      <w:r>
+        <w:t>orderId, product, address и status. Input описывает тело создания или изменения без серверного id. При создании status принудительно устанавливается CREATED, а не принимается произвольно от клиента. Проверка требует положительный orderId и непустые product</w:t>
+      </w:r>
+      <w:r>
+        <w:t xml:space="preserve"> и address.</w:t>
+      </w:r>
+    </w:p>
+    <w:p>
+      <w:pPr>
+        <w:pStyle w:val="aff9"/>
+      </w:pPr>
+      <w:r>
+        <w:t xml:space="preserve">GET списка создаёт Flux из актуальных значений хранилища, исключает CANCELLED и сортирует по id. GET по id использует find. POST выделяет следующий номер, сохраняет Delivery и публикует событие; ответ имеет 201. PUT проверяет </w:t>
+      </w:r>
+      <w:r>
+        <w:t>разрешённый следующий этап, сравнивает прежнюю запись и публикует обновление. DELETE удаляет объект, завершает его Sink и отвечает 204.</w:t>
+      </w:r>
+    </w:p>
+    <w:p>
+      <w:pPr>
+        <w:pStyle w:val="21"/>
+      </w:pPr>
+      <w:bookmarkStart w:id="10" w:name="_Toc242052132"/>
+      <w:r>
+        <w:t>2.3 Операторы и отсутствие данных</w:t>
+      </w:r>
+      <w:bookmarkEnd w:id="10"/>
+    </w:p>
+    <w:p>
+      <w:pPr>
+        <w:pStyle w:val="aff9"/>
+      </w:pPr>
+      <w:r>
+        <w:t>find использует Mono.defer и Mono.justOrEmpty, чтобы читать карту при подписке, а не з</w:t>
+      </w:r>
+      <w:r>
+        <w:t>аранее. switchIfEmpty заменяет отсутствие значения на ResponseStatusException с 404. В списке используются filter, sort и map; в обновлении и внешнем запросе — flatMap. Для SSE Mono результата поиска преобразуется в Flux через flatMapMany.</w:t>
+      </w:r>
+    </w:p>
+    <w:p>
+      <w:pPr>
+        <w:pStyle w:val="aff9"/>
+      </w:pPr>
+      <w:r>
+        <w:t>Проверка существ</w:t>
+      </w:r>
+      <w:r>
+        <w:t>ования выполняется и перед DELETE, и перед SSE-подпиской. Поэтому неизвестная доставка не превращается в бесконечно открытый пустой поток. Удаление возвращает then(), то есть сигнал завершения без тела. Ошибки ввода и недопустимого перехода выбрасываются в</w:t>
+      </w:r>
+      <w:r>
+        <w:t>нутри fromCallable и превращаются в сигнал onError, который WebFlux отображает в HTTP-код.</w:t>
+      </w:r>
+    </w:p>
+    <w:p>
+      <w:pPr>
+        <w:pStyle w:val="21"/>
+      </w:pPr>
+      <w:bookmarkStart w:id="11" w:name="_Toc242052133"/>
+      <w:r>
+        <w:t>2.4 Контроль этапов доставки</w:t>
+      </w:r>
+      <w:bookmarkEnd w:id="11"/>
+    </w:p>
+    <w:p>
+      <w:pPr>
+        <w:pStyle w:val="aff9"/>
+      </w:pPr>
+      <w:r>
+        <w:t xml:space="preserve">Разрешённая последовательность: CREATED → ACCEPTED → IN_TRANSIT → DELIVERED. CANCELLED допускается из CREATED и </w:t>
+      </w:r>
+      <w:r>
+        <w:lastRenderedPageBreak/>
+        <w:t>ACCEPTED. Обратный перех</w:t>
+      </w:r>
+      <w:r>
+        <w:t>од и пропуск этапа отклоняются с 409 Invalid status transition. Завершённая доставка не может снова стать CREATED.</w:t>
+      </w:r>
+    </w:p>
+    <w:p>
+      <w:pPr>
+        <w:pStyle w:val="aff9"/>
+      </w:pPr>
+      <w:r>
+        <w:t>Проверка data.replace предотвращает одновременную замену уже изменённого объекта. В отличие от сохранения простой последовательной записи, оп</w:t>
+      </w:r>
+      <w:r>
+        <w:t>ерация сравнивает саму прежнюю Delivery. Это защищает конкретный PUT от потери конкурирующего изменения. Согласованность публикации нескольких одновременных событий и обработка результата tryEmitNext не рассматриваются как гарантии надёжного событийного жу</w:t>
+      </w:r>
+      <w:r>
+        <w:t>рнала.</w:t>
+      </w:r>
+    </w:p>
+    <w:p>
+      <w:pPr>
+        <w:pStyle w:val="21"/>
+      </w:pPr>
+      <w:bookmarkStart w:id="12" w:name="_Toc242052134"/>
+      <w:r>
+        <w:t>2.5 Реальный поток изменений и WebClient</w:t>
+      </w:r>
+      <w:bookmarkEnd w:id="12"/>
+    </w:p>
+    <w:p>
+      <w:pPr>
+        <w:pStyle w:val="aff9"/>
+      </w:pPr>
+      <w:r>
+        <w:t>Endpoint /api/deliveries/{id}/stream сначала передаёт текущее состояние, затем события Sink. distinctUntilChanged убирает непосредственно повторяющийся объект, который мог попасть и из текущего состояния, и и</w:t>
+      </w:r>
+      <w:r>
+        <w:t>з replay. Метод map строит ServerSentEvent с JSON Delivery. Отдельный Order Service включён в compose.yaml, поэтому внешний вызов не зависит от заранее запущенного вручную приложения.</w:t>
+      </w:r>
+    </w:p>
+    <w:p>
+      <w:pPr>
+        <w:pStyle w:val="aff9"/>
+      </w:pPr>
+      <w:r>
+        <w:t>Endpoint /api/deliveries/{id}/order получает идентификатор заказа из най</w:t>
+      </w:r>
+      <w:r>
+        <w:t>денной доставки и вызывает /api/orders/{id}. orders.base-url передаётся переменной ORDER_URL. В демонстрации получен заказ 101 со стоимостью 63 200. Поток SSE остаётся односторонним: изменения создаются отдельными PUT-запросами, а клиентская подписка тольк</w:t>
+      </w:r>
+      <w:r>
+        <w:t>о получает события.</w:t>
+      </w:r>
+    </w:p>
+    <w:p>
+      <w:pPr>
+        <w:pStyle w:val="21"/>
+      </w:pPr>
+      <w:bookmarkStart w:id="13" w:name="_Toc242052135"/>
+      <w:r>
+        <w:t>2.6 Практическое сравнение с RSocket</w:t>
+      </w:r>
+      <w:bookmarkEnd w:id="13"/>
+    </w:p>
+    <w:p>
+      <w:pPr>
+        <w:pStyle w:val="aff9"/>
+      </w:pPr>
+      <w:r>
+        <w:t>Для одинаковой доставки одиночному Request-Response практики №4 соответствует GET /api/deliveries/{id} с Mono. Request-Stream соответствует GET /api/deliveries/{id}/stream с Flux SSE. В обоих случаях</w:t>
+      </w:r>
+      <w:r>
+        <w:t xml:space="preserve"> Reactor описывает обработку результата, но на проводе используются разные протоколы: кадры RSocket поверх TCP и HTTP с текстовыми SSE-сообщениями.</w:t>
+      </w:r>
+    </w:p>
+    <w:p>
+      <w:pPr>
+        <w:pStyle w:val="aff9"/>
+      </w:pPr>
+      <w:r>
+        <w:lastRenderedPageBreak/>
+        <w:t xml:space="preserve">В RSocket операция определяется моделью взаимодействия и Payload; в HTTP — методом, URL, </w:t>
+      </w:r>
+      <w:r>
+        <w:t>заголовками и кодом ответа. SSE передаёт только серверный поток, Channel принимает и отправляет потоки в одном взаимодействии. HTTP POST имеет ответ и не становится Fire-and-Forget от того, что клиент не читает тело. Наконец, HTTP SSE можно смотреть curl и</w:t>
+      </w:r>
+      <w:r>
+        <w:t>ли браузерным EventSource, а RSocket требует клиента соответствующего протокола. Эти пять различий также включены в README.</w:t>
+      </w:r>
+    </w:p>
+    <w:p>
+      <w:pPr>
+        <w:pStyle w:val="21"/>
+      </w:pPr>
+      <w:bookmarkStart w:id="14" w:name="_Toc242052136"/>
+      <w:r>
+        <w:t>2.7 Ключевые фрагменты исходного кода</w:t>
+      </w:r>
+      <w:bookmarkEnd w:id="14"/>
+    </w:p>
+    <w:p>
+      <w:pPr>
+        <w:pStyle w:val="aff9"/>
+      </w:pPr>
+      <w:r>
+        <w:t xml:space="preserve">Листинги показывают механизм выполнения основных требований. Полные файлы находятся в проекте </w:t>
+      </w:r>
+      <w:r>
+        <w:t>и доступны по ссылкам под фрагментами. Номера строк относятся к приложенной реализации, а переносы длинных строк служат только для чтения в отчёте.</w:t>
+      </w:r>
+    </w:p>
+    <w:p>
+      <w:pPr>
+        <w:pStyle w:val="affc"/>
+        <w:keepNext/>
+      </w:pPr>
+      <w:r>
+        <w:t>Листинг 1 — Поиск и получение реактивного списка</w:t>
+      </w:r>
+    </w:p>
+    <w:p>
+      <w:pPr>
+        <w:pStyle w:val="aff9"/>
+        <w:keepNext/>
+        <w:spacing w:line="240" w:lineRule="auto"/>
+        <w:ind w:firstLine="0"/>
+        <w:jc w:val="left"/>
+      </w:pPr>
+      <w:r>
+        <w:rPr>
+          <w:rFonts w:ascii="Consolas" w:hAnsi="Consolas"/>
+          <w:sz w:val="19"/>
+        </w:rPr>
+        <w:t xml:space="preserve">    Mono&lt;Delivery&gt; find(long id){return </w:t>
+      </w:r>
+      <w:r>
+        <w:rPr>
+          <w:rFonts w:ascii="Consolas" w:hAnsi="Consolas"/>
+          <w:sz w:val="19"/>
+        </w:rPr>
+        <w:br/>
+        <w:t>Mono.defer(()-&gt;Mon</w:t>
+      </w:r>
+      <w:r>
+        <w:rPr>
+          <w:rFonts w:ascii="Consolas" w:hAnsi="Consolas"/>
+          <w:sz w:val="19"/>
+        </w:rPr>
+        <w:t xml:space="preserve">o.justOrEmpty(data.get(id))).switchIfEmpty(Mono.error(new </w:t>
+      </w:r>
+      <w:r>
+        <w:rPr>
+          <w:rFonts w:ascii="Consolas" w:hAnsi="Consolas"/>
+          <w:sz w:val="19"/>
+        </w:rPr>
+        <w:br/>
+        <w:t>ResponseStatusException(HttpStatus.NOT_FOUND,"Delivery not found")));}</w:t>
+      </w:r>
+    </w:p>
+    <w:p>
+      <w:pPr>
+        <w:pStyle w:val="aff9"/>
+        <w:keepNext/>
+        <w:spacing w:line="240" w:lineRule="auto"/>
+        <w:ind w:firstLine="0"/>
+        <w:jc w:val="left"/>
+      </w:pPr>
+      <w:r>
+        <w:rPr>
+          <w:rFonts w:ascii="Consolas" w:hAnsi="Consolas"/>
+          <w:sz w:val="19"/>
+        </w:rPr>
+        <w:t xml:space="preserve">    void valid(Input i){if(i.orderId()&lt;=0||i.product()==null||i.product().isBlank(</w:t>
+      </w:r>
+      <w:r>
+        <w:rPr>
+          <w:rFonts w:ascii="Consolas" w:hAnsi="Consolas"/>
+          <w:sz w:val="19"/>
+        </w:rPr>
+        <w:br/>
+        <w:t>)||i.address()==null||i.address().isBlank()</w:t>
+      </w:r>
+      <w:r>
+        <w:rPr>
+          <w:rFonts w:ascii="Consolas" w:hAnsi="Consolas"/>
+          <w:sz w:val="19"/>
+        </w:rPr>
+        <w:t xml:space="preserve">)throw new </w:t>
+      </w:r>
+      <w:r>
+        <w:rPr>
+          <w:rFonts w:ascii="Consolas" w:hAnsi="Consolas"/>
+          <w:sz w:val="19"/>
+        </w:rPr>
+        <w:br/>
+        <w:t>ResponseStatusException(HttpStatus.BAD_REQUEST,"Invalid delivery");}</w:t>
+      </w:r>
+    </w:p>
+    <w:p>
+      <w:pPr>
+        <w:pStyle w:val="aff9"/>
+        <w:keepNext/>
+        <w:spacing w:line="240" w:lineRule="auto"/>
+        <w:ind w:firstLine="0"/>
+        <w:jc w:val="left"/>
+      </w:pPr>
+      <w:r>
+        <w:rPr>
+          <w:rFonts w:ascii="Consolas" w:hAnsi="Consolas"/>
+          <w:sz w:val="19"/>
+        </w:rPr>
+        <w:t xml:space="preserve">    @GetMapping public Flux&lt;Delivery&gt; list(){return Flux.defer(()-&gt;Flux.fromIterab</w:t>
+      </w:r>
+      <w:r>
+        <w:rPr>
+          <w:rFonts w:ascii="Consolas" w:hAnsi="Consolas"/>
+          <w:sz w:val="19"/>
+        </w:rPr>
+        <w:br/>
+        <w:t>le(data.values())).filter(d-&gt;!d.status().equals("CANCELLED")).sort(Comparator.comp</w:t>
+      </w:r>
+      <w:r>
+        <w:rPr>
+          <w:rFonts w:ascii="Consolas" w:hAnsi="Consolas"/>
+          <w:sz w:val="19"/>
+        </w:rPr>
+        <w:br/>
+        <w:t>aringLong</w:t>
+      </w:r>
+      <w:r>
+        <w:rPr>
+          <w:rFonts w:ascii="Consolas" w:hAnsi="Consolas"/>
+          <w:sz w:val="19"/>
+        </w:rPr>
+        <w:t>(Delivery::id)).map(d-&gt;d);}</w:t>
+      </w:r>
+    </w:p>
+    <w:p>
+      <w:pPr>
+        <w:pStyle w:val="aff9"/>
+        <w:keepNext/>
+        <w:spacing w:line="240" w:lineRule="auto"/>
+        <w:ind w:firstLine="0"/>
+        <w:jc w:val="left"/>
+      </w:pPr>
+      <w:r>
+        <w:rPr>
+          <w:rFonts w:ascii="Consolas" w:hAnsi="Consolas"/>
+          <w:sz w:val="19"/>
+        </w:rPr>
+        <w:t xml:space="preserve">    @GetMapping("/{id}") public Mono&lt;Delivery&gt; get(@PathVariable long id){return </w:t>
+      </w:r>
+      <w:r>
+        <w:rPr>
+          <w:rFonts w:ascii="Consolas" w:hAnsi="Consolas"/>
+          <w:sz w:val="19"/>
+        </w:rPr>
+        <w:br/>
+        <w:t>find(id);}</w:t>
+      </w:r>
+    </w:p>
+    <w:p>
+      <w:pPr>
+        <w:pStyle w:val="aff9"/>
+        <w:keepNext/>
+      </w:pPr>
+      <w:r>
+        <w:t>Источник листинга: src/main/java/ru/kashpirev/WebFluxApplication.java, строки 26–29. Переносы длинных строк добавлены для размещения на</w:t>
+      </w:r>
+      <w:r>
+        <w:t xml:space="preserve"> странице.</w:t>
+      </w:r>
+    </w:p>
+    <w:p>
+      <w:pPr>
+        <w:pStyle w:val="aff9"/>
+        <w:ind w:firstLine="0"/>
+      </w:pPr>
+      <w:hyperlink r:id="rId9" w:anchor="L26">
+        <w:r>
+          <w:t>Открыть этот фрагмент исходного кода</w:t>
+        </w:r>
+      </w:hyperlink>
+    </w:p>
+    <w:p>
+      <w:pPr>
+        <w:pStyle w:val="affc"/>
+        <w:keepNext/>
+      </w:pPr>
+      <w:r>
+        <w:lastRenderedPageBreak/>
+        <w:t>Листинг 2 — Проверка перехода и конкурирующего из</w:t>
+      </w:r>
+      <w:r>
+        <w:t>менения</w:t>
+      </w:r>
+    </w:p>
+    <w:p>
+      <w:pPr>
+        <w:pStyle w:val="aff9"/>
+        <w:keepNext/>
+        <w:spacing w:line="240" w:lineRule="auto"/>
+        <w:ind w:firstLine="0"/>
+        <w:jc w:val="left"/>
+      </w:pPr>
+      <w:r>
+        <w:rPr>
+          <w:rFonts w:ascii="Consolas" w:hAnsi="Consolas"/>
+          <w:sz w:val="19"/>
+        </w:rPr>
+        <w:t xml:space="preserve">    @PutMapping("/{id}") public Mono&lt;Delivery&gt; update(@PathVariable long </w:t>
+      </w:r>
+      <w:r>
+        <w:rPr>
+          <w:rFonts w:ascii="Consolas" w:hAnsi="Consolas"/>
+          <w:sz w:val="19"/>
+        </w:rPr>
+        <w:br/>
+        <w:t>id,@RequestBody Input input){</w:t>
+      </w:r>
+    </w:p>
+    <w:p>
+      <w:pPr>
+        <w:pStyle w:val="aff9"/>
+        <w:keepNext/>
+        <w:spacing w:line="240" w:lineRule="auto"/>
+        <w:ind w:firstLine="0"/>
+        <w:jc w:val="left"/>
+      </w:pPr>
+      <w:r>
+        <w:rPr>
+          <w:rFonts w:ascii="Consolas" w:hAnsi="Consolas"/>
+          <w:sz w:val="19"/>
+        </w:rPr>
+        <w:t xml:space="preserve">        return find(id).flatMap(old-&gt;Mono.fromCallable(()-&gt;{</w:t>
+      </w:r>
+    </w:p>
+    <w:p>
+      <w:pPr>
+        <w:pStyle w:val="aff9"/>
+        <w:keepNext/>
+        <w:spacing w:line="240" w:lineRule="auto"/>
+        <w:ind w:firstLine="0"/>
+        <w:jc w:val="left"/>
+      </w:pPr>
+      <w:r>
+        <w:rPr>
+          <w:rFonts w:ascii="Consolas" w:hAnsi="Consolas"/>
+          <w:sz w:val="19"/>
+        </w:rPr>
+        <w:t xml:space="preserve">            valid(input);String next=input.status();Map&lt;String,String&gt; transitions</w:t>
+      </w:r>
+      <w:r>
+        <w:rPr>
+          <w:rFonts w:ascii="Consolas" w:hAnsi="Consolas"/>
+          <w:sz w:val="19"/>
+        </w:rPr>
+        <w:br/>
+      </w:r>
+      <w:r>
+        <w:rPr>
+          <w:rFonts w:ascii="Consolas" w:hAnsi="Consolas"/>
+          <w:sz w:val="19"/>
+        </w:rPr>
+        <w:t>=Map.of("CREATED","ACCEPTED","ACCEPTED","IN_TRANSIT","IN_TRANSIT","DELIVERED");</w:t>
+      </w:r>
+    </w:p>
+    <w:p>
+      <w:pPr>
+        <w:pStyle w:val="aff9"/>
+        <w:keepNext/>
+        <w:spacing w:line="240" w:lineRule="auto"/>
+        <w:ind w:firstLine="0"/>
+        <w:jc w:val="left"/>
+      </w:pPr>
+      <w:r>
+        <w:rPr>
+          <w:rFonts w:ascii="Consolas" w:hAnsi="Consolas"/>
+          <w:sz w:val="19"/>
+        </w:rPr>
+        <w:t xml:space="preserve">            if(!Objects.equals(transitions.get(old.status()),next)&amp;&amp;!((old.status(</w:t>
+      </w:r>
+      <w:r>
+        <w:rPr>
+          <w:rFonts w:ascii="Consolas" w:hAnsi="Consolas"/>
+          <w:sz w:val="19"/>
+        </w:rPr>
+        <w:br/>
+        <w:t>).equals("CREATED")||old.status().equals("ACCEPTED"))&amp;&amp;"CANCELLED".equals(next)))t</w:t>
+      </w:r>
+      <w:r>
+        <w:rPr>
+          <w:rFonts w:ascii="Consolas" w:hAnsi="Consolas"/>
+          <w:sz w:val="19"/>
+        </w:rPr>
+        <w:br/>
+        <w:t>hrow new R</w:t>
+      </w:r>
+      <w:r>
+        <w:rPr>
+          <w:rFonts w:ascii="Consolas" w:hAnsi="Consolas"/>
+          <w:sz w:val="19"/>
+        </w:rPr>
+        <w:t>esponseStatusException(HttpStatus.CONFLICT,"Invalid status transition");</w:t>
+      </w:r>
+    </w:p>
+    <w:p>
+      <w:pPr>
+        <w:pStyle w:val="aff9"/>
+        <w:keepNext/>
+        <w:spacing w:line="240" w:lineRule="auto"/>
+        <w:ind w:firstLine="0"/>
+        <w:jc w:val="left"/>
+      </w:pPr>
+      <w:r>
+        <w:rPr>
+          <w:rFonts w:ascii="Consolas" w:hAnsi="Consolas"/>
+          <w:sz w:val="19"/>
+        </w:rPr>
+        <w:t xml:space="preserve">            var d=new </w:t>
+      </w:r>
+      <w:r>
+        <w:rPr>
+          <w:rFonts w:ascii="Consolas" w:hAnsi="Consolas"/>
+          <w:sz w:val="19"/>
+        </w:rPr>
+        <w:br/>
+        <w:t>Delivery(id,input.orderId(),input.product(),input.address(),next);</w:t>
+      </w:r>
+    </w:p>
+    <w:p>
+      <w:pPr>
+        <w:pStyle w:val="aff9"/>
+        <w:keepNext/>
+        <w:spacing w:line="240" w:lineRule="auto"/>
+        <w:ind w:firstLine="0"/>
+        <w:jc w:val="left"/>
+      </w:pPr>
+      <w:r>
+        <w:rPr>
+          <w:rFonts w:ascii="Consolas" w:hAnsi="Consolas"/>
+          <w:sz w:val="19"/>
+        </w:rPr>
+        <w:t xml:space="preserve">            if(!data.replace(id,old,d))throw new </w:t>
+      </w:r>
+      <w:r>
+        <w:rPr>
+          <w:rFonts w:ascii="Consolas" w:hAnsi="Consolas"/>
+          <w:sz w:val="19"/>
+        </w:rPr>
+        <w:br/>
+        <w:t>ResponseStatusException(HttpStatus.CONFLICT</w:t>
+      </w:r>
+      <w:r>
+        <w:rPr>
+          <w:rFonts w:ascii="Consolas" w:hAnsi="Consolas"/>
+          <w:sz w:val="19"/>
+        </w:rPr>
+        <w:t>,"Concurrent update");</w:t>
+      </w:r>
+    </w:p>
+    <w:p>
+      <w:pPr>
+        <w:pStyle w:val="aff9"/>
+        <w:keepNext/>
+        <w:spacing w:line="240" w:lineRule="auto"/>
+        <w:ind w:firstLine="0"/>
+        <w:jc w:val="left"/>
+      </w:pPr>
+      <w:r>
+        <w:rPr>
+          <w:rFonts w:ascii="Consolas" w:hAnsi="Consolas"/>
+          <w:sz w:val="19"/>
+        </w:rPr>
+        <w:t xml:space="preserve">            sink(id).tryEmitNext(d);return d;</w:t>
+      </w:r>
+    </w:p>
+    <w:p>
+      <w:pPr>
+        <w:pStyle w:val="aff9"/>
+        <w:keepNext/>
+        <w:spacing w:line="240" w:lineRule="auto"/>
+        <w:ind w:firstLine="0"/>
+        <w:jc w:val="left"/>
+      </w:pPr>
+      <w:r>
+        <w:rPr>
+          <w:rFonts w:ascii="Consolas" w:hAnsi="Consolas"/>
+          <w:sz w:val="19"/>
+        </w:rPr>
+        <w:t xml:space="preserve">        }));</w:t>
+      </w:r>
+    </w:p>
+    <w:p>
+      <w:pPr>
+        <w:pStyle w:val="aff9"/>
+        <w:keepNext/>
+        <w:spacing w:line="240" w:lineRule="auto"/>
+        <w:ind w:firstLine="0"/>
+        <w:jc w:val="left"/>
+      </w:pPr>
+      <w:r>
+        <w:rPr>
+          <w:rFonts w:ascii="Consolas" w:hAnsi="Consolas"/>
+          <w:sz w:val="19"/>
+        </w:rPr>
+        <w:t xml:space="preserve">    }</w:t>
+      </w:r>
+    </w:p>
+    <w:p>
+      <w:pPr>
+        <w:pStyle w:val="aff9"/>
+        <w:keepNext/>
+      </w:pPr>
+      <w:r>
+        <w:t>Источник листинга: src/main/java/ru/kashpirev/WebFluxApplication.java, строки 31–39. Переносы длинных строк добавлены для размещения на странице.</w:t>
+      </w:r>
+    </w:p>
+    <w:p>
+      <w:pPr>
+        <w:pStyle w:val="aff9"/>
+        <w:ind w:firstLine="0"/>
+      </w:pPr>
+      <w:hyperlink r:id="rId10" w:anchor="L31">
+        <w:r>
+          <w:t>Открыть этот фрагмент исходного кода</w:t>
+        </w:r>
+      </w:hyperlink>
+    </w:p>
+    <w:p>
+      <w:pPr>
+        <w:pStyle w:val="affc"/>
+        <w:keepNext/>
+      </w:pPr>
+      <w:r>
+        <w:t>Листинг 3 — SSE и внешний WebClient</w:t>
+      </w:r>
+    </w:p>
+    <w:p>
+      <w:pPr>
+        <w:pStyle w:val="aff9"/>
+        <w:keepNext/>
+        <w:spacing w:line="240" w:lineRule="auto"/>
+        <w:ind w:firstLine="0"/>
+        <w:jc w:val="left"/>
+      </w:pPr>
+      <w:r>
+        <w:rPr>
+          <w:rFonts w:ascii="Consolas" w:hAnsi="Consolas"/>
+          <w:sz w:val="19"/>
+        </w:rPr>
+        <w:t xml:space="preserve">    @GetMapping(value="/{id}/stream",produces=</w:t>
+      </w:r>
+      <w:r>
+        <w:rPr>
+          <w:rFonts w:ascii="Consolas" w:hAnsi="Consolas"/>
+          <w:sz w:val="19"/>
+        </w:rPr>
+        <w:t>MediaType.TEXT_EVENT_STREAM_VALUE)</w:t>
+      </w:r>
+    </w:p>
+    <w:p>
+      <w:pPr>
+        <w:pStyle w:val="aff9"/>
+        <w:keepNext/>
+        <w:spacing w:line="240" w:lineRule="auto"/>
+        <w:ind w:firstLine="0"/>
+        <w:jc w:val="left"/>
+      </w:pPr>
+      <w:r>
+        <w:rPr>
+          <w:rFonts w:ascii="Consolas" w:hAnsi="Consolas"/>
+          <w:sz w:val="19"/>
+        </w:rPr>
+        <w:t xml:space="preserve">    public Flux&lt;ServerSentEvent&lt;Delivery&gt;&gt; stream(@PathVariable long id){return fi</w:t>
+      </w:r>
+      <w:r>
+        <w:rPr>
+          <w:rFonts w:ascii="Consolas" w:hAnsi="Consolas"/>
+          <w:sz w:val="19"/>
+        </w:rPr>
+        <w:br/>
+        <w:t>nd(id).flatMapMany(first-&gt;Flux.concat(Mono.just(first),sink(id).asFlux()).distinct</w:t>
+      </w:r>
+      <w:r>
+        <w:rPr>
+          <w:rFonts w:ascii="Consolas" w:hAnsi="Consolas"/>
+          <w:sz w:val="19"/>
+        </w:rPr>
+        <w:br/>
+        <w:t>UntilChanged())</w:t>
+      </w:r>
+    </w:p>
+    <w:p>
+      <w:pPr>
+        <w:pStyle w:val="aff9"/>
+        <w:keepNext/>
+        <w:spacing w:line="240" w:lineRule="auto"/>
+        <w:ind w:firstLine="0"/>
+        <w:jc w:val="left"/>
+      </w:pPr>
+      <w:r>
+        <w:rPr>
+          <w:rFonts w:ascii="Consolas" w:hAnsi="Consolas"/>
+          <w:sz w:val="19"/>
+        </w:rPr>
+        <w:t xml:space="preserve">        .map(d-&gt;ServerSentEvent.builder</w:t>
+      </w:r>
+      <w:r>
+        <w:rPr>
+          <w:rFonts w:ascii="Consolas" w:hAnsi="Consolas"/>
+          <w:sz w:val="19"/>
+        </w:rPr>
+        <w:t>(d).id(d.id()+":"+d.status()).event("delive</w:t>
+      </w:r>
+      <w:r>
+        <w:rPr>
+          <w:rFonts w:ascii="Consolas" w:hAnsi="Consolas"/>
+          <w:sz w:val="19"/>
+        </w:rPr>
+        <w:br/>
+        <w:t>ry-status").build());}</w:t>
+      </w:r>
+    </w:p>
+    <w:p>
+      <w:pPr>
+        <w:pStyle w:val="aff9"/>
+        <w:keepNext/>
+        <w:spacing w:line="240" w:lineRule="auto"/>
+        <w:ind w:firstLine="0"/>
+        <w:jc w:val="left"/>
+      </w:pPr>
+      <w:r>
+        <w:rPr>
+          <w:rFonts w:ascii="Consolas" w:hAnsi="Consolas"/>
+          <w:sz w:val="19"/>
+        </w:rPr>
+        <w:t xml:space="preserve">    @GetMapping("/{id}/order") public Mono&lt;Map&gt; order(@PathVariable long </w:t>
+      </w:r>
+      <w:r>
+        <w:rPr>
+          <w:rFonts w:ascii="Consolas" w:hAnsi="Consolas"/>
+          <w:sz w:val="19"/>
+        </w:rPr>
+        <w:br/>
+        <w:t xml:space="preserve">id){return </w:t>
+      </w:r>
+      <w:r>
+        <w:rPr>
+          <w:rFonts w:ascii="Consolas" w:hAnsi="Consolas"/>
+          <w:sz w:val="19"/>
+        </w:rPr>
+        <w:t>find(id).flatMap(d-&gt;orders.get().uri("/api/orders/{id}",d.orderId()).re</w:t>
+      </w:r>
+      <w:r>
+        <w:rPr>
+          <w:rFonts w:ascii="Consolas" w:hAnsi="Consolas"/>
+          <w:sz w:val="19"/>
+        </w:rPr>
+        <w:br/>
+        <w:t>trieve().bodyToMono(Map.class).timeout(Duration.ofSeconds(2)))</w:t>
+      </w:r>
+    </w:p>
+    <w:p>
+      <w:pPr>
+        <w:pStyle w:val="aff9"/>
+        <w:keepNext/>
+        <w:spacing w:line="240" w:lineRule="auto"/>
+        <w:ind w:firstLine="0"/>
+        <w:jc w:val="left"/>
+      </w:pPr>
+      <w:r>
+        <w:rPr>
+          <w:rFonts w:ascii="Consolas" w:hAnsi="Consolas"/>
+          <w:sz w:val="19"/>
+        </w:rPr>
+        <w:t xml:space="preserve">        .onErrorResume(e-&gt; e instanceof </w:t>
+      </w:r>
+      <w:r>
+        <w:rPr>
+          <w:rFonts w:ascii="Consolas" w:hAnsi="Consolas"/>
+          <w:sz w:val="19"/>
+        </w:rPr>
+        <w:br/>
+        <w:t xml:space="preserve">ResponseStatusException?Mono.error(e):Mono.error(new </w:t>
+      </w:r>
+      <w:r>
+        <w:rPr>
+          <w:rFonts w:ascii="Consolas" w:hAnsi="Consolas"/>
+          <w:sz w:val="19"/>
+        </w:rPr>
+        <w:br/>
+        <w:t>ResponseStatusException(Ht</w:t>
+      </w:r>
+      <w:r>
+        <w:rPr>
+          <w:rFonts w:ascii="Consolas" w:hAnsi="Consolas"/>
+          <w:sz w:val="19"/>
+        </w:rPr>
+        <w:t>tpStatus.BAD_GATEWAY,"Order Service unavailable",e)));}</w:t>
+      </w:r>
+    </w:p>
+    <w:p>
+      <w:pPr>
+        <w:pStyle w:val="aff9"/>
+        <w:keepNext/>
+      </w:pPr>
+      <w:r>
+        <w:t>Источник листинга: src/main/java/ru/kashpirev/WebFluxApplication.java, строки 41–45. Переносы длинных строк добавлены для размещения на странице.</w:t>
+      </w:r>
+    </w:p>
+    <w:p>
+      <w:pPr>
+        <w:pStyle w:val="aff9"/>
+        <w:ind w:firstLine="0"/>
+      </w:pPr>
+      <w:hyperlink r:id="rId11" w:anchor="L41">
+        <w:r>
+          <w:t>Открыть этот фрагмент исходного кода</w:t>
+        </w:r>
+      </w:hyperlink>
+    </w:p>
+    <w:p>
+      <w:pPr>
+        <w:pStyle w:val="1"/>
+      </w:pPr>
+      <w:bookmarkStart w:id="15" w:name="_Toc242052137"/>
+      <w:r>
+        <w:lastRenderedPageBreak/>
+        <w:t>3 Запуск и проверка результатов</w:t>
+      </w:r>
+      <w:bookmarkEnd w:id="15"/>
+    </w:p>
+    <w:p>
+      <w:pPr>
+        <w:pStyle w:val="21"/>
+      </w:pPr>
+      <w:bookmarkStart w:id="16" w:name="_Toc242052138"/>
+      <w:r>
+        <w:t>3.1 Подготовка окружения и запуск</w:t>
+      </w:r>
+      <w:bookmarkEnd w:id="16"/>
+    </w:p>
+    <w:p>
+      <w:pPr>
+        <w:pStyle w:val="aff9"/>
+      </w:pPr>
+      <w:r>
+        <w:t xml:space="preserve">Для запуска нужен Docker Desktop с </w:t>
+      </w:r>
+      <w:r>
+        <w:t>Linux-контейнерами. Все необходимые app.jar либо классы включены в проект. Основные Dockerfile используют эти сборки; Maven-исходники и Dockerfile.source позволяют собрать приложение заново.</w:t>
+      </w:r>
+    </w:p>
+    <w:p>
+      <w:pPr>
+        <w:pStyle w:val="aff9"/>
+        <w:spacing w:line="240" w:lineRule="auto"/>
         <w:ind w:firstLine="0"/>
         <w:jc w:val="left"/>
       </w:pPr>
@@ -1457,10 +6157,10 @@
         <w:pStyle w:val="aff9"/>
       </w:pPr>
       <w:r>
-        <w:t xml:space="preserve">Команды выполняются из папки соответствующей практики. Для №2 и №3 требуется Java 21; </w:t>
-      </w:r>
-      <w:r>
-        <w:t>скомпилированные классы и зависимости приложены. Для контейнерных проектов требуется Docker Desktop. Dockerfile использует готовые файлы сборки; пересборка исходного кода выполняется Maven или через Dockerfile.source.</w:t>
+        <w:t>Команды выполняютс</w:t>
+      </w:r>
+      <w:r>
+        <w:t>я из папки соответствующей практики. Первичный запуск контейнеров может потребовать загрузки базовых образов. Фактические результаты ниже сохранены 4 октября 2026 года.</w:t>
       </w:r>
     </w:p>
     <w:p>
@@ -1468,37 +6168,1015 @@
         <w:pStyle w:val="aff9"/>
       </w:pPr>
       <w:r>
-        <w:t>WebClient получил заказ 101 стоимостью</w:t>
-      </w:r>
-      <w:r>
-        <w:t xml:space="preserve"> 63 200 рублей. Последовательные PUT запросы изменили состояние доставки 1, а SSE передал все четыре состояния. Дополнительно проверены POST 201, DELETE 204, GET удалённого и неизвестного объектов 404, обратный переход 409 и некорректный POST 400.</w:t>
+        <w:t xml:space="preserve">Внешний адрес демонстрации — http://localhost:8177. Параметры внутренних адресов и баз </w:t>
+      </w:r>
+      <w:r>
+        <w:t>задаются через окружение Compose. Перед demo.ps1 следует дождаться состояния healthy. В №5 масштабирование задаётся --scale orders=2; остальные сценарии запускаются штатным Compose-файлом проекта.</w:t>
       </w:r>
     </w:p>
     <w:p>
       <w:pPr>
-        <w:pStyle w:val="aff9"/>
-      </w:pPr>
-      <w:r>
-        <w:t>Проверка</w:t>
-      </w:r>
-      <w:r>
-        <w:t xml:space="preserve"> выполнена 4 октября 2026 года. Рисунки ниже являются снимками окна просмотра сохранённых фактических логов. Полный вывод находится в run.log. Потоки SSE дополнительно сохранены в sse.log. Исходные снимки высокого разрешения находятся в screenshots.</w:t>
-      </w:r>
+        <w:pStyle w:val="21"/>
+      </w:pPr>
+      <w:bookmarkStart w:id="17" w:name="_Toc242052139"/>
+      <w:r>
+        <w:t>3.2 Сценарии и ожидаемые результаты</w:t>
+      </w:r>
+      <w:bookmarkEnd w:id="17"/>
     </w:p>
     <w:p>
       <w:pPr>
+        <w:pStyle w:val="affc"/>
+        <w:keepNext/>
+      </w:pPr>
+      <w:r>
+        <w:t>Таблица 4 — Проверки пр</w:t>
+      </w:r>
+      <w:r>
+        <w:t>ограммы</w:t>
+      </w:r>
+    </w:p>
+    <w:tbl>
+      <w:tblPr>
+        <w:tblW w:w="0" w:type="auto"/>
+        <w:jc w:val="center"/>
+        <w:tblLayout w:type="fixed"/>
+        <w:tblLook w:val="04A0" w:firstRow="1" w:lastRow="0" w:firstColumn="1" w:lastColumn="0" w:noHBand="0" w:noVBand="1"/>
+      </w:tblPr>
+      <w:tblGrid>
+        <w:gridCol w:w="2324"/>
+        <w:gridCol w:w="3231"/>
+        <w:gridCol w:w="3798"/>
+      </w:tblGrid>
+      <w:tr>
+        <w:trPr>
+          <w:cantSplit/>
+          <w:tblHeader/>
+          <w:jc w:val="center"/>
+        </w:trPr>
+        <w:tc>
+          <w:tcPr>
+            <w:tcW w:w="2324" w:type="dxa"/>
+            <w:tcBorders>
+              <w:top w:val="single" w:sz="4" w:space="0" w:color="D9D9D9"/>
+              <w:left w:val="single" w:sz="4" w:space="0" w:color="D9D9D9"/>
+              <w:bottom w:val="single" w:sz="4" w:space="0" w:color="D9D9D9"/>
+              <w:right w:val="single" w:sz="4" w:space="0" w:color="D9D9D9"/>
+            </w:tcBorders>
+            <w:shd w:val="clear" w:color="auto" w:fill="EEEEEE"/>
+            <w:tcMar>
+              <w:top w:w="70" w:type="dxa"/>
+              <w:left w:w="90" w:type="dxa"/>
+              <w:bottom w:w="70" w:type="dxa"/>
+              <w:right w:w="90" w:type="dxa"/>
+            </w:tcMar>
+            <w:vAlign w:val="center"/>
+          </w:tcPr>
+          <w:p>
+            <w:pPr>
+              <w:spacing w:before="40" w:after="40" w:line="264" w:lineRule="auto"/>
+              <w:ind w:firstLine="0"/>
+              <w:jc w:val="left"/>
+            </w:pPr>
+            <w:r>
+              <w:rPr>
+                <w:b/>
+                <w:sz w:val="24"/>
+              </w:rPr>
+              <w:t>Проверка</w:t>
+            </w:r>
+          </w:p>
+        </w:tc>
+        <w:tc>
+          <w:tcPr>
+            <w:tcW w:w="3231" w:type="dxa"/>
+            <w:tcBorders>
+              <w:top w:val="single" w:sz="4" w:space="0" w:color="D9D9D9"/>
+              <w:left w:val="single" w:sz="4" w:space="0" w:color="D9D9D9"/>
+              <w:bottom w:val="single" w:sz="4" w:space="0" w:color="D9D9D9"/>
+              <w:right w:val="single" w:sz="4" w:space="0" w:color="D9D9D9"/>
+            </w:tcBorders>
+            <w:shd w:val="clear" w:color="auto" w:fill="EEEEEE"/>
+            <w:tcMar>
+              <w:top w:w="70" w:type="dxa"/>
+              <w:left w:w="90" w:type="dxa"/>
+              <w:bottom w:w="70" w:type="dxa"/>
+              <w:right w:w="90" w:type="dxa"/>
+            </w:tcMar>
+            <w:vAlign w:val="center"/>
+          </w:tcPr>
+          <w:p>
+            <w:pPr>
+              <w:spacing w:before="40" w:after="40" w:line="264" w:lineRule="auto"/>
+              <w:ind w:firstLine="0"/>
+              <w:jc w:val="left"/>
+            </w:pPr>
+            <w:r>
+              <w:rPr>
+                <w:b/>
+                <w:sz w:val="24"/>
+              </w:rPr>
+              <w:t>Действие или данные</w:t>
+            </w:r>
+          </w:p>
+        </w:tc>
+        <w:tc>
+          <w:tcPr>
+            <w:tcW w:w="3798" w:type="dxa"/>
+            <w:tcBorders>
+              <w:top w:val="single" w:sz="4" w:space="0" w:color="D9D9D9"/>
+              <w:left w:val="single" w:sz="4" w:space="0" w:color="D9D9D9"/>
+              <w:bottom w:val="single" w:sz="4" w:space="0" w:color="D9D9D9"/>
+              <w:right w:val="single" w:sz="4" w:space="0" w:color="D9D9D9"/>
+            </w:tcBorders>
+            <w:shd w:val="clear" w:color="auto" w:fill="EEEEEE"/>
+            <w:tcMar>
+              <w:top w:w="70" w:type="dxa"/>
+              <w:left w:w="90" w:type="dxa"/>
+              <w:bottom w:w="70" w:type="dxa"/>
+              <w:right w:w="90" w:type="dxa"/>
+            </w:tcMar>
+            <w:vAlign w:val="center"/>
+          </w:tcPr>
+          <w:p>
+            <w:pPr>
+              <w:spacing w:before="40" w:after="40" w:line="264" w:lineRule="auto"/>
+              <w:ind w:firstLine="0"/>
+              <w:jc w:val="left"/>
+            </w:pPr>
+            <w:r>
+              <w:rPr>
+                <w:b/>
+                <w:sz w:val="24"/>
+              </w:rPr>
+              <w:t>Фактический результат</w:t>
+            </w:r>
+          </w:p>
+        </w:tc>
+      </w:tr>
+      <w:tr>
+        <w:trPr>
+          <w:cantSplit/>
+          <w:jc w:val="center"/>
+        </w:trPr>
+        <w:tc>
+          <w:tcPr>
+            <w:tcW w:w="2324" w:type="dxa"/>
+            <w:tcBorders>
+              <w:top w:val="single" w:sz="4" w:space="0" w:color="D9D9D9"/>
+              <w:left w:val="single" w:sz="4" w:space="0" w:color="D9D9D9"/>
+              <w:bottom w:val="single" w:sz="4" w:space="0" w:color="D9D9D9"/>
+              <w:right w:val="single" w:sz="4" w:space="0" w:color="D9D9D9"/>
+            </w:tcBorders>
+            <w:tcMar>
+              <w:top w:w="70" w:type="dxa"/>
+              <w:left w:w="90" w:type="dxa"/>
+              <w:bottom w:w="70" w:type="dxa"/>
+              <w:right w:w="90" w:type="dxa"/>
+            </w:tcMar>
+            <w:vAlign w:val="center"/>
+          </w:tcPr>
+          <w:p>
+            <w:pPr>
+              <w:spacing w:before="40" w:after="40" w:line="264" w:lineRule="auto"/>
+              <w:ind w:firstLine="0"/>
+              <w:jc w:val="left"/>
+            </w:pPr>
+            <w:r>
+              <w:rPr>
+                <w:sz w:val="24"/>
+              </w:rPr>
+              <w:t>Создание</w:t>
+            </w:r>
+          </w:p>
+        </w:tc>
+        <w:tc>
+          <w:tcPr>
+            <w:tcW w:w="3231" w:type="dxa"/>
+            <w:tcBorders>
+              <w:top w:val="single" w:sz="4" w:space="0" w:color="D9D9D9"/>
+              <w:left w:val="single" w:sz="4" w:space="0" w:color="D9D9D9"/>
+              <w:bottom w:val="single" w:sz="4" w:space="0" w:color="D9D9D9"/>
+              <w:right w:val="single" w:sz="4" w:space="0" w:color="D9D9D9"/>
+            </w:tcBorders>
+            <w:tcMar>
+              <w:top w:w="70" w:type="dxa"/>
+              <w:left w:w="90" w:type="dxa"/>
+              <w:bottom w:w="70" w:type="dxa"/>
+              <w:right w:w="90" w:type="dxa"/>
+            </w:tcMar>
+            <w:vAlign w:val="center"/>
+          </w:tcPr>
+          <w:p>
+            <w:pPr>
+              <w:spacing w:before="40" w:after="40" w:line="264" w:lineRule="auto"/>
+              <w:ind w:firstLine="0"/>
+              <w:jc w:val="left"/>
+            </w:pPr>
+            <w:r>
+              <w:rPr>
+                <w:sz w:val="24"/>
+              </w:rPr>
+              <w:t>POST корректной доставки</w:t>
+            </w:r>
+          </w:p>
+        </w:tc>
+        <w:tc>
+          <w:tcPr>
+            <w:tcW w:w="3798" w:type="dxa"/>
+            <w:tcBorders>
+              <w:top w:val="single" w:sz="4" w:space="0" w:color="D9D9D9"/>
+              <w:left w:val="single" w:sz="4" w:space="0" w:color="D9D9D9"/>
+              <w:bottom w:val="single" w:sz="4" w:space="0" w:color="D9D9D9"/>
+              <w:right w:val="single" w:sz="4" w:space="0" w:color="D9D9D9"/>
+            </w:tcBorders>
+            <w:tcMar>
+              <w:top w:w="70" w:type="dxa"/>
+              <w:left w:w="90" w:type="dxa"/>
+              <w:bottom w:w="70" w:type="dxa"/>
+              <w:right w:w="90" w:type="dxa"/>
+            </w:tcMar>
+            <w:vAlign w:val="center"/>
+          </w:tcPr>
+          <w:p>
+            <w:pPr>
+              <w:spacing w:before="40" w:after="40" w:line="264" w:lineRule="auto"/>
+              <w:ind w:firstLine="0"/>
+              <w:jc w:val="left"/>
+            </w:pPr>
+            <w:r>
+              <w:rPr>
+                <w:sz w:val="24"/>
+              </w:rPr>
+              <w:t>201; новое значение id</w:t>
+            </w:r>
+          </w:p>
+        </w:tc>
+      </w:tr>
+      <w:tr>
+        <w:trPr>
+          <w:cantSplit/>
+          <w:jc w:val="center"/>
+        </w:trPr>
+        <w:tc>
+          <w:tcPr>
+            <w:tcW w:w="2324" w:type="dxa"/>
+            <w:tcBorders>
+              <w:top w:val="single" w:sz="4" w:space="0" w:color="D9D9D9"/>
+              <w:left w:val="single" w:sz="4" w:space="0" w:color="D9D9D9"/>
+              <w:bottom w:val="single" w:sz="4" w:space="0" w:color="D9D9D9"/>
+              <w:right w:val="single" w:sz="4" w:space="0" w:color="D9D9D9"/>
+            </w:tcBorders>
+            <w:tcMar>
+              <w:top w:w="70" w:type="dxa"/>
+              <w:left w:w="90" w:type="dxa"/>
+              <w:bottom w:w="70" w:type="dxa"/>
+              <w:right w:w="90" w:type="dxa"/>
+            </w:tcMar>
+            <w:vAlign w:val="center"/>
+          </w:tcPr>
+          <w:p>
+            <w:pPr>
+              <w:spacing w:before="40" w:after="40" w:line="264" w:lineRule="auto"/>
+              <w:ind w:firstLine="0"/>
+              <w:jc w:val="left"/>
+            </w:pPr>
+            <w:r>
+              <w:rPr>
+                <w:sz w:val="24"/>
+              </w:rPr>
+              <w:t>Чтение и внешний вызов</w:t>
+            </w:r>
+          </w:p>
+        </w:tc>
+        <w:tc>
+          <w:tcPr>
+            <w:tcW w:w="3231" w:type="dxa"/>
+            <w:tcBorders>
+              <w:top w:val="single" w:sz="4" w:space="0" w:color="D9D9D9"/>
+              <w:left w:val="single" w:sz="4" w:space="0" w:color="D9D9D9"/>
+              <w:bottom w:val="single" w:sz="4" w:space="0" w:color="D9D9D9"/>
+              <w:right w:val="single" w:sz="4" w:space="0" w:color="D9D9D9"/>
+            </w:tcBorders>
+            <w:tcMar>
+              <w:top w:w="70" w:type="dxa"/>
+              <w:left w:w="90" w:type="dxa"/>
+              <w:bottom w:w="70" w:type="dxa"/>
+              <w:right w:w="90" w:type="dxa"/>
+            </w:tcMar>
+            <w:vAlign w:val="center"/>
+          </w:tcPr>
+          <w:p>
+            <w:pPr>
+              <w:spacing w:before="40" w:after="40" w:line="264" w:lineRule="auto"/>
+              <w:ind w:firstLine="0"/>
+              <w:jc w:val="left"/>
+            </w:pPr>
+            <w:r>
+              <w:rPr>
+                <w:sz w:val="24"/>
+              </w:rPr>
+              <w:t>GET объекта и /order</w:t>
+            </w:r>
+          </w:p>
+        </w:tc>
+        <w:tc>
+          <w:tcPr>
+            <w:tcW w:w="3798" w:type="dxa"/>
+            <w:tcBorders>
+              <w:top w:val="single" w:sz="4" w:space="0" w:color="D9D9D9"/>
+              <w:left w:val="single" w:sz="4" w:space="0" w:color="D9D9D9"/>
+              <w:bottom w:val="single" w:sz="4" w:space="0" w:color="D9D9D9"/>
+              <w:right w:val="single" w:sz="4" w:space="0" w:color="D9D9D9"/>
+            </w:tcBorders>
+            <w:tcMar>
+              <w:top w:w="70" w:type="dxa"/>
+              <w:left w:w="90" w:type="dxa"/>
+              <w:bottom w:w="70" w:type="dxa"/>
+              <w:right w:w="90" w:type="dxa"/>
+            </w:tcMar>
+            <w:vAlign w:val="center"/>
+          </w:tcPr>
+          <w:p>
+            <w:pPr>
+              <w:spacing w:before="40" w:after="40" w:line="264" w:lineRule="auto"/>
+              <w:ind w:firstLine="0"/>
+              <w:jc w:val="left"/>
+            </w:pPr>
+            <w:r>
+              <w:rPr>
+                <w:sz w:val="24"/>
+              </w:rPr>
+              <w:t>Delivery; заказ 101, сумма 63 200</w:t>
+            </w:r>
+          </w:p>
+        </w:tc>
+      </w:tr>
+      <w:tr>
+        <w:trPr>
+          <w:cantSplit/>
+          <w:jc w:val="center"/>
+        </w:trPr>
+        <w:tc>
+          <w:tcPr>
+            <w:tcW w:w="2324" w:type="dxa"/>
+            <w:tcBorders>
+              <w:top w:val="single" w:sz="4" w:space="0" w:color="D9D9D9"/>
+              <w:left w:val="single" w:sz="4" w:space="0" w:color="D9D9D9"/>
+              <w:bottom w:val="single" w:sz="4" w:space="0" w:color="D9D9D9"/>
+              <w:right w:val="single" w:sz="4" w:space="0" w:color="D9D9D9"/>
+            </w:tcBorders>
+            <w:tcMar>
+              <w:top w:w="70" w:type="dxa"/>
+              <w:left w:w="90" w:type="dxa"/>
+              <w:bottom w:w="70" w:type="dxa"/>
+              <w:right w:w="90" w:type="dxa"/>
+            </w:tcMar>
+            <w:vAlign w:val="center"/>
+          </w:tcPr>
+          <w:p>
+            <w:pPr>
+              <w:spacing w:before="40" w:after="40" w:line="264" w:lineRule="auto"/>
+              <w:ind w:firstLine="0"/>
+              <w:jc w:val="left"/>
+            </w:pPr>
+            <w:r>
+              <w:rPr>
+                <w:sz w:val="24"/>
+              </w:rPr>
+              <w:t>Поток</w:t>
+            </w:r>
+          </w:p>
+        </w:tc>
+        <w:tc>
+          <w:tcPr>
+            <w:tcW w:w="3231" w:type="dxa"/>
+            <w:tcBorders>
+              <w:top w:val="single" w:sz="4" w:space="0" w:color="D9D9D9"/>
+              <w:left w:val="single" w:sz="4" w:space="0" w:color="D9D9D9"/>
+              <w:bottom w:val="single" w:sz="4" w:space="0" w:color="D9D9D9"/>
+              <w:right w:val="single" w:sz="4" w:space="0" w:color="D9D9D9"/>
+            </w:tcBorders>
+            <w:tcMar>
+              <w:top w:w="70" w:type="dxa"/>
+              <w:left w:w="90" w:type="dxa"/>
+              <w:bottom w:w="70" w:type="dxa"/>
+              <w:right w:w="90" w:type="dxa"/>
+            </w:tcMar>
+            <w:vAlign w:val="center"/>
+          </w:tcPr>
+          <w:p>
+            <w:pPr>
+              <w:spacing w:before="40" w:after="40" w:line="264" w:lineRule="auto"/>
+              <w:ind w:firstLine="0"/>
+              <w:jc w:val="left"/>
+            </w:pPr>
+            <w:r>
+              <w:rPr>
+                <w:sz w:val="24"/>
+              </w:rPr>
+              <w:t>Подписка и три последовательных PUT</w:t>
+            </w:r>
+          </w:p>
+        </w:tc>
+        <w:tc>
+          <w:tcPr>
+            <w:tcW w:w="3798" w:type="dxa"/>
+            <w:tcBorders>
+              <w:top w:val="single" w:sz="4" w:space="0" w:color="D9D9D9"/>
+              <w:left w:val="single" w:sz="4" w:space="0" w:color="D9D9D9"/>
+              <w:bottom w:val="single" w:sz="4" w:space="0" w:color="D9D9D9"/>
+              <w:right w:val="single" w:sz="4" w:space="0" w:color="D9D9D9"/>
+            </w:tcBorders>
+            <w:tcMar>
+              <w:top w:w="70" w:type="dxa"/>
+              <w:left w:w="90" w:type="dxa"/>
+              <w:bottom w:w="70" w:type="dxa"/>
+              <w:right w:w="90" w:type="dxa"/>
+            </w:tcMar>
+            <w:vAlign w:val="center"/>
+          </w:tcPr>
+          <w:p>
+            <w:pPr>
+              <w:spacing w:before="40" w:after="40" w:line="264" w:lineRule="auto"/>
+              <w:ind w:firstLine="0"/>
+              <w:jc w:val="left"/>
+            </w:pPr>
+            <w:r>
+              <w:rPr>
+                <w:sz w:val="24"/>
+              </w:rPr>
+              <w:t xml:space="preserve">Все четыре </w:t>
+            </w:r>
+            <w:r>
+              <w:rPr>
+                <w:sz w:val="24"/>
+              </w:rPr>
+              <w:t>состояния в SSE</w:t>
+            </w:r>
+          </w:p>
+        </w:tc>
+      </w:tr>
+      <w:tr>
+        <w:trPr>
+          <w:cantSplit/>
+          <w:jc w:val="center"/>
+        </w:trPr>
+        <w:tc>
+          <w:tcPr>
+            <w:tcW w:w="2324" w:type="dxa"/>
+            <w:tcBorders>
+              <w:top w:val="single" w:sz="4" w:space="0" w:color="D9D9D9"/>
+              <w:left w:val="single" w:sz="4" w:space="0" w:color="D9D9D9"/>
+              <w:bottom w:val="single" w:sz="4" w:space="0" w:color="D9D9D9"/>
+              <w:right w:val="single" w:sz="4" w:space="0" w:color="D9D9D9"/>
+            </w:tcBorders>
+            <w:tcMar>
+              <w:top w:w="70" w:type="dxa"/>
+              <w:left w:w="90" w:type="dxa"/>
+              <w:bottom w:w="70" w:type="dxa"/>
+              <w:right w:w="90" w:type="dxa"/>
+            </w:tcMar>
+            <w:vAlign w:val="center"/>
+          </w:tcPr>
+          <w:p>
+            <w:pPr>
+              <w:spacing w:before="40" w:after="40" w:line="264" w:lineRule="auto"/>
+              <w:ind w:firstLine="0"/>
+              <w:jc w:val="left"/>
+            </w:pPr>
+            <w:r>
+              <w:rPr>
+                <w:sz w:val="24"/>
+              </w:rPr>
+              <w:t>Удаление</w:t>
+            </w:r>
+          </w:p>
+        </w:tc>
+        <w:tc>
+          <w:tcPr>
+            <w:tcW w:w="3231" w:type="dxa"/>
+            <w:tcBorders>
+              <w:top w:val="single" w:sz="4" w:space="0" w:color="D9D9D9"/>
+              <w:left w:val="single" w:sz="4" w:space="0" w:color="D9D9D9"/>
+              <w:bottom w:val="single" w:sz="4" w:space="0" w:color="D9D9D9"/>
+              <w:right w:val="single" w:sz="4" w:space="0" w:color="D9D9D9"/>
+            </w:tcBorders>
+            <w:tcMar>
+              <w:top w:w="70" w:type="dxa"/>
+              <w:left w:w="90" w:type="dxa"/>
+              <w:bottom w:w="70" w:type="dxa"/>
+              <w:right w:w="90" w:type="dxa"/>
+            </w:tcMar>
+            <w:vAlign w:val="center"/>
+          </w:tcPr>
+          <w:p>
+            <w:pPr>
+              <w:spacing w:before="40" w:after="40" w:line="264" w:lineRule="auto"/>
+              <w:ind w:firstLine="0"/>
+              <w:jc w:val="left"/>
+            </w:pPr>
+            <w:r>
+              <w:rPr>
+                <w:sz w:val="24"/>
+              </w:rPr>
+              <w:t>DELETE созданной доставки</w:t>
+            </w:r>
+          </w:p>
+        </w:tc>
+        <w:tc>
+          <w:tcPr>
+            <w:tcW w:w="3798" w:type="dxa"/>
+            <w:tcBorders>
+              <w:top w:val="single" w:sz="4" w:space="0" w:color="D9D9D9"/>
+              <w:left w:val="single" w:sz="4" w:space="0" w:color="D9D9D9"/>
+              <w:bottom w:val="single" w:sz="4" w:space="0" w:color="D9D9D9"/>
+              <w:right w:val="single" w:sz="4" w:space="0" w:color="D9D9D9"/>
+            </w:tcBorders>
+            <w:tcMar>
+              <w:top w:w="70" w:type="dxa"/>
+              <w:left w:w="90" w:type="dxa"/>
+              <w:bottom w:w="70" w:type="dxa"/>
+              <w:right w:w="90" w:type="dxa"/>
+            </w:tcMar>
+            <w:vAlign w:val="center"/>
+          </w:tcPr>
+          <w:p>
+            <w:pPr>
+              <w:spacing w:before="40" w:after="40" w:line="264" w:lineRule="auto"/>
+              <w:ind w:firstLine="0"/>
+              <w:jc w:val="left"/>
+            </w:pPr>
+            <w:r>
+              <w:rPr>
+                <w:sz w:val="24"/>
+              </w:rPr>
+              <w:t>204; последующий GET 404</w:t>
+            </w:r>
+          </w:p>
+        </w:tc>
+      </w:tr>
+      <w:tr>
+        <w:trPr>
+          <w:cantSplit/>
+          <w:jc w:val="center"/>
+        </w:trPr>
+        <w:tc>
+          <w:tcPr>
+            <w:tcW w:w="2324" w:type="dxa"/>
+            <w:tcBorders>
+              <w:top w:val="single" w:sz="4" w:space="0" w:color="D9D9D9"/>
+              <w:left w:val="single" w:sz="4" w:space="0" w:color="D9D9D9"/>
+              <w:bottom w:val="single" w:sz="4" w:space="0" w:color="D9D9D9"/>
+              <w:right w:val="single" w:sz="4" w:space="0" w:color="D9D9D9"/>
+            </w:tcBorders>
+            <w:tcMar>
+              <w:top w:w="70" w:type="dxa"/>
+              <w:left w:w="90" w:type="dxa"/>
+              <w:bottom w:w="70" w:type="dxa"/>
+              <w:right w:w="90" w:type="dxa"/>
+            </w:tcMar>
+            <w:vAlign w:val="center"/>
+          </w:tcPr>
+          <w:p>
+            <w:pPr>
+              <w:spacing w:before="40" w:after="40" w:line="264" w:lineRule="auto"/>
+              <w:ind w:firstLine="0"/>
+              <w:jc w:val="left"/>
+            </w:pPr>
+            <w:r>
+              <w:rPr>
+                <w:sz w:val="24"/>
+              </w:rPr>
+              <w:t>Отсутствующий объект</w:t>
+            </w:r>
+          </w:p>
+        </w:tc>
+        <w:tc>
+          <w:tcPr>
+            <w:tcW w:w="3231" w:type="dxa"/>
+            <w:tcBorders>
+              <w:top w:val="single" w:sz="4" w:space="0" w:color="D9D9D9"/>
+              <w:left w:val="single" w:sz="4" w:space="0" w:color="D9D9D9"/>
+              <w:bottom w:val="single" w:sz="4" w:space="0" w:color="D9D9D9"/>
+              <w:right w:val="single" w:sz="4" w:space="0" w:color="D9D9D9"/>
+            </w:tcBorders>
+            <w:tcMar>
+              <w:top w:w="70" w:type="dxa"/>
+              <w:left w:w="90" w:type="dxa"/>
+              <w:bottom w:w="70" w:type="dxa"/>
+              <w:right w:w="90" w:type="dxa"/>
+            </w:tcMar>
+            <w:vAlign w:val="center"/>
+          </w:tcPr>
+          <w:p>
+            <w:pPr>
+              <w:spacing w:before="40" w:after="40" w:line="264" w:lineRule="auto"/>
+              <w:ind w:firstLine="0"/>
+              <w:jc w:val="left"/>
+            </w:pPr>
+            <w:r>
+              <w:rPr>
+                <w:sz w:val="24"/>
+              </w:rPr>
+              <w:t>GET id 999</w:t>
+            </w:r>
+          </w:p>
+        </w:tc>
+        <w:tc>
+          <w:tcPr>
+            <w:tcW w:w="3798" w:type="dxa"/>
+            <w:tcBorders>
+              <w:top w:val="single" w:sz="4" w:space="0" w:color="D9D9D9"/>
+              <w:left w:val="single" w:sz="4" w:space="0" w:color="D9D9D9"/>
+              <w:bottom w:val="single" w:sz="4" w:space="0" w:color="D9D9D9"/>
+              <w:right w:val="single" w:sz="4" w:space="0" w:color="D9D9D9"/>
+            </w:tcBorders>
+            <w:tcMar>
+              <w:top w:w="70" w:type="dxa"/>
+              <w:left w:w="90" w:type="dxa"/>
+              <w:bottom w:w="70" w:type="dxa"/>
+              <w:right w:w="90" w:type="dxa"/>
+            </w:tcMar>
+            <w:vAlign w:val="center"/>
+          </w:tcPr>
+          <w:p>
+            <w:pPr>
+              <w:spacing w:before="40" w:after="40" w:line="264" w:lineRule="auto"/>
+              <w:ind w:firstLine="0"/>
+              <w:jc w:val="left"/>
+            </w:pPr>
+            <w:r>
+              <w:rPr>
+                <w:sz w:val="24"/>
+              </w:rPr>
+              <w:t>404 Delivery not found</w:t>
+            </w:r>
+          </w:p>
+        </w:tc>
+      </w:tr>
+      <w:tr>
+        <w:trPr>
+          <w:cantSplit/>
+          <w:jc w:val="center"/>
+        </w:trPr>
+        <w:tc>
+          <w:tcPr>
+            <w:tcW w:w="2324" w:type="dxa"/>
+            <w:tcBorders>
+              <w:top w:val="single" w:sz="4" w:space="0" w:color="D9D9D9"/>
+              <w:left w:val="single" w:sz="4" w:space="0" w:color="D9D9D9"/>
+              <w:bottom w:val="single" w:sz="4" w:space="0" w:color="D9D9D9"/>
+              <w:right w:val="single" w:sz="4" w:space="0" w:color="D9D9D9"/>
+            </w:tcBorders>
+            <w:tcMar>
+              <w:top w:w="70" w:type="dxa"/>
+              <w:left w:w="90" w:type="dxa"/>
+              <w:bottom w:w="70" w:type="dxa"/>
+              <w:right w:w="90" w:type="dxa"/>
+            </w:tcMar>
+            <w:vAlign w:val="center"/>
+          </w:tcPr>
+          <w:p>
+            <w:pPr>
+              <w:spacing w:before="40" w:after="40" w:line="264" w:lineRule="auto"/>
+              <w:ind w:firstLine="0"/>
+              <w:jc w:val="left"/>
+            </w:pPr>
+            <w:r>
+              <w:rPr>
+                <w:sz w:val="24"/>
+              </w:rPr>
+              <w:t>Обратный переход</w:t>
+            </w:r>
+          </w:p>
+        </w:tc>
+        <w:tc>
+          <w:tcPr>
+            <w:tcW w:w="3231" w:type="dxa"/>
+            <w:tcBorders>
+              <w:top w:val="single" w:sz="4" w:space="0" w:color="D9D9D9"/>
+              <w:left w:val="single" w:sz="4" w:space="0" w:color="D9D9D9"/>
+              <w:bottom w:val="single" w:sz="4" w:space="0" w:color="D9D9D9"/>
+              <w:right w:val="single" w:sz="4" w:space="0" w:color="D9D9D9"/>
+            </w:tcBorders>
+            <w:tcMar>
+              <w:top w:w="70" w:type="dxa"/>
+              <w:left w:w="90" w:type="dxa"/>
+              <w:bottom w:w="70" w:type="dxa"/>
+              <w:right w:w="90" w:type="dxa"/>
+            </w:tcMar>
+            <w:vAlign w:val="center"/>
+          </w:tcPr>
+          <w:p>
+            <w:pPr>
+              <w:spacing w:before="40" w:after="40" w:line="264" w:lineRule="auto"/>
+              <w:ind w:firstLine="0"/>
+              <w:jc w:val="left"/>
+            </w:pPr>
+            <w:r>
+              <w:rPr>
+                <w:sz w:val="24"/>
+              </w:rPr>
+              <w:t>DELIVERED → CREATED</w:t>
+            </w:r>
+          </w:p>
+        </w:tc>
+        <w:tc>
+          <w:tcPr>
+            <w:tcW w:w="3798" w:type="dxa"/>
+            <w:tcBorders>
+              <w:top w:val="single" w:sz="4" w:space="0" w:color="D9D9D9"/>
+              <w:left w:val="single" w:sz="4" w:space="0" w:color="D9D9D9"/>
+              <w:bottom w:val="single" w:sz="4" w:space="0" w:color="D9D9D9"/>
+              <w:right w:val="single" w:sz="4" w:space="0" w:color="D9D9D9"/>
+            </w:tcBorders>
+            <w:tcMar>
+              <w:top w:w="70" w:type="dxa"/>
+              <w:left w:w="90" w:type="dxa"/>
+              <w:bottom w:w="70" w:type="dxa"/>
+              <w:right w:w="90" w:type="dxa"/>
+            </w:tcMar>
+            <w:vAlign w:val="center"/>
+          </w:tcPr>
+          <w:p>
+            <w:pPr>
+              <w:spacing w:before="40" w:after="40" w:line="264" w:lineRule="auto"/>
+              <w:ind w:firstLine="0"/>
+              <w:jc w:val="left"/>
+            </w:pPr>
+            <w:r>
+              <w:rPr>
+                <w:sz w:val="24"/>
+              </w:rPr>
+              <w:t>409 Invalid status transition</w:t>
+            </w:r>
+          </w:p>
+        </w:tc>
+      </w:tr>
+      <w:tr>
+        <w:trPr>
+          <w:cantSplit/>
+          <w:jc w:val="center"/>
+        </w:trPr>
+        <w:tc>
+          <w:tcPr>
+            <w:tcW w:w="2324" w:type="dxa"/>
+            <w:tcBorders>
+              <w:top w:val="single" w:sz="4" w:space="0" w:color="D9D9D9"/>
+              <w:left w:val="single" w:sz="4" w:space="0" w:color="D9D9D9"/>
+              <w:bottom w:val="single" w:sz="4" w:space="0" w:color="D9D9D9"/>
+              <w:right w:val="single" w:sz="4" w:space="0" w:color="D9D9D9"/>
+            </w:tcBorders>
+            <w:tcMar>
+              <w:top w:w="70" w:type="dxa"/>
+              <w:left w:w="90" w:type="dxa"/>
+              <w:bottom w:w="70" w:type="dxa"/>
+              <w:right w:w="90" w:type="dxa"/>
+            </w:tcMar>
+            <w:vAlign w:val="center"/>
+          </w:tcPr>
+          <w:p>
+            <w:pPr>
+              <w:spacing w:before="40" w:after="40" w:line="264" w:lineRule="auto"/>
+              <w:ind w:firstLine="0"/>
+              <w:jc w:val="left"/>
+            </w:pPr>
+            <w:r>
+              <w:rPr>
+                <w:sz w:val="24"/>
+              </w:rPr>
+              <w:lastRenderedPageBreak/>
+              <w:t>Ошибка ввода</w:t>
+            </w:r>
+          </w:p>
+        </w:tc>
+        <w:tc>
+          <w:tcPr>
+            <w:tcW w:w="3231" w:type="dxa"/>
+            <w:tcBorders>
+              <w:top w:val="single" w:sz="4" w:space="0" w:color="D9D9D9"/>
+              <w:left w:val="single" w:sz="4" w:space="0" w:color="D9D9D9"/>
+              <w:bottom w:val="single" w:sz="4" w:space="0" w:color="D9D9D9"/>
+              <w:right w:val="single" w:sz="4" w:space="0" w:color="D9D9D9"/>
+            </w:tcBorders>
+            <w:tcMar>
+              <w:top w:w="70" w:type="dxa"/>
+              <w:left w:w="90" w:type="dxa"/>
+              <w:bottom w:w="70" w:type="dxa"/>
+              <w:right w:w="90" w:type="dxa"/>
+            </w:tcMar>
+            <w:vAlign w:val="center"/>
+          </w:tcPr>
+          <w:p>
+            <w:pPr>
+              <w:spacing w:before="40" w:after="40" w:line="264" w:lineRule="auto"/>
+              <w:ind w:firstLine="0"/>
+              <w:jc w:val="left"/>
+            </w:pPr>
+            <w:r>
+              <w:rPr>
+                <w:sz w:val="24"/>
+              </w:rPr>
+              <w:t>Некорректный POST</w:t>
+            </w:r>
+          </w:p>
+        </w:tc>
+        <w:tc>
+          <w:tcPr>
+            <w:tcW w:w="3798" w:type="dxa"/>
+            <w:tcBorders>
+              <w:top w:val="single" w:sz="4" w:space="0" w:color="D9D9D9"/>
+              <w:left w:val="single" w:sz="4" w:space="0" w:color="D9D9D9"/>
+              <w:bottom w:val="single" w:sz="4" w:space="0" w:color="D9D9D9"/>
+              <w:right w:val="single" w:sz="4" w:space="0" w:color="D9D9D9"/>
+            </w:tcBorders>
+            <w:tcMar>
+              <w:top w:w="70" w:type="dxa"/>
+              <w:left w:w="90" w:type="dxa"/>
+              <w:bottom w:w="70" w:type="dxa"/>
+              <w:right w:w="90" w:type="dxa"/>
+            </w:tcMar>
+            <w:vAlign w:val="center"/>
+          </w:tcPr>
+          <w:p>
+            <w:pPr>
+              <w:spacing w:before="40" w:after="40" w:line="264" w:lineRule="auto"/>
+              <w:ind w:firstLine="0"/>
+              <w:jc w:val="left"/>
+            </w:pPr>
+            <w:r>
+              <w:rPr>
+                <w:sz w:val="24"/>
+              </w:rPr>
+              <w:t xml:space="preserve">400 Invalid </w:t>
+            </w:r>
+            <w:r>
+              <w:rPr>
+                <w:sz w:val="24"/>
+              </w:rPr>
+              <w:t>delivery</w:t>
+            </w:r>
+          </w:p>
+        </w:tc>
+      </w:tr>
+      <w:tr>
+        <w:trPr>
+          <w:cantSplit/>
+          <w:jc w:val="center"/>
+        </w:trPr>
+        <w:tc>
+          <w:tcPr>
+            <w:tcW w:w="2324" w:type="dxa"/>
+            <w:tcBorders>
+              <w:top w:val="single" w:sz="4" w:space="0" w:color="D9D9D9"/>
+              <w:left w:val="single" w:sz="4" w:space="0" w:color="D9D9D9"/>
+              <w:bottom w:val="single" w:sz="4" w:space="0" w:color="D9D9D9"/>
+              <w:right w:val="single" w:sz="4" w:space="0" w:color="D9D9D9"/>
+            </w:tcBorders>
+            <w:tcMar>
+              <w:top w:w="70" w:type="dxa"/>
+              <w:left w:w="90" w:type="dxa"/>
+              <w:bottom w:w="70" w:type="dxa"/>
+              <w:right w:w="90" w:type="dxa"/>
+            </w:tcMar>
+            <w:vAlign w:val="center"/>
+          </w:tcPr>
+          <w:p>
+            <w:pPr>
+              <w:spacing w:before="40" w:after="40" w:line="264" w:lineRule="auto"/>
+              <w:ind w:firstLine="0"/>
+              <w:jc w:val="left"/>
+            </w:pPr>
+            <w:r>
+              <w:rPr>
+                <w:sz w:val="24"/>
+              </w:rPr>
+              <w:t>Повторная демонстрация</w:t>
+            </w:r>
+          </w:p>
+        </w:tc>
+        <w:tc>
+          <w:tcPr>
+            <w:tcW w:w="3231" w:type="dxa"/>
+            <w:tcBorders>
+              <w:top w:val="single" w:sz="4" w:space="0" w:color="D9D9D9"/>
+              <w:left w:val="single" w:sz="4" w:space="0" w:color="D9D9D9"/>
+              <w:bottom w:val="single" w:sz="4" w:space="0" w:color="D9D9D9"/>
+              <w:right w:val="single" w:sz="4" w:space="0" w:color="D9D9D9"/>
+            </w:tcBorders>
+            <w:tcMar>
+              <w:top w:w="70" w:type="dxa"/>
+              <w:left w:w="90" w:type="dxa"/>
+              <w:bottom w:w="70" w:type="dxa"/>
+              <w:right w:w="90" w:type="dxa"/>
+            </w:tcMar>
+            <w:vAlign w:val="center"/>
+          </w:tcPr>
+          <w:p>
+            <w:pPr>
+              <w:spacing w:before="40" w:after="40" w:line="264" w:lineRule="auto"/>
+              <w:ind w:firstLine="0"/>
+              <w:jc w:val="left"/>
+            </w:pPr>
+            <w:r>
+              <w:rPr>
+                <w:sz w:val="24"/>
+              </w:rPr>
+              <w:t>Новая доставка на каждый запуск</w:t>
+            </w:r>
+          </w:p>
+        </w:tc>
+        <w:tc>
+          <w:tcPr>
+            <w:tcW w:w="3798" w:type="dxa"/>
+            <w:tcBorders>
+              <w:top w:val="single" w:sz="4" w:space="0" w:color="D9D9D9"/>
+              <w:left w:val="single" w:sz="4" w:space="0" w:color="D9D9D9"/>
+              <w:bottom w:val="single" w:sz="4" w:space="0" w:color="D9D9D9"/>
+              <w:right w:val="single" w:sz="4" w:space="0" w:color="D9D9D9"/>
+            </w:tcBorders>
+            <w:tcMar>
+              <w:top w:w="70" w:type="dxa"/>
+              <w:left w:w="90" w:type="dxa"/>
+              <w:bottom w:w="70" w:type="dxa"/>
+              <w:right w:w="90" w:type="dxa"/>
+            </w:tcMar>
+            <w:vAlign w:val="center"/>
+          </w:tcPr>
+          <w:p>
+            <w:pPr>
+              <w:spacing w:before="40" w:after="40" w:line="264" w:lineRule="auto"/>
+              <w:ind w:firstLine="0"/>
+              <w:jc w:val="left"/>
+            </w:pPr>
+            <w:r>
+              <w:rPr>
+                <w:sz w:val="24"/>
+              </w:rPr>
+              <w:t>repeat-demo.log; sse-latest.log</w:t>
+            </w:r>
+          </w:p>
+        </w:tc>
+      </w:tr>
+    </w:tbl>
+    <w:p/>
+    <w:p>
+      <w:pPr>
+        <w:pStyle w:val="aff9"/>
+      </w:pPr>
+      <w:r>
+        <w:t>В исходном прогоне SSE сохранены CREATED, ACCEPTED, IN_TRANSIT и DELIVERED, соответствующие реальным HTTP-изменениям. Дополнительный verification.log содержи</w:t>
+      </w:r>
+      <w:r>
+        <w:t>т конкретные коды 201, 204, 404, 409 и 400. Это проверяет не только чтение положительного примера, но и создание, удаление, отсутствие данных и недопустимые значения.</w:t>
+      </w:r>
+    </w:p>
+    <w:p>
+      <w:pPr>
+        <w:pStyle w:val="aff9"/>
+      </w:pPr>
+      <w:r>
+        <w:t>demo.ps1 создаёт новый объект при каждом запуске, поскольку начальная доставка после перв</w:t>
+      </w:r>
+      <w:r>
+        <w:t>ого сценария уже находится в конечном состоянии. Поток повторного запуска записывается в sse-latest.log, а исходный sse.log сохраняется. Такая организация предотвращает ошибку повторного перевода DELIVERED в ACCEPTED при демонстрации и позволяет отделить и</w:t>
+      </w:r>
+      <w:r>
+        <w:t>сходный протокол от последующих проверок.</w:t>
+      </w:r>
+    </w:p>
+    <w:p>
+      <w:pPr>
         <w:pStyle w:val="21"/>
+      </w:pPr>
+      <w:bookmarkStart w:id="18" w:name="_Toc242052140"/>
+      <w:r>
+        <w:t>3.3 Скриншоты выполнения</w:t>
+      </w:r>
+      <w:bookmarkEnd w:id="18"/>
+    </w:p>
+    <w:p>
+      <w:pPr>
+        <w:pStyle w:val="aff9"/>
+      </w:pPr>
+      <w:r>
+        <w:t>Рисунки показывают окно просмотра фактических сохранённых протоколов выполненного приложения. Полные журналы и оригинальные изображения находятся в проекте.</w:t>
+      </w:r>
+    </w:p>
+    <w:p>
+      <w:pPr>
+        <w:pStyle w:val="aff9"/>
+        <w:keepNext/>
         <w:pageBreakBefore/>
       </w:pPr>
-      <w:bookmarkStart w:id="4" w:name="_Toc242034038"/>
       <w:r>
         <w:lastRenderedPageBreak/>
-        <w:t>2.1 Ре</w:t>
-      </w:r>
-      <w:r>
-        <w:t>зультаты выполнения</w:t>
-      </w:r>
-      <w:bookmarkEnd w:id="4"/>
+        <w:t>Обычный GET возвращает Delivery,</w:t>
+      </w:r>
+      <w:r>
+        <w:t xml:space="preserve"> а внешний WebClient-вызов — заказ 101. Эти операции используют HTTP и Mono.</w:t>
+      </w:r>
     </w:p>
     <w:p>
       <w:pPr>
@@ -1512,7 +7190,7 @@
           <w:noProof/>
         </w:rPr>
         <w:drawing>
-          <wp:inline distT="0" distB="0" distL="0" distR="0" wp14:anchorId="13ED317D" wp14:editId="0D90493A">
+          <wp:inline distT="0" distB="0" distL="0" distR="0" wp14:anchorId="26AA510A" wp14:editId="6EF3A9C6">
             <wp:extent cx="5940000" cy="3940529"/>
             <wp:effectExtent l="0" t="0" r="0" b="0"/>
             <wp:docPr id="3" name="Picture 3"/>
@@ -1527,7 +7205,7 @@
                     <pic:cNvPicPr/>
                   </pic:nvPicPr>
                   <pic:blipFill>
-                    <a:blip r:embed="rId9"/>
+                    <a:blip r:embed="rId12"/>
                     <a:stretch>
                       <a:fillRect/>
                     </a:stretch>
@@ -1559,14 +7237,15 @@
     <w:p>
       <w:pPr>
         <w:pStyle w:val="aff9"/>
-      </w:pPr>
-      <w:r>
-        <w:t>Фрагмент протокола подтверждает описанный сценарий. Полный исходный вывод сохранён рядом с кодом.</w:t>
-      </w:r>
-    </w:p>
-    <w:p>
-      <w:r>
-        <w:br w:type="page"/>
+        <w:keepNext/>
+        <w:pageBreakBefore/>
+      </w:pPr>
+      <w:r>
+        <w:lastRenderedPageBreak/>
+        <w:t xml:space="preserve">Поток содержит четыре состояния, опубликованные реальными PUT-запросами. event, id и data показывают формат </w:t>
+      </w:r>
+      <w:r>
+        <w:t>text/event-stream.</w:t>
       </w:r>
     </w:p>
     <w:p>
@@ -1580,9 +7259,8 @@
         <w:rPr>
           <w:noProof/>
         </w:rPr>
-        <w:lastRenderedPageBreak/>
         <w:drawing>
-          <wp:inline distT="0" distB="0" distL="0" distR="0" wp14:anchorId="7355EE1D" wp14:editId="429CC9A4">
+          <wp:inline distT="0" distB="0" distL="0" distR="0" wp14:anchorId="14C4F32A" wp14:editId="62B14AD4">
             <wp:extent cx="5940000" cy="3940529"/>
             <wp:effectExtent l="0" t="0" r="0" b="0"/>
             <wp:docPr id="4" name="Picture 4"/>
@@ -1597,7 +7275,7 @@
                     <pic:cNvPicPr/>
                   </pic:nvPicPr>
                   <pic:blipFill>
-                    <a:blip r:embed="rId10"/>
+                    <a:blip r:embed="rId13"/>
                     <a:stretch>
                       <a:fillRect/>
                     </a:stretch>
@@ -1629,17 +7307,12 @@
     <w:p>
       <w:pPr>
         <w:pStyle w:val="aff9"/>
-      </w:pPr>
-      <w:r>
-        <w:t>Фрагмент протокола подтверждает описанный сценарий.</w:t>
-      </w:r>
-      <w:r>
-        <w:t xml:space="preserve"> Полный исходный вывод сохранён рядом с кодом.</w:t>
-      </w:r>
-    </w:p>
-    <w:p>
-      <w:r>
-        <w:br w:type="page"/>
+        <w:keepNext/>
+        <w:pageBreakBefore/>
+      </w:pPr>
+      <w:r>
+        <w:lastRenderedPageBreak/>
+        <w:t>Проверены создание и удаление, отсутствие объекта, обратный переход и неправильный ввод. Коды 201, 204, 404, 409 и 400 имеют разные причины.</w:t>
       </w:r>
     </w:p>
     <w:p>
@@ -1653,9 +7326,8 @@
         <w:rPr>
           <w:noProof/>
         </w:rPr>
-        <w:lastRenderedPageBreak/>
         <w:drawing>
-          <wp:inline distT="0" distB="0" distL="0" distR="0" wp14:anchorId="13F08334" wp14:editId="0CE62794">
+          <wp:inline distT="0" distB="0" distL="0" distR="0" wp14:anchorId="4690862D" wp14:editId="31783A0D">
             <wp:extent cx="5940000" cy="3940529"/>
             <wp:effectExtent l="0" t="0" r="0" b="0"/>
             <wp:docPr id="5" name="Picture 5"/>
@@ -1670,7 +7342,7 @@
                     <pic:cNvPicPr/>
                   </pic:nvPicPr>
                   <pic:blipFill>
-                    <a:blip r:embed="rId11"/>
+                    <a:blip r:embed="rId14"/>
                     <a:stretch>
                       <a:fillRect/>
                     </a:stretch>
@@ -1701,32 +7373,59 @@
     </w:p>
     <w:p>
       <w:pPr>
-        <w:pStyle w:val="aff9"/>
-      </w:pPr>
-      <w:r>
-        <w:t>Фрагмент протокола подтверждает описанный сценарий. Полный исходный вывод сохранён рядом с кодом.</w:t>
-      </w:r>
+        <w:pStyle w:val="21"/>
+      </w:pPr>
+      <w:bookmarkStart w:id="19" w:name="_Toc242052141"/>
+      <w:r>
+        <w:t>3.4 Ограниче</w:t>
+      </w:r>
+      <w:r>
+        <w:t>ния реализации</w:t>
+      </w:r>
+      <w:bookmarkEnd w:id="19"/>
     </w:p>
     <w:p>
       <w:pPr>
-        <w:pStyle w:val="1"/>
-      </w:pPr>
-      <w:bookmarkStart w:id="5" w:name="_Toc242034039"/>
-      <w:r>
-        <w:lastRenderedPageBreak/>
-        <w:t>3 Прохождение BootcampLabs</w:t>
-      </w:r>
-      <w:bookmarkEnd w:id="5"/>
+        <w:pStyle w:val="aff9"/>
+      </w:pPr>
+      <w:r>
+        <w:t xml:space="preserve">Хранилище оперативное: после перезапуска данные и replay теряются. Sink ограничивает историю, но не предоставляет полноценное восстановление по Last-Event-ID. SSE не является двусторонним каналом и не гарантирует получение каждого изменения </w:t>
+      </w:r>
+      <w:r>
+        <w:t>после разрыва соединения.</w:t>
+      </w:r>
     </w:p>
     <w:p>
       <w:pPr>
+        <w:pStyle w:val="1"/>
+      </w:pPr>
+      <w:bookmarkStart w:id="20" w:name="_Toc242052142"/>
+      <w:r>
+        <w:lastRenderedPageBreak/>
+        <w:t>4 Связь с личным BootcampLabs</w:t>
+      </w:r>
+      <w:bookmarkEnd w:id="20"/>
+    </w:p>
+    <w:p>
+      <w:pPr>
         <w:pStyle w:val="aff9"/>
       </w:pPr>
       <w:r>
-        <w:t>Связь с курсом: Текущий прогресс BootcampLab</w:t>
-      </w:r>
-      <w:r>
-        <w:t>s. Общий прогресс личного курса составляет 100 процентов; соответствующие модули отмечены как завершённые. На страницах могут оставаться необязательные задания, которые не требуются для достигнутого уровня.</w:t>
+        <w:t>Связь с курсом: Текущий прогресс BootcampLabs. В проекте используются аналогичные сущности и сценарии, без переноса чужого backend или базы данных. Для №2–4 это поставщики, товар, стоимость и представ</w:t>
+      </w:r>
+      <w:r>
+        <w:t>ление заказа; для №5–8 — заказ, доставка, участники и изменение состояния.</w:t>
+      </w:r>
+    </w:p>
+    <w:p>
+      <w:pPr>
+        <w:pStyle w:val="aff9"/>
+      </w:pPr>
+      <w:r>
+        <w:t>Снимки получены из личного курса Кашпирева Михаила Дмитриевича. Общий прогресс курса составляет 100 процентов. Завершение модуля определяется отметкой курса и выполнением обязательн</w:t>
+      </w:r>
+      <w:r>
+        <w:t>ых заданий целевого уровня; отдельные необязательные задания могут оставаться незапущенными.</w:t>
       </w:r>
     </w:p>
     <w:p>
@@ -1741,7 +7440,7 @@
           <w:noProof/>
         </w:rPr>
         <w:drawing>
-          <wp:inline distT="0" distB="0" distL="0" distR="0" wp14:anchorId="74890964" wp14:editId="483A3D1C">
+          <wp:inline distT="0" distB="0" distL="0" distR="0" wp14:anchorId="6C57C60F" wp14:editId="7E561645">
             <wp:extent cx="5940000" cy="3015375"/>
             <wp:effectExtent l="0" t="0" r="0" b="0"/>
             <wp:docPr id="6" name="Picture 6"/>
@@ -1756,7 +7455,7 @@
                     <pic:cNvPicPr/>
                   </pic:nvPicPr>
                   <pic:blipFill>
-                    <a:blip r:embed="rId12"/>
+                    <a:blip r:embed="rId15"/>
                     <a:stretch>
                       <a:fillRect/>
                     </a:stretch>
@@ -1790,19 +7489,22 @@
         <w:pStyle w:val="1"/>
         <w:jc w:val="center"/>
       </w:pPr>
-      <w:bookmarkStart w:id="6" w:name="_Toc242034040"/>
+      <w:bookmarkStart w:id="21" w:name="_Toc242052143"/>
       <w:r>
         <w:lastRenderedPageBreak/>
         <w:t>ЗАКЛЮЧЕНИЕ</w:t>
       </w:r>
-      <w:bookmarkEnd w:id="6"/>
+      <w:bookmarkEnd w:id="21"/>
     </w:p>
     <w:p>
       <w:pPr>
         <w:pStyle w:val="aff9"/>
       </w:pPr>
       <w:r>
-        <w:t>HTTP CRUD, внешний реактивный вызов и постепенный поток SSE проверены запуском. Общие Mono и Flux не делают WebFlux и RSocket одинаковыми: различаются протокол, формат обмена и модели взаимодействия.</w:t>
+        <w:t xml:space="preserve">HTTP CRUD, внешний реактивный вызов и постепенный поток SSE проверены запуском. Общие Mono и Flux не делают WebFlux и </w:t>
+      </w:r>
+      <w:r>
+        <w:t>RSocket одинаковыми: различаются протокол, формат обмена и модели взаимодействия.</w:t>
       </w:r>
     </w:p>
     <w:p>
@@ -1810,14 +7512,114 @@
         <w:pStyle w:val="aff9"/>
       </w:pPr>
       <w:r>
-        <w:t>Материалы проекта находятся в каталоге practi</w:t>
-      </w:r>
-      <w:r>
-        <w:t>ce-07-webflux. Исходники размещены в src или в каталогах отдельных сервисов; инструкции — в README.md. Отчёт относится к приложенному архиву практики 7.</w:t>
+        <w:t>Сопоставление с таблицей требований показывает, где реализованы обязательные функции и какими результатами они подтверждены. В отчёт включены выбранная модель данных, ключевы</w:t>
+      </w:r>
+      <w:r>
+        <w:t>е листинги, порядок запуска и разбор проверок. Приложенные журналы позволяют проверить числовые значения и последовательность операций независимо от кратких подписей рисунков.</w:t>
+      </w:r>
+    </w:p>
+    <w:p>
+      <w:pPr>
+        <w:pStyle w:val="aff9"/>
+      </w:pPr>
+      <w:r>
+        <w:t>Хранилище оперативное: после перезапуска данные и replay теряются. Sink ограничи</w:t>
+      </w:r>
+      <w:r>
+        <w:t>вает историю, но не предоставляет полноценное восстановление по Last-Event-ID. SSE не является двусторонним каналом и не гарантирует получение каждого изменения после разрыва соединения.</w:t>
+      </w:r>
+    </w:p>
+    <w:p>
+      <w:pPr>
+        <w:pStyle w:val="aff9"/>
+      </w:pPr>
+      <w:r>
+        <w:t>Исходный код и материалы практики находятся в собственном публичном р</w:t>
+      </w:r>
+      <w:r>
+        <w:t>епозитории, папка practice-07-webflux. DOCX приложен и в общей папке отчётов, и в архиве соответствующей работы.</w:t>
+      </w:r>
+    </w:p>
+    <w:p>
+      <w:pPr>
+        <w:pStyle w:val="aff9"/>
+        <w:ind w:firstLine="0"/>
+      </w:pPr>
+      <w:hyperlink r:id="rId16">
+        <w:r>
+          <w:t>https://github.com/MikhailBOBR/PiRKSP_2_Kashpirev</w:t>
+        </w:r>
+      </w:hyperlink>
+    </w:p>
+    <w:p>
+      <w:pPr>
+        <w:pStyle w:val="1"/>
+        <w:jc w:val="center"/>
+      </w:pPr>
+      <w:bookmarkStart w:id="22" w:name="_Toc242052144"/>
+      <w:r>
+        <w:lastRenderedPageBreak/>
+        <w:t>ИСТОЧНИКИ И МАТЕРИАЛЫ</w:t>
+      </w:r>
+      <w:bookmarkEnd w:id="22"/>
+    </w:p>
+    <w:p>
+      <w:pPr>
+        <w:pStyle w:val="aff9"/>
+      </w:pPr>
+      <w:r>
+        <w:t>1.</w:t>
+      </w:r>
+      <w:r>
+        <w:t xml:space="preserve"> Условия практических работ №2–8 — приложенный файл Задания.txt.</w:t>
+      </w:r>
+    </w:p>
+    <w:p>
+      <w:pPr>
+        <w:pStyle w:val="aff9"/>
+        <w:ind w:firstLine="0"/>
+      </w:pPr>
+      <w:hyperlink r:id="rId17">
+        <w:r>
+          <w:t>2. Собственный проект и фактические журналы</w:t>
+        </w:r>
+      </w:hyperlink>
+    </w:p>
+    <w:p>
+      <w:pPr>
+        <w:pStyle w:val="aff9"/>
+        <w:ind w:firstLine="0"/>
+      </w:pPr>
+      <w:hyperlink r:id="rId18">
+        <w:r>
+          <w:t>3. Spring WebFlux Reference</w:t>
+        </w:r>
+      </w:hyperlink>
+    </w:p>
+    <w:p>
+      <w:pPr>
+        <w:pStyle w:val="aff9"/>
+        <w:ind w:firstLine="0"/>
+      </w:pPr>
+      <w:hyperlink r:id="rId19">
+        <w:r>
+          <w:t>4. Project Reactor Reference</w:t>
+        </w:r>
+      </w:hyperlink>
+    </w:p>
+    <w:p>
+      <w:pPr>
+        <w:pStyle w:val="aff9"/>
+      </w:pPr>
+      <w:r>
+        <w:t xml:space="preserve">Версии библиотек для повторной сборки заданы в pom.xml. Указанные справочные материалы </w:t>
+      </w:r>
+      <w:r>
+        <w:t>поясняют API; фактические результаты работы подтверждаются журналами и рисунками собственного проекта.</w:t>
       </w:r>
     </w:p>
     <w:sectPr>
-      <w:footerReference w:type="default" r:id="rId13"/>
+      <w:footerReference w:type="default" r:id="rId20"/>
       <w:pgSz w:w="11906" w:h="16838"/>
       <w:pgMar w:top="1134" w:right="850" w:bottom="1134" w:left="1701" w:header="720" w:footer="720" w:gutter="0"/>
       <w:cols w:space="720"/>
